--- a/output/课程PPT内容解析.docx
+++ b/output/课程PPT内容解析.docx
@@ -4,46 +4,3357 @@
   <w:body>
     <w:p>
       <w:pPr>
-        <w:pStyle w:val="2"/>
-        <w:bidi w:val="0"/>
-        <w:jc w:val="center"/>
-        <w:rPr>
-          <w:rFonts w:hint="default"/>
-          <w:lang w:val="en-US" w:eastAsia="zh-CN"/>
-        </w:rPr>
-      </w:pPr>
+        <w:widowControl w:val="0"/>
+        <w:numPr>
+          <w:numId w:val="0"/>
+        </w:numPr>
+        <w:tabs>
+          <w:tab w:val="left" w:pos="3553"/>
+        </w:tabs>
+        <w:ind w:leftChars="0"/>
+        <w:jc w:val="both"/>
+        <w:rPr>
+          <w:rFonts w:hint="default"/>
+          <w:lang w:val="en-US" w:eastAsia="zh-CN"/>
+        </w:rPr>
+      </w:pPr>
+      <w:r>
+        <w:rPr>
+          <w:rStyle w:val="6"/>
+          <w:rFonts w:hint="default"/>
+          <w:lang w:val="en-US" w:eastAsia="zh-CN"/>
+        </w:rPr>
+        <w:t># AI 编码训练营｜逐页课堂讲稿</w:t>
+      </w:r>
       <w:r>
         <w:rPr>
           <w:rFonts w:hint="eastAsia"/>
           <w:lang w:val="en-US" w:eastAsia="zh-CN"/>
         </w:rPr>
-        <w:t>PPT内容解析</w:t>
-      </w:r>
+        <w:tab/>
+      </w:r>
+    </w:p>
+    <w:p>
+      <w:pPr>
+        <w:widowControl w:val="0"/>
+        <w:numPr>
+          <w:numId w:val="0"/>
+        </w:numPr>
+        <w:ind w:leftChars="0"/>
+        <w:jc w:val="both"/>
+        <w:rPr>
+          <w:rFonts w:hint="default"/>
+          <w:lang w:val="en-US" w:eastAsia="zh-CN"/>
+        </w:rPr>
+      </w:pPr>
     </w:p>
     <w:p>
       <w:pPr>
         <w:pStyle w:val="3"/>
         <w:bidi w:val="0"/>
         <w:rPr>
+          <w:rFonts w:hint="default"/>
+          <w:lang w:val="en-US" w:eastAsia="zh-CN"/>
+        </w:rPr>
+      </w:pPr>
+      <w:r>
+        <w:rPr>
+          <w:rFonts w:hint="default"/>
+          <w:lang w:val="en-US" w:eastAsia="zh-CN"/>
+        </w:rPr>
+        <w:t>## 第 1 页｜AI 编码训练营</w:t>
+      </w:r>
+    </w:p>
+    <w:p>
+      <w:pPr>
+        <w:widowControl w:val="0"/>
+        <w:numPr>
+          <w:numId w:val="0"/>
+        </w:numPr>
+        <w:ind w:leftChars="0"/>
+        <w:jc w:val="both"/>
+        <w:rPr>
+          <w:rFonts w:hint="default"/>
+          <w:lang w:val="en-US" w:eastAsia="zh-CN"/>
+        </w:rPr>
+      </w:pPr>
+      <w:r>
+        <w:rPr>
+          <w:rFonts w:hint="default"/>
+          <w:lang w:val="en-US" w:eastAsia="zh-CN"/>
+        </w:rPr>
+        <w:t>首先麻烦大家签一下到吧，谢谢～</w:t>
+      </w:r>
+    </w:p>
+    <w:p>
+      <w:pPr>
+        <w:widowControl w:val="0"/>
+        <w:numPr>
+          <w:numId w:val="0"/>
+        </w:numPr>
+        <w:ind w:leftChars="0"/>
+        <w:jc w:val="both"/>
+        <w:rPr>
+          <w:rFonts w:hint="default"/>
+          <w:lang w:val="en-US" w:eastAsia="zh-CN"/>
+        </w:rPr>
+      </w:pPr>
+    </w:p>
+    <w:p>
+      <w:pPr>
+        <w:widowControl w:val="0"/>
+        <w:numPr>
+          <w:numId w:val="0"/>
+        </w:numPr>
+        <w:ind w:leftChars="0"/>
+        <w:jc w:val="both"/>
+        <w:rPr>
+          <w:rFonts w:hint="default"/>
+          <w:lang w:val="en-US" w:eastAsia="zh-CN"/>
+        </w:rPr>
+      </w:pPr>
+      <w:r>
+        <w:rPr>
+          <w:rFonts w:hint="default"/>
+          <w:lang w:val="en-US" w:eastAsia="zh-CN"/>
+        </w:rPr>
+        <w:t>大家好，很荣幸能跟参加此次AI编码训练营，跟大家分享一些AI使用经验。</w:t>
+      </w:r>
+    </w:p>
+    <w:p>
+      <w:pPr>
+        <w:widowControl w:val="0"/>
+        <w:numPr>
+          <w:numId w:val="0"/>
+        </w:numPr>
+        <w:ind w:leftChars="0"/>
+        <w:jc w:val="both"/>
+        <w:rPr>
+          <w:rFonts w:hint="default"/>
+          <w:lang w:val="en-US" w:eastAsia="zh-CN"/>
+        </w:rPr>
+      </w:pPr>
+      <w:r>
+        <w:rPr>
+          <w:rFonts w:hint="default"/>
+          <w:lang w:val="en-US" w:eastAsia="zh-CN"/>
+        </w:rPr>
+        <w:t>我跟大家是同一年来，或者早来一年，所以也不是什么专家大佬，分享的内容也只是我的个人理解和经验，并不是完全正确的理论或者必须遵循的方法。所以欢迎大家在这个过程中分享自己的想法，有问题也可以直接提出来。</w:t>
+      </w:r>
+    </w:p>
+    <w:p>
+      <w:pPr>
+        <w:widowControl w:val="0"/>
+        <w:numPr>
+          <w:numId w:val="0"/>
+        </w:numPr>
+        <w:ind w:leftChars="0"/>
+        <w:jc w:val="both"/>
+        <w:rPr>
+          <w:rFonts w:hint="default"/>
+          <w:lang w:val="en-US" w:eastAsia="zh-CN"/>
+        </w:rPr>
+      </w:pPr>
+    </w:p>
+    <w:p>
+      <w:pPr>
+        <w:widowControl w:val="0"/>
+        <w:numPr>
+          <w:numId w:val="0"/>
+        </w:numPr>
+        <w:ind w:leftChars="0"/>
+        <w:jc w:val="both"/>
+        <w:rPr>
+          <w:rFonts w:hint="default"/>
+          <w:lang w:val="en-US" w:eastAsia="zh-CN"/>
+        </w:rPr>
+      </w:pPr>
+      <w:r>
+        <w:rPr>
+          <w:rFonts w:hint="default"/>
+          <w:lang w:val="en-US" w:eastAsia="zh-CN"/>
+        </w:rPr>
+        <w:t>那我们就开始吧。</w:t>
+      </w:r>
+    </w:p>
+    <w:p>
+      <w:pPr>
+        <w:widowControl w:val="0"/>
+        <w:numPr>
+          <w:numId w:val="0"/>
+        </w:numPr>
+        <w:ind w:leftChars="0"/>
+        <w:jc w:val="both"/>
+        <w:rPr>
+          <w:rFonts w:hint="default"/>
+          <w:lang w:val="en-US" w:eastAsia="zh-CN"/>
+        </w:rPr>
+      </w:pPr>
+      <w:r>
+        <w:rPr>
+          <w:rFonts w:hint="default"/>
+          <w:lang w:val="en-US" w:eastAsia="zh-CN"/>
+        </w:rPr>
+        <w:t>这次AI编码训练营我主要分成了两个部分</w:t>
+      </w:r>
+      <w:r>
+        <w:rPr>
           <w:rFonts w:hint="eastAsia"/>
           <w:lang w:val="en-US" w:eastAsia="zh-CN"/>
         </w:rPr>
-      </w:pPr>
+        <w:t>：AI Agent介绍和一个简单实践</w:t>
+      </w:r>
+      <w:r>
+        <w:rPr>
+          <w:rFonts w:hint="default"/>
+          <w:lang w:val="en-US" w:eastAsia="zh-CN"/>
+        </w:rPr>
+        <w:t>。</w:t>
+      </w:r>
+    </w:p>
+    <w:p>
+      <w:pPr>
+        <w:widowControl w:val="0"/>
+        <w:numPr>
+          <w:numId w:val="0"/>
+        </w:numPr>
+        <w:ind w:leftChars="0"/>
+        <w:jc w:val="both"/>
+        <w:rPr>
+          <w:rFonts w:hint="default"/>
+          <w:lang w:val="en-US" w:eastAsia="zh-CN"/>
+        </w:rPr>
+      </w:pPr>
+      <w:r>
+        <w:rPr>
+          <w:rFonts w:hint="default"/>
+          <w:lang w:val="en-US" w:eastAsia="zh-CN"/>
+        </w:rPr>
+        <w:t>为了用好AI Agent，那我们首先要对Agent有一些基础的了解</w:t>
+      </w:r>
       <w:r>
         <w:rPr>
           <w:rFonts w:hint="eastAsia"/>
           <w:lang w:val="en-US" w:eastAsia="zh-CN"/>
         </w:rPr>
-        <w:t>第一页内容：</w:t>
-      </w:r>
-    </w:p>
-    <w:p>
-      <w:pPr>
+        <w:t>；接下来</w:t>
+      </w:r>
+      <w:r>
+        <w:rPr>
+          <w:rFonts w:hint="default"/>
+          <w:lang w:val="en-US" w:eastAsia="zh-CN"/>
+        </w:rPr>
+        <w:t>，我们理论结合实践，</w:t>
+      </w:r>
+      <w:r>
+        <w:rPr>
+          <w:rFonts w:hint="eastAsia"/>
+          <w:lang w:val="en-US" w:eastAsia="zh-CN"/>
+        </w:rPr>
+        <w:t>用AI</w:t>
+      </w:r>
+      <w:r>
+        <w:rPr>
+          <w:rFonts w:hint="default"/>
+          <w:lang w:val="en-US" w:eastAsia="zh-CN"/>
+        </w:rPr>
+        <w:t>做一个简单的小项目（实现一个精简版的ls）。</w:t>
+      </w:r>
+    </w:p>
+    <w:p>
+      <w:pPr>
+        <w:widowControl w:val="0"/>
+        <w:numPr>
+          <w:numId w:val="0"/>
+        </w:numPr>
+        <w:ind w:leftChars="0"/>
+        <w:jc w:val="both"/>
+        <w:rPr>
+          <w:rFonts w:hint="default"/>
+          <w:lang w:val="en-US" w:eastAsia="zh-CN"/>
+        </w:rPr>
+      </w:pPr>
+    </w:p>
+    <w:p>
+      <w:pPr>
+        <w:pStyle w:val="3"/>
+        <w:bidi w:val="0"/>
+        <w:rPr>
+          <w:rFonts w:hint="default"/>
+          <w:lang w:val="en-US" w:eastAsia="zh-CN"/>
+        </w:rPr>
+      </w:pPr>
+      <w:r>
+        <w:rPr>
+          <w:rFonts w:hint="default"/>
+          <w:lang w:val="en-US" w:eastAsia="zh-CN"/>
+        </w:rPr>
+        <w:t>## 第 2 页｜AI 编码 Agent 的发展脉络</w:t>
+      </w:r>
+    </w:p>
+    <w:p>
+      <w:pPr>
+        <w:widowControl w:val="0"/>
+        <w:numPr>
+          <w:numId w:val="0"/>
+        </w:numPr>
+        <w:ind w:leftChars="0"/>
+        <w:jc w:val="both"/>
+        <w:rPr>
+          <w:rFonts w:hint="eastAsia"/>
+          <w:lang w:val="en-US" w:eastAsia="zh-CN"/>
+        </w:rPr>
+      </w:pPr>
+      <w:r>
+        <w:rPr>
+          <w:rFonts w:hint="default"/>
+          <w:lang w:val="en-US" w:eastAsia="zh-CN"/>
+        </w:rPr>
+        <w:t>首先我们回顾一下AI最近几年的发展吧</w:t>
+      </w:r>
+      <w:r>
+        <w:rPr>
+          <w:rFonts w:hint="eastAsia"/>
+          <w:lang w:val="en-US" w:eastAsia="zh-CN"/>
+        </w:rPr>
+        <w:t>：</w:t>
+      </w:r>
+    </w:p>
+    <w:p>
+      <w:pPr>
+        <w:widowControl w:val="0"/>
+        <w:numPr>
+          <w:numId w:val="0"/>
+        </w:numPr>
+        <w:ind w:leftChars="0" w:firstLine="420" w:firstLineChars="0"/>
+        <w:jc w:val="both"/>
+        <w:rPr>
+          <w:rFonts w:hint="default"/>
+          <w:lang w:val="en-US" w:eastAsia="zh-CN"/>
+        </w:rPr>
+      </w:pPr>
+      <w:r>
+        <w:rPr>
+          <w:rFonts w:hint="eastAsia"/>
+          <w:lang w:val="en-US" w:eastAsia="zh-CN"/>
+        </w:rPr>
+        <w:t>早期</w:t>
+      </w:r>
+      <w:r>
+        <w:rPr>
+          <w:rFonts w:hint="default"/>
+          <w:lang w:val="en-US" w:eastAsia="zh-CN"/>
+        </w:rPr>
+        <w:t>第一个阶段，主要是模型的架构设计和预训练，然后是规模化和少量样本训练，这两个阶段还没有一个大众化的产品出现，所以我们可能并不熟悉。</w:t>
+      </w:r>
+    </w:p>
+    <w:p>
+      <w:pPr>
+        <w:widowControl w:val="0"/>
+        <w:numPr>
+          <w:numId w:val="0"/>
+        </w:numPr>
+        <w:ind w:leftChars="0"/>
+        <w:jc w:val="both"/>
+        <w:rPr>
+          <w:rFonts w:hint="default"/>
+          <w:lang w:val="en-US" w:eastAsia="zh-CN"/>
+        </w:rPr>
+      </w:pPr>
+    </w:p>
+    <w:p>
+      <w:pPr>
+        <w:widowControl w:val="0"/>
+        <w:numPr>
+          <w:numId w:val="0"/>
+        </w:numPr>
+        <w:ind w:leftChars="0" w:firstLine="420" w:firstLineChars="0"/>
+        <w:jc w:val="both"/>
+        <w:rPr>
+          <w:rFonts w:hint="default"/>
+          <w:lang w:val="en-US" w:eastAsia="zh-CN"/>
+        </w:rPr>
+      </w:pPr>
+      <w:r>
+        <w:rPr>
+          <w:rFonts w:hint="default"/>
+          <w:lang w:val="en-US" w:eastAsia="zh-CN"/>
+        </w:rPr>
+        <w:t>2022年ChatGPT横空出世，我记得当时是我读研一，第一次用感觉确实很惊艳，从此开启了大AI时代，国内也逐渐出现了文心一言、通义千问等各种国产AI；豆包的出现也是让AI进入更广泛的大众视野了。</w:t>
+      </w:r>
+    </w:p>
+    <w:p>
+      <w:pPr>
+        <w:widowControl w:val="0"/>
+        <w:numPr>
+          <w:numId w:val="0"/>
+        </w:numPr>
+        <w:ind w:leftChars="0"/>
+        <w:jc w:val="both"/>
+        <w:rPr>
+          <w:rFonts w:hint="default"/>
+          <w:lang w:val="en-US" w:eastAsia="zh-CN"/>
+        </w:rPr>
+      </w:pPr>
+      <w:r>
+        <w:rPr>
+          <w:rFonts w:hint="default"/>
+          <w:lang w:val="en-US" w:eastAsia="zh-CN"/>
+        </w:rPr>
+        <w:t>但是这个阶段AI的最常用用法还是在网页上跟他对话，我一问，他一答，约等于一个更好用的维基百科。而且这个时候AI他是没有联网搜索能力的，幻觉率也非常高，当时写论文让他查文献，10篇有8篇可能都找不到。</w:t>
+      </w:r>
+    </w:p>
+    <w:p>
+      <w:pPr>
+        <w:widowControl w:val="0"/>
+        <w:numPr>
+          <w:numId w:val="0"/>
+        </w:numPr>
+        <w:ind w:leftChars="0" w:firstLine="420" w:firstLineChars="0"/>
+        <w:jc w:val="both"/>
+        <w:rPr>
+          <w:rFonts w:hint="default"/>
+          <w:lang w:val="en-US" w:eastAsia="zh-CN"/>
+        </w:rPr>
+      </w:pPr>
+      <w:r>
+        <w:rPr>
+          <w:rFonts w:hint="default"/>
+          <w:lang w:val="en-US" w:eastAsia="zh-CN"/>
+        </w:rPr>
+        <w:t>后来继续发展，</w:t>
+      </w:r>
+      <w:r>
+        <w:rPr>
+          <w:rFonts w:hint="eastAsia"/>
+          <w:lang w:val="en-US" w:eastAsia="zh-CN"/>
+        </w:rPr>
+        <w:t>AI</w:t>
+      </w:r>
+      <w:r>
+        <w:rPr>
+          <w:rFonts w:hint="default"/>
+          <w:lang w:val="en-US" w:eastAsia="zh-CN"/>
+        </w:rPr>
+        <w:t>具有了RAG和工具调用能力，大模型能够联网搜索，调用一些基本的工具解决问题，使用体验上有了优化；</w:t>
+      </w:r>
+    </w:p>
+    <w:p>
+      <w:pPr>
+        <w:widowControl w:val="0"/>
+        <w:numPr>
+          <w:numId w:val="0"/>
+        </w:numPr>
+        <w:ind w:leftChars="0" w:firstLine="420" w:firstLineChars="0"/>
+        <w:jc w:val="both"/>
+        <w:rPr>
+          <w:rFonts w:hint="default"/>
+          <w:lang w:val="en-US" w:eastAsia="zh-CN"/>
+        </w:rPr>
+      </w:pPr>
+      <w:r>
+        <w:rPr>
+          <w:rFonts w:hint="default"/>
+          <w:lang w:val="en-US" w:eastAsia="zh-CN"/>
+        </w:rPr>
+        <w:t>2024年也是具有里程碑意义的一年，GPT-01、DeepSeek-R1 模型，让大模型有了思考能力，不再只是猜字，具有了一定的复杂任务处理能力。</w:t>
+      </w:r>
+    </w:p>
+    <w:p>
+      <w:pPr>
+        <w:widowControl w:val="0"/>
+        <w:numPr>
+          <w:numId w:val="0"/>
+        </w:numPr>
+        <w:ind w:leftChars="0" w:firstLine="420" w:firstLineChars="0"/>
+        <w:jc w:val="both"/>
+        <w:rPr>
+          <w:rFonts w:hint="default"/>
+          <w:lang w:val="en-US" w:eastAsia="zh-CN"/>
+        </w:rPr>
+      </w:pPr>
+      <w:r>
+        <w:rPr>
+          <w:rFonts w:hint="default"/>
+          <w:lang w:val="en-US" w:eastAsia="zh-CN"/>
+        </w:rPr>
+        <w:t>2024年到现在，逐渐还出现了产品化的Agent</w:t>
+      </w:r>
+      <w:r>
+        <w:rPr>
+          <w:rFonts w:hint="eastAsia"/>
+          <w:lang w:val="en-US" w:eastAsia="zh-CN"/>
+        </w:rPr>
+        <w:t>；</w:t>
+      </w:r>
+      <w:r>
+        <w:rPr>
+          <w:rFonts w:hint="default"/>
+          <w:lang w:val="en-US" w:eastAsia="zh-CN"/>
+        </w:rPr>
+        <w:t>从早期的Copliot、Cursor，到现在的Claude Code、Codex；国内的DeepSeek Harness、Zcode等等；这个阶段让我明显感觉到AI确实能提高生产力，但前提是有一个好用的大模型和足够的Token。</w:t>
+      </w:r>
+    </w:p>
+    <w:p>
+      <w:pPr>
+        <w:widowControl w:val="0"/>
+        <w:numPr>
+          <w:numId w:val="0"/>
+        </w:numPr>
+        <w:ind w:leftChars="0" w:firstLine="420" w:firstLineChars="0"/>
+        <w:jc w:val="both"/>
+        <w:rPr>
+          <w:rFonts w:hint="default"/>
+          <w:lang w:val="en-US" w:eastAsia="zh-CN"/>
+        </w:rPr>
+      </w:pPr>
+      <w:r>
+        <w:rPr>
+          <w:rFonts w:hint="default"/>
+          <w:lang w:val="en-US" w:eastAsia="zh-CN"/>
+        </w:rPr>
+        <w:t>整体看下来</w:t>
+      </w:r>
+      <w:r>
+        <w:rPr>
+          <w:rFonts w:hint="eastAsia"/>
+          <w:lang w:val="en-US" w:eastAsia="zh-CN"/>
+        </w:rPr>
+        <w:t xml:space="preserve">AI </w:t>
+      </w:r>
+      <w:r>
+        <w:rPr>
+          <w:rFonts w:hint="default"/>
+          <w:lang w:val="en-US" w:eastAsia="zh-CN"/>
+        </w:rPr>
+        <w:t>Agent的发展流程，我们可以总结为AI从大脑逐渐长出了四肢，成为了一个完整的智能体；大模型作为大脑负责思考，RAG、系统工具、MCP等工具作为四肢辅助完成任务；</w:t>
+      </w:r>
+    </w:p>
+    <w:p>
+      <w:pPr>
+        <w:widowControl w:val="0"/>
+        <w:numPr>
+          <w:numId w:val="0"/>
+        </w:numPr>
+        <w:ind w:leftChars="0"/>
+        <w:jc w:val="both"/>
+        <w:rPr>
+          <w:rFonts w:hint="default"/>
+          <w:lang w:val="en-US" w:eastAsia="zh-CN"/>
+        </w:rPr>
+      </w:pPr>
+      <w:r>
+        <w:rPr>
+          <w:rFonts w:hint="default"/>
+          <w:lang w:val="en-US" w:eastAsia="zh-CN"/>
+        </w:rPr>
+        <w:t>现在主流的AI公司，</w:t>
+      </w:r>
+      <w:r>
+        <w:rPr>
+          <w:rFonts w:hint="eastAsia"/>
+          <w:lang w:val="en-US" w:eastAsia="zh-CN"/>
+        </w:rPr>
+        <w:t>主要也是卷</w:t>
+      </w:r>
+      <w:r>
+        <w:rPr>
+          <w:rFonts w:hint="default"/>
+          <w:lang w:val="en-US" w:eastAsia="zh-CN"/>
+        </w:rPr>
+        <w:t>模型（比谁家的好用，谁家的便宜）</w:t>
+      </w:r>
+      <w:r>
+        <w:rPr>
+          <w:rFonts w:hint="eastAsia"/>
+          <w:lang w:val="en-US" w:eastAsia="zh-CN"/>
+        </w:rPr>
+        <w:t>和</w:t>
+      </w:r>
+      <w:r>
+        <w:rPr>
+          <w:rFonts w:hint="default"/>
+          <w:lang w:val="en-US" w:eastAsia="zh-CN"/>
+        </w:rPr>
+        <w:t>自家的Agent。</w:t>
+      </w:r>
+    </w:p>
+    <w:p>
+      <w:pPr>
+        <w:widowControl w:val="0"/>
+        <w:numPr>
+          <w:numId w:val="0"/>
+        </w:numPr>
+        <w:ind w:leftChars="0"/>
+        <w:jc w:val="both"/>
+        <w:rPr>
+          <w:rFonts w:hint="default"/>
+          <w:lang w:val="en-US" w:eastAsia="zh-CN"/>
+        </w:rPr>
+      </w:pPr>
+    </w:p>
+    <w:p>
+      <w:pPr>
+        <w:widowControl w:val="0"/>
+        <w:numPr>
+          <w:numId w:val="0"/>
+        </w:numPr>
+        <w:ind w:leftChars="0" w:firstLine="420" w:firstLineChars="0"/>
+        <w:jc w:val="both"/>
+        <w:rPr>
+          <w:rFonts w:hint="default"/>
+          <w:lang w:val="en-US" w:eastAsia="zh-CN"/>
+        </w:rPr>
+      </w:pPr>
+    </w:p>
+    <w:p>
+      <w:pPr>
+        <w:widowControl w:val="0"/>
+        <w:numPr>
+          <w:numId w:val="0"/>
+        </w:numPr>
+        <w:ind w:leftChars="0" w:firstLine="420" w:firstLineChars="0"/>
+        <w:jc w:val="both"/>
+        <w:rPr>
+          <w:rFonts w:hint="default"/>
+          <w:lang w:val="en-US" w:eastAsia="zh-CN"/>
+        </w:rPr>
+      </w:pPr>
+      <w:r>
+        <w:rPr>
+          <w:rFonts w:hint="default"/>
+          <w:lang w:val="en-US" w:eastAsia="zh-CN"/>
+        </w:rPr>
+        <w:t>在这里有个问题想问问大家，大家有没有通过写代码，调用API来访问过大模型？（不是我们配置Agent的时候直接填个API_KEY来访问）比如我想自己写一个聊天机器人，在这个聊天机器人的代码里，我使用这个API来访问大模型？</w:t>
+      </w:r>
+    </w:p>
+    <w:p>
+      <w:pPr>
+        <w:widowControl w:val="0"/>
+        <w:numPr>
+          <w:numId w:val="0"/>
+        </w:numPr>
+        <w:ind w:leftChars="0" w:firstLine="420" w:firstLineChars="0"/>
+        <w:jc w:val="both"/>
+        <w:rPr>
+          <w:rFonts w:hint="default"/>
+          <w:lang w:val="en-US" w:eastAsia="zh-CN"/>
+        </w:rPr>
+      </w:pPr>
+      <w:r>
+        <w:rPr>
+          <w:rFonts w:hint="default"/>
+          <w:lang w:val="en-US" w:eastAsia="zh-CN"/>
+        </w:rPr>
+        <w:t>（有的同学可以分享一下自己的实践过程。）</w:t>
+      </w:r>
+    </w:p>
+    <w:p>
+      <w:pPr>
+        <w:widowControl w:val="0"/>
+        <w:numPr>
+          <w:numId w:val="0"/>
+        </w:numPr>
+        <w:ind w:leftChars="0" w:firstLine="420" w:firstLineChars="0"/>
+        <w:jc w:val="both"/>
+        <w:rPr>
+          <w:rFonts w:hint="default"/>
+          <w:lang w:val="en-US" w:eastAsia="zh-CN"/>
+        </w:rPr>
+      </w:pPr>
+      <w:r>
+        <w:rPr>
+          <w:rFonts w:hint="default"/>
+          <w:lang w:val="en-US" w:eastAsia="zh-CN"/>
+        </w:rPr>
+        <w:t>大家在使用过程中都知道大模型有记忆能力嘛，我问第二个问题的时候他还能知道我的第一个问题是什么。 大家觉得这个记忆能力是大模型自带的，还是外部调用者管理的？</w:t>
+      </w:r>
+    </w:p>
+    <w:p>
+      <w:pPr>
+        <w:widowControl w:val="0"/>
+        <w:numPr>
+          <w:numId w:val="0"/>
+        </w:numPr>
+        <w:ind w:leftChars="0"/>
+        <w:jc w:val="both"/>
+        <w:rPr>
+          <w:rFonts w:hint="default"/>
+          <w:lang w:val="en-US" w:eastAsia="zh-CN"/>
+        </w:rPr>
+      </w:pPr>
+    </w:p>
+    <w:p>
+      <w:pPr>
+        <w:widowControl w:val="0"/>
+        <w:numPr>
+          <w:numId w:val="0"/>
+        </w:numPr>
+        <w:ind w:leftChars="0" w:firstLine="420" w:firstLineChars="0"/>
+        <w:jc w:val="both"/>
+        <w:rPr>
+          <w:rFonts w:hint="default"/>
+          <w:lang w:val="en-US" w:eastAsia="zh-CN"/>
+        </w:rPr>
+      </w:pPr>
+      <w:r>
+        <w:rPr>
+          <w:rFonts w:hint="default"/>
+          <w:lang w:val="en-US" w:eastAsia="zh-CN"/>
+        </w:rPr>
+        <w:t>我们可以用python写一个精简版的Agent来大概分析一下</w:t>
+      </w:r>
+    </w:p>
+    <w:p>
+      <w:pPr>
+        <w:widowControl w:val="0"/>
+        <w:numPr>
+          <w:numId w:val="0"/>
+        </w:numPr>
+        <w:ind w:leftChars="0"/>
+        <w:jc w:val="both"/>
+        <w:rPr>
+          <w:rFonts w:hint="default"/>
+          <w:lang w:val="en-US" w:eastAsia="zh-CN"/>
+        </w:rPr>
+      </w:pPr>
+      <w:r>
+        <w:rPr>
+          <w:rFonts w:hint="default"/>
+          <w:lang w:val="en-US" w:eastAsia="zh-CN"/>
+        </w:rPr>
+        <w:t>（在终端使用ls查看文件，用python运行。</w:t>
+      </w:r>
+    </w:p>
+    <w:p>
+      <w:pPr>
+        <w:widowControl w:val="0"/>
+        <w:numPr>
+          <w:numId w:val="0"/>
+        </w:numPr>
+        <w:ind w:leftChars="0"/>
+        <w:jc w:val="both"/>
+        <w:rPr>
+          <w:rFonts w:hint="default"/>
+          <w:lang w:val="en-US" w:eastAsia="zh-CN"/>
+        </w:rPr>
+      </w:pPr>
+      <w:r>
+        <w:rPr>
+          <w:rFonts w:hint="default"/>
+          <w:lang w:val="en-US" w:eastAsia="zh-CN"/>
+        </w:rPr>
+        <w:t>第一轮对话：记住，我叫ZTE</w:t>
+      </w:r>
+    </w:p>
+    <w:p>
+      <w:pPr>
+        <w:widowControl w:val="0"/>
+        <w:numPr>
+          <w:numId w:val="0"/>
+        </w:numPr>
+        <w:ind w:leftChars="0"/>
+        <w:jc w:val="both"/>
+        <w:rPr>
+          <w:rFonts w:hint="default"/>
+          <w:lang w:val="en-US" w:eastAsia="zh-CN"/>
+        </w:rPr>
+      </w:pPr>
+      <w:r>
+        <w:rPr>
+          <w:rFonts w:hint="default"/>
+          <w:lang w:val="en-US" w:eastAsia="zh-CN"/>
+        </w:rPr>
+        <w:t>输出……</w:t>
+      </w:r>
+    </w:p>
+    <w:p>
+      <w:pPr>
+        <w:widowControl w:val="0"/>
+        <w:numPr>
+          <w:numId w:val="0"/>
+        </w:numPr>
+        <w:ind w:leftChars="0"/>
+        <w:jc w:val="both"/>
+        <w:rPr>
+          <w:rFonts w:hint="default"/>
+          <w:lang w:val="en-US" w:eastAsia="zh-CN"/>
+        </w:rPr>
+      </w:pPr>
+      <w:r>
+        <w:rPr>
+          <w:rFonts w:hint="default"/>
+          <w:lang w:val="en-US" w:eastAsia="zh-CN"/>
+        </w:rPr>
+        <w:t>第二轮对话：我叫什么名字；</w:t>
+      </w:r>
+    </w:p>
+    <w:p>
+      <w:pPr>
+        <w:widowControl w:val="0"/>
+        <w:numPr>
+          <w:numId w:val="0"/>
+        </w:numPr>
+        <w:ind w:leftChars="0"/>
+        <w:jc w:val="both"/>
+        <w:rPr>
+          <w:rFonts w:hint="default"/>
+          <w:lang w:val="en-US" w:eastAsia="zh-CN"/>
+        </w:rPr>
+      </w:pPr>
+      <w:r>
+        <w:rPr>
+          <w:rFonts w:hint="default"/>
+          <w:lang w:val="en-US" w:eastAsia="zh-CN"/>
+        </w:rPr>
+        <w:t>……）</w:t>
+      </w:r>
+    </w:p>
+    <w:p>
+      <w:pPr>
+        <w:widowControl w:val="0"/>
+        <w:numPr>
+          <w:numId w:val="0"/>
+        </w:numPr>
+        <w:ind w:leftChars="0" w:firstLine="420" w:firstLineChars="0"/>
+        <w:jc w:val="both"/>
+        <w:rPr>
+          <w:rFonts w:hint="default"/>
+          <w:lang w:val="en-US" w:eastAsia="zh-CN"/>
+        </w:rPr>
+      </w:pPr>
+      <w:r>
+        <w:rPr>
+          <w:rFonts w:hint="default"/>
+          <w:lang w:val="en-US" w:eastAsia="zh-CN"/>
+        </w:rPr>
+        <w:t>我们发现他并不记得我的第一轮会话说了什么。</w:t>
+      </w:r>
+    </w:p>
+    <w:p>
+      <w:pPr>
+        <w:widowControl w:val="0"/>
+        <w:numPr>
+          <w:numId w:val="0"/>
+        </w:numPr>
+        <w:ind w:leftChars="0"/>
+        <w:jc w:val="both"/>
+        <w:rPr>
+          <w:rFonts w:hint="default"/>
+          <w:lang w:val="en-US" w:eastAsia="zh-CN"/>
+        </w:rPr>
+      </w:pPr>
+    </w:p>
+    <w:p>
+      <w:pPr>
+        <w:widowControl w:val="0"/>
+        <w:numPr>
+          <w:numId w:val="0"/>
+        </w:numPr>
+        <w:ind w:leftChars="0" w:firstLine="420" w:firstLineChars="0"/>
+        <w:jc w:val="both"/>
+        <w:rPr>
+          <w:rFonts w:hint="default"/>
+          <w:lang w:val="en-US" w:eastAsia="zh-CN"/>
+        </w:rPr>
+      </w:pPr>
+      <w:r>
+        <w:rPr>
+          <w:rFonts w:hint="default"/>
+          <w:lang w:val="en-US" w:eastAsia="zh-CN"/>
+        </w:rPr>
+        <w:t>那我们来运行另一个版本的试一下……（可以发现它记得我们叫什么）</w:t>
+      </w:r>
+    </w:p>
+    <w:p>
+      <w:pPr>
+        <w:widowControl w:val="0"/>
+        <w:numPr>
+          <w:numId w:val="0"/>
+        </w:numPr>
+        <w:ind w:leftChars="0" w:firstLine="420" w:firstLineChars="0"/>
+        <w:jc w:val="both"/>
+        <w:rPr>
+          <w:rFonts w:hint="default"/>
+          <w:lang w:val="en-US" w:eastAsia="zh-CN"/>
+        </w:rPr>
+      </w:pPr>
+      <w:r>
+        <w:rPr>
+          <w:rFonts w:hint="default"/>
+          <w:lang w:val="en-US" w:eastAsia="zh-CN"/>
+        </w:rPr>
+        <w:t>我们可以对比一下这两个代码有什么区别：可以发现有记忆的版本做了一个append操作，就是追加；具体看追加的内容，就是把每一轮的输入、输出都追加到消息里，在下一轮输入的时候都传给它，这样它才知道之前跟他聊过啥。</w:t>
+      </w:r>
+    </w:p>
+    <w:p>
+      <w:pPr>
+        <w:widowControl w:val="0"/>
+        <w:numPr>
+          <w:numId w:val="0"/>
+        </w:numPr>
+        <w:ind w:leftChars="0" w:firstLine="420" w:firstLineChars="0"/>
+        <w:jc w:val="both"/>
+        <w:rPr>
+          <w:rFonts w:hint="default"/>
+          <w:lang w:val="en-US" w:eastAsia="zh-CN"/>
+        </w:rPr>
+      </w:pPr>
+      <w:r>
+        <w:rPr>
+          <w:rFonts w:hint="default"/>
+          <w:lang w:val="en-US" w:eastAsia="zh-CN"/>
+        </w:rPr>
+        <w:t>这就是想和大家分享</w:t>
+      </w:r>
+      <w:r>
+        <w:rPr>
+          <w:rFonts w:hint="eastAsia"/>
+          <w:lang w:val="en-US" w:eastAsia="zh-CN"/>
+        </w:rPr>
+        <w:t>的，</w:t>
+      </w:r>
+      <w:r>
+        <w:rPr>
+          <w:rFonts w:hint="default"/>
+          <w:lang w:val="en-US" w:eastAsia="zh-CN"/>
+        </w:rPr>
+        <w:t>记忆并不是大模型与生俱来的，只是外部工具管理每一轮的输入输出，在下一轮时，都传给它。</w:t>
+      </w:r>
+    </w:p>
+    <w:p>
+      <w:pPr>
+        <w:widowControl w:val="0"/>
+        <w:numPr>
+          <w:numId w:val="0"/>
+        </w:numPr>
+        <w:ind w:leftChars="0"/>
+        <w:jc w:val="both"/>
+        <w:rPr>
+          <w:rFonts w:hint="default"/>
+          <w:lang w:val="en-US" w:eastAsia="zh-CN"/>
+        </w:rPr>
+      </w:pPr>
+    </w:p>
+    <w:p>
+      <w:pPr>
+        <w:widowControl w:val="0"/>
+        <w:numPr>
+          <w:numId w:val="0"/>
+        </w:numPr>
+        <w:ind w:leftChars="0" w:firstLine="420" w:firstLineChars="0"/>
+        <w:jc w:val="both"/>
+        <w:rPr>
+          <w:rFonts w:hint="default"/>
+          <w:lang w:val="en-US" w:eastAsia="zh-CN"/>
+        </w:rPr>
+      </w:pPr>
+      <w:r>
+        <w:rPr>
+          <w:rFonts w:hint="default"/>
+          <w:lang w:val="en-US" w:eastAsia="zh-CN"/>
+        </w:rPr>
+        <w:t>记忆看完了，我们在看一下他能不能调用工具：（运行有记忆版本的脚本，提示词，写一个.sh脚本，每次运行时输出“hello ZTE!”）</w:t>
+      </w:r>
+    </w:p>
+    <w:p>
+      <w:pPr>
+        <w:widowControl w:val="0"/>
+        <w:numPr>
+          <w:numId w:val="0"/>
+        </w:numPr>
+        <w:ind w:leftChars="0" w:firstLine="420" w:firstLineChars="0"/>
+        <w:jc w:val="both"/>
+        <w:rPr>
+          <w:rFonts w:hint="default"/>
+          <w:lang w:val="en-US" w:eastAsia="zh-CN"/>
+        </w:rPr>
+      </w:pPr>
+      <w:r>
+        <w:rPr>
+          <w:rFonts w:hint="default"/>
+          <w:lang w:val="en-US" w:eastAsia="zh-CN"/>
+        </w:rPr>
+        <w:t>我们跑一下试试，确实没问题。</w:t>
+      </w:r>
+    </w:p>
+    <w:p>
+      <w:pPr>
+        <w:widowControl w:val="0"/>
+        <w:numPr>
+          <w:numId w:val="0"/>
+        </w:numPr>
+        <w:ind w:leftChars="0" w:firstLine="420" w:firstLineChars="0"/>
+        <w:jc w:val="both"/>
+        <w:rPr>
+          <w:rFonts w:hint="default"/>
+          <w:lang w:val="en-US" w:eastAsia="zh-CN"/>
+        </w:rPr>
+      </w:pPr>
+      <w:r>
+        <w:rPr>
+          <w:rFonts w:hint="default"/>
+          <w:lang w:val="en-US" w:eastAsia="zh-CN"/>
+        </w:rPr>
+        <w:t>大模型本身连记忆都没有，那调用工具就更是困难了，他是怎么做到的呢？</w:t>
+      </w:r>
+    </w:p>
+    <w:p>
+      <w:pPr>
+        <w:widowControl w:val="0"/>
+        <w:numPr>
+          <w:numId w:val="0"/>
+        </w:numPr>
+        <w:ind w:leftChars="0"/>
+        <w:jc w:val="both"/>
+        <w:rPr>
+          <w:rFonts w:hint="default"/>
+          <w:lang w:val="en-US" w:eastAsia="zh-CN"/>
+        </w:rPr>
+      </w:pPr>
+    </w:p>
+    <w:p>
+      <w:pPr>
+        <w:widowControl w:val="0"/>
+        <w:numPr>
+          <w:numId w:val="0"/>
+        </w:numPr>
+        <w:ind w:leftChars="0" w:firstLine="420" w:firstLineChars="0"/>
+        <w:jc w:val="both"/>
+        <w:rPr>
+          <w:rFonts w:hint="default"/>
+          <w:lang w:val="en-US" w:eastAsia="zh-CN"/>
+        </w:rPr>
+      </w:pPr>
+      <w:r>
+        <w:rPr>
+          <w:rFonts w:hint="default"/>
+          <w:lang w:val="en-US" w:eastAsia="zh-CN"/>
+        </w:rPr>
+        <w:t>我们看一下代码，发现在Agent代码中会定义一个TOOLS工具列表，在ask_model时，会把这些工具的名称传给它，然后还定义了一个执行工具的函数。在一个循环中判断大模型的输出是否有工具调用，如果有就执行。</w:t>
+      </w:r>
+    </w:p>
+    <w:p>
+      <w:pPr>
+        <w:widowControl w:val="0"/>
+        <w:numPr>
+          <w:numId w:val="0"/>
+        </w:numPr>
+        <w:ind w:leftChars="0"/>
+        <w:jc w:val="both"/>
+        <w:rPr>
+          <w:rFonts w:hint="default"/>
+          <w:lang w:val="en-US" w:eastAsia="zh-CN"/>
+        </w:rPr>
+      </w:pPr>
+    </w:p>
+    <w:p>
+      <w:pPr>
+        <w:widowControl w:val="0"/>
+        <w:numPr>
+          <w:numId w:val="0"/>
+        </w:numPr>
+        <w:ind w:leftChars="0" w:firstLine="420" w:firstLineChars="0"/>
+        <w:jc w:val="both"/>
+        <w:rPr>
+          <w:rFonts w:hint="default"/>
+          <w:lang w:val="en-US" w:eastAsia="zh-CN"/>
+        </w:rPr>
+      </w:pPr>
+      <w:r>
+        <w:rPr>
+          <w:rFonts w:hint="default"/>
+          <w:lang w:val="en-US" w:eastAsia="zh-CN"/>
+        </w:rPr>
+        <w:t>从这可以看出，大模型本身也不具备直接使用执行工具的能力，他只负责发起调用请求，有Agent框架来替他执行，再把结果返回给他。</w:t>
+      </w:r>
+    </w:p>
+    <w:p>
+      <w:pPr>
+        <w:widowControl w:val="0"/>
+        <w:numPr>
+          <w:numId w:val="0"/>
+        </w:numPr>
+        <w:ind w:leftChars="0"/>
+        <w:jc w:val="both"/>
+        <w:rPr>
+          <w:rFonts w:hint="default"/>
+          <w:lang w:val="en-US" w:eastAsia="zh-CN"/>
+        </w:rPr>
+      </w:pPr>
+    </w:p>
+    <w:p>
+      <w:pPr>
+        <w:widowControl w:val="0"/>
+        <w:numPr>
+          <w:numId w:val="0"/>
+        </w:numPr>
+        <w:ind w:leftChars="0" w:firstLine="420" w:firstLineChars="0"/>
+        <w:jc w:val="both"/>
+        <w:rPr>
+          <w:rFonts w:hint="default"/>
+          <w:lang w:val="en-US" w:eastAsia="zh-CN"/>
+        </w:rPr>
+      </w:pPr>
+      <w:r>
+        <w:rPr>
+          <w:rFonts w:hint="default"/>
+          <w:lang w:val="en-US" w:eastAsia="zh-CN"/>
+        </w:rPr>
+        <w:t>下面我们用时序图看一下整体的执行流程</w:t>
+      </w:r>
+    </w:p>
+    <w:p>
+      <w:pPr>
+        <w:widowControl w:val="0"/>
+        <w:numPr>
+          <w:numId w:val="0"/>
+        </w:numPr>
+        <w:ind w:leftChars="0"/>
+        <w:jc w:val="both"/>
+        <w:rPr>
+          <w:rFonts w:hint="default"/>
+          <w:lang w:val="en-US" w:eastAsia="zh-CN"/>
+        </w:rPr>
+      </w:pPr>
+      <w:r>
+        <w:rPr>
+          <w:rFonts w:hint="default"/>
+          <w:lang w:val="en-US" w:eastAsia="zh-CN"/>
+        </w:rPr>
+        <w:br w:type="textWrapping"/>
+      </w:r>
+    </w:p>
+    <w:p>
+      <w:pPr>
+        <w:widowControl w:val="0"/>
+        <w:numPr>
+          <w:numId w:val="0"/>
+        </w:numPr>
+        <w:ind w:leftChars="0"/>
+        <w:jc w:val="both"/>
+        <w:rPr>
+          <w:rFonts w:hint="default"/>
+          <w:lang w:val="en-US" w:eastAsia="zh-CN"/>
+        </w:rPr>
+      </w:pPr>
+      <w:r>
+        <w:rPr>
+          <w:rFonts w:hint="default"/>
+          <w:lang w:val="en-US" w:eastAsia="zh-CN"/>
+        </w:rPr>
+        <w:t>## 第 3 页｜最小 Agent 的运行时序</w:t>
+      </w:r>
+    </w:p>
+    <w:p>
+      <w:pPr>
+        <w:widowControl w:val="0"/>
+        <w:numPr>
+          <w:numId w:val="0"/>
+        </w:numPr>
+        <w:ind w:leftChars="0"/>
+        <w:jc w:val="both"/>
+        <w:rPr>
+          <w:rFonts w:hint="default"/>
+          <w:lang w:val="en-US" w:eastAsia="zh-CN"/>
+        </w:rPr>
+      </w:pPr>
+    </w:p>
+    <w:p>
+      <w:pPr>
+        <w:widowControl w:val="0"/>
+        <w:numPr>
+          <w:numId w:val="0"/>
+        </w:numPr>
+        <w:ind w:leftChars="0" w:firstLine="420" w:firstLineChars="0"/>
+        <w:jc w:val="both"/>
+        <w:rPr>
+          <w:rFonts w:hint="default"/>
+          <w:lang w:val="en-US" w:eastAsia="zh-CN"/>
+        </w:rPr>
+      </w:pPr>
+      <w:r>
+        <w:rPr>
+          <w:rFonts w:hint="default"/>
+          <w:lang w:val="en-US" w:eastAsia="zh-CN"/>
+        </w:rPr>
+        <w:t>首先用户输入本轮问题，这个问题并不会直接传递给大模型，Agent会把历史会话和最新的输入做一个拼接，得到当前上下文。</w:t>
+      </w:r>
+    </w:p>
+    <w:p>
+      <w:pPr>
+        <w:widowControl w:val="0"/>
+        <w:numPr>
+          <w:numId w:val="0"/>
+        </w:numPr>
+        <w:ind w:leftChars="0"/>
+        <w:jc w:val="both"/>
+        <w:rPr>
+          <w:rFonts w:hint="default"/>
+          <w:lang w:val="en-US" w:eastAsia="zh-CN"/>
+        </w:rPr>
+      </w:pPr>
+    </w:p>
+    <w:p>
+      <w:pPr>
+        <w:widowControl w:val="0"/>
+        <w:numPr>
+          <w:numId w:val="0"/>
+        </w:numPr>
+        <w:ind w:leftChars="0" w:firstLine="420" w:firstLineChars="0"/>
+        <w:jc w:val="both"/>
+        <w:rPr>
+          <w:rFonts w:hint="default"/>
+          <w:lang w:val="en-US" w:eastAsia="zh-CN"/>
+        </w:rPr>
+      </w:pPr>
+      <w:r>
+        <w:rPr>
+          <w:rFonts w:hint="default"/>
+          <w:lang w:val="en-US" w:eastAsia="zh-CN"/>
+        </w:rPr>
+        <w:t>之后Agent框架里是一个循环结构，把当前当前上下文、Agent可以提供的工具传递给大模型；</w:t>
+      </w:r>
+    </w:p>
+    <w:p>
+      <w:pPr>
+        <w:widowControl w:val="0"/>
+        <w:numPr>
+          <w:numId w:val="0"/>
+        </w:numPr>
+        <w:ind w:leftChars="0" w:firstLine="420" w:firstLineChars="0"/>
+        <w:jc w:val="both"/>
+        <w:rPr>
+          <w:rFonts w:hint="default"/>
+          <w:lang w:val="en-US" w:eastAsia="zh-CN"/>
+        </w:rPr>
+      </w:pPr>
+      <w:r>
+        <w:rPr>
+          <w:rFonts w:hint="default"/>
+          <w:lang w:val="en-US" w:eastAsia="zh-CN"/>
+        </w:rPr>
+        <w:t>大模型思考之后，发起工具调用请求；</w:t>
+      </w:r>
+    </w:p>
+    <w:p>
+      <w:pPr>
+        <w:widowControl w:val="0"/>
+        <w:numPr>
+          <w:numId w:val="0"/>
+        </w:numPr>
+        <w:ind w:leftChars="0" w:firstLine="420" w:firstLineChars="0"/>
+        <w:jc w:val="both"/>
+        <w:rPr>
+          <w:rFonts w:hint="default"/>
+          <w:lang w:val="en-US" w:eastAsia="zh-CN"/>
+        </w:rPr>
+      </w:pPr>
+      <w:r>
+        <w:rPr>
+          <w:rFonts w:hint="default"/>
+          <w:lang w:val="en-US" w:eastAsia="zh-CN"/>
+        </w:rPr>
+        <w:t>Agent解析输出，来执行工具，再把工具的输出结果更新到上下文中；</w:t>
+      </w:r>
+    </w:p>
+    <w:p>
+      <w:pPr>
+        <w:widowControl w:val="0"/>
+        <w:numPr>
+          <w:numId w:val="0"/>
+        </w:numPr>
+        <w:ind w:leftChars="0" w:firstLine="420" w:firstLineChars="0"/>
+        <w:jc w:val="both"/>
+        <w:rPr>
+          <w:rFonts w:hint="default"/>
+          <w:lang w:val="en-US" w:eastAsia="zh-CN"/>
+        </w:rPr>
+      </w:pPr>
+      <w:r>
+        <w:rPr>
+          <w:rFonts w:hint="default"/>
+          <w:lang w:val="en-US" w:eastAsia="zh-CN"/>
+        </w:rPr>
+        <w:t>再把最新的上下文传递给大模型；</w:t>
+      </w:r>
+    </w:p>
+    <w:p>
+      <w:pPr>
+        <w:widowControl w:val="0"/>
+        <w:numPr>
+          <w:numId w:val="0"/>
+        </w:numPr>
+        <w:ind w:leftChars="0" w:firstLine="420" w:firstLineChars="0"/>
+        <w:jc w:val="both"/>
+        <w:rPr>
+          <w:rFonts w:hint="default"/>
+          <w:lang w:val="en-US" w:eastAsia="zh-CN"/>
+        </w:rPr>
+      </w:pPr>
+      <w:r>
+        <w:rPr>
+          <w:rFonts w:hint="default"/>
+          <w:lang w:val="en-US" w:eastAsia="zh-CN"/>
+        </w:rPr>
+        <w:t>直到大模型认为不需要调用工具了，那么就跳出循环，给出最终答复。</w:t>
+      </w:r>
+    </w:p>
+    <w:p>
+      <w:pPr>
+        <w:widowControl w:val="0"/>
+        <w:numPr>
+          <w:numId w:val="0"/>
+        </w:numPr>
+        <w:ind w:leftChars="0" w:firstLine="420" w:firstLineChars="0"/>
+        <w:jc w:val="both"/>
+        <w:rPr>
+          <w:rFonts w:hint="default"/>
+          <w:lang w:val="en-US" w:eastAsia="zh-CN"/>
+        </w:rPr>
+      </w:pPr>
+      <w:r>
+        <w:rPr>
+          <w:rFonts w:hint="default"/>
+          <w:lang w:val="en-US" w:eastAsia="zh-CN"/>
+        </w:rPr>
+        <w:t>虽然大模型的任务完成了，但是Agent会继续把这一轮的输出记录下来，在下一轮调用时作为输入。</w:t>
+      </w:r>
+    </w:p>
+    <w:p>
+      <w:pPr>
+        <w:widowControl w:val="0"/>
+        <w:numPr>
+          <w:numId w:val="0"/>
+        </w:numPr>
+        <w:ind w:leftChars="0" w:firstLine="420" w:firstLineChars="0"/>
+        <w:jc w:val="both"/>
+        <w:rPr>
+          <w:rFonts w:hint="default"/>
+          <w:lang w:val="en-US" w:eastAsia="zh-CN"/>
+        </w:rPr>
+      </w:pPr>
+      <w:r>
+        <w:rPr>
+          <w:rFonts w:hint="default"/>
+          <w:lang w:val="en-US" w:eastAsia="zh-CN"/>
+        </w:rPr>
+        <w:t>然后用户看到最终的输出结果。</w:t>
+      </w:r>
+    </w:p>
+    <w:p>
+      <w:pPr>
+        <w:widowControl w:val="0"/>
+        <w:numPr>
+          <w:numId w:val="0"/>
+        </w:numPr>
+        <w:ind w:leftChars="0"/>
+        <w:jc w:val="both"/>
+        <w:rPr>
+          <w:rFonts w:hint="default"/>
+          <w:lang w:val="en-US" w:eastAsia="zh-CN"/>
+        </w:rPr>
+      </w:pPr>
+    </w:p>
+    <w:p>
+      <w:pPr>
+        <w:widowControl w:val="0"/>
+        <w:numPr>
+          <w:numId w:val="0"/>
+        </w:numPr>
+        <w:ind w:leftChars="0" w:firstLine="420" w:firstLineChars="0"/>
+        <w:jc w:val="both"/>
+        <w:rPr>
+          <w:rFonts w:hint="default"/>
+          <w:lang w:val="en-US" w:eastAsia="zh-CN"/>
+        </w:rPr>
+      </w:pPr>
+      <w:r>
+        <w:rPr>
+          <w:rFonts w:hint="default"/>
+          <w:lang w:val="en-US" w:eastAsia="zh-CN"/>
+        </w:rPr>
+        <w:t>从这我们可以简单的看出来，一个Agent的最小框架其实可以总结为：大模型+工具+循环；（会话上下文其实都可以没有，就像无记忆模式）</w:t>
+      </w:r>
+    </w:p>
+    <w:p>
+      <w:pPr>
+        <w:widowControl w:val="0"/>
+        <w:numPr>
+          <w:numId w:val="0"/>
+        </w:numPr>
+        <w:ind w:leftChars="0"/>
+        <w:jc w:val="both"/>
+        <w:rPr>
+          <w:rFonts w:hint="default"/>
+          <w:lang w:val="en-US" w:eastAsia="zh-CN"/>
+        </w:rPr>
+      </w:pPr>
+      <w:r>
+        <w:rPr>
+          <w:rFonts w:hint="default"/>
+          <w:lang w:val="en-US" w:eastAsia="zh-CN"/>
+        </w:rPr>
+        <w:br w:type="textWrapping"/>
+      </w:r>
+    </w:p>
+    <w:p>
+      <w:pPr>
+        <w:widowControl w:val="0"/>
+        <w:numPr>
+          <w:numId w:val="0"/>
+        </w:numPr>
+        <w:ind w:leftChars="0"/>
+        <w:jc w:val="both"/>
+        <w:rPr>
+          <w:rFonts w:hint="default"/>
+          <w:lang w:val="en-US" w:eastAsia="zh-CN"/>
+        </w:rPr>
+      </w:pPr>
+      <w:r>
+        <w:rPr>
+          <w:rFonts w:hint="default"/>
+          <w:lang w:val="en-US" w:eastAsia="zh-CN"/>
+        </w:rPr>
+        <w:t>## 第 4 页｜AI Agent 的最小运行框架</w:t>
+      </w:r>
+    </w:p>
+    <w:p>
+      <w:pPr>
+        <w:widowControl w:val="0"/>
+        <w:numPr>
+          <w:numId w:val="0"/>
+        </w:numPr>
+        <w:ind w:leftChars="0"/>
+        <w:jc w:val="both"/>
+        <w:rPr>
+          <w:rFonts w:hint="default"/>
+          <w:lang w:val="en-US" w:eastAsia="zh-CN"/>
+        </w:rPr>
+      </w:pPr>
+    </w:p>
+    <w:p>
+      <w:pPr>
+        <w:widowControl w:val="0"/>
+        <w:numPr>
+          <w:numId w:val="0"/>
+        </w:numPr>
+        <w:ind w:leftChars="0" w:firstLine="420" w:firstLineChars="0"/>
+        <w:jc w:val="both"/>
+        <w:rPr>
+          <w:rFonts w:hint="default"/>
+          <w:lang w:val="en-US" w:eastAsia="zh-CN"/>
+        </w:rPr>
+      </w:pPr>
+      <w:r>
+        <w:rPr>
+          <w:rFonts w:hint="default"/>
+          <w:lang w:val="en-US" w:eastAsia="zh-CN"/>
+        </w:rPr>
+        <w:t>我们用系统框图看一下Agent结构；</w:t>
+      </w:r>
+    </w:p>
+    <w:p>
+      <w:pPr>
+        <w:widowControl w:val="0"/>
+        <w:numPr>
+          <w:numId w:val="0"/>
+        </w:numPr>
+        <w:ind w:leftChars="0" w:firstLine="420" w:firstLineChars="0"/>
+        <w:jc w:val="both"/>
+        <w:rPr>
+          <w:rFonts w:hint="default"/>
+          <w:lang w:val="en-US" w:eastAsia="zh-CN"/>
+        </w:rPr>
+      </w:pPr>
+      <w:r>
+        <w:rPr>
+          <w:rFonts w:hint="default"/>
+          <w:lang w:val="en-US" w:eastAsia="zh-CN"/>
+        </w:rPr>
+        <w:t>虽然我们用户每一轮只有一部分输入，但是Agent会把最新的用户输入与之前的上下文组装，一起发给大模型；</w:t>
+      </w:r>
+    </w:p>
+    <w:p>
+      <w:pPr>
+        <w:widowControl w:val="0"/>
+        <w:numPr>
+          <w:numId w:val="0"/>
+        </w:numPr>
+        <w:ind w:leftChars="0" w:firstLine="420" w:firstLineChars="0"/>
+        <w:jc w:val="both"/>
+        <w:rPr>
+          <w:rFonts w:hint="default"/>
+          <w:lang w:val="en-US" w:eastAsia="zh-CN"/>
+        </w:rPr>
+      </w:pPr>
+      <w:r>
+        <w:rPr>
+          <w:rFonts w:hint="default"/>
+          <w:lang w:val="en-US" w:eastAsia="zh-CN"/>
+        </w:rPr>
+        <w:t>大模型判断下一步做什么，是回答，还是调用工具；</w:t>
+      </w:r>
+    </w:p>
+    <w:p>
+      <w:pPr>
+        <w:widowControl w:val="0"/>
+        <w:numPr>
+          <w:numId w:val="0"/>
+        </w:numPr>
+        <w:ind w:leftChars="0" w:firstLine="420" w:firstLineChars="0"/>
+        <w:jc w:val="both"/>
+        <w:rPr>
+          <w:rFonts w:hint="default"/>
+          <w:lang w:val="en-US" w:eastAsia="zh-CN"/>
+        </w:rPr>
+      </w:pPr>
+      <w:r>
+        <w:rPr>
+          <w:rFonts w:hint="default"/>
+          <w:lang w:val="en-US" w:eastAsia="zh-CN"/>
+        </w:rPr>
+        <w:t>如果调用工具，可能需要一些参数校验、权限检查等；</w:t>
+      </w:r>
+    </w:p>
+    <w:p>
+      <w:pPr>
+        <w:widowControl w:val="0"/>
+        <w:numPr>
+          <w:numId w:val="0"/>
+        </w:numPr>
+        <w:ind w:leftChars="0" w:firstLine="420" w:firstLineChars="0"/>
+        <w:jc w:val="both"/>
+        <w:rPr>
+          <w:rFonts w:hint="default"/>
+          <w:lang w:val="en-US" w:eastAsia="zh-CN"/>
+        </w:rPr>
+      </w:pPr>
+      <w:r>
+        <w:rPr>
+          <w:rFonts w:hint="default"/>
+          <w:lang w:val="en-US" w:eastAsia="zh-CN"/>
+        </w:rPr>
+        <w:t>然后Agent开始执行工具，工具之后之后再把结果加入到上下文，返回给大模型；</w:t>
+      </w:r>
+    </w:p>
+    <w:p>
+      <w:pPr>
+        <w:widowControl w:val="0"/>
+        <w:numPr>
+          <w:numId w:val="0"/>
+        </w:numPr>
+        <w:ind w:leftChars="0" w:firstLine="420" w:firstLineChars="0"/>
+        <w:jc w:val="both"/>
+        <w:rPr>
+          <w:rFonts w:hint="default"/>
+          <w:lang w:val="en-US" w:eastAsia="zh-CN"/>
+        </w:rPr>
+      </w:pPr>
+      <w:r>
+        <w:rPr>
+          <w:rFonts w:hint="default"/>
+          <w:lang w:val="en-US" w:eastAsia="zh-CN"/>
+        </w:rPr>
+        <w:t>大模型继续该循环，直到输出最终答复。</w:t>
+      </w:r>
+    </w:p>
+    <w:p>
+      <w:pPr>
+        <w:widowControl w:val="0"/>
+        <w:numPr>
+          <w:numId w:val="0"/>
+        </w:numPr>
+        <w:ind w:leftChars="0"/>
+        <w:jc w:val="both"/>
+        <w:rPr>
+          <w:rFonts w:hint="default"/>
+          <w:lang w:val="en-US" w:eastAsia="zh-CN"/>
+        </w:rPr>
+      </w:pPr>
+    </w:p>
+    <w:p>
+      <w:pPr>
+        <w:widowControl w:val="0"/>
+        <w:numPr>
+          <w:numId w:val="0"/>
+        </w:numPr>
+        <w:ind w:leftChars="0" w:firstLine="420" w:firstLineChars="0"/>
+        <w:jc w:val="both"/>
+        <w:rPr>
+          <w:rFonts w:hint="default"/>
+          <w:lang w:val="en-US" w:eastAsia="zh-CN"/>
+        </w:rPr>
+      </w:pPr>
+      <w:r>
+        <w:rPr>
+          <w:rFonts w:hint="default"/>
+          <w:lang w:val="en-US" w:eastAsia="zh-CN"/>
+        </w:rPr>
+        <w:t>图中占了很大一部分内容的是输入与上下文，明明我们每次只输入一个问题，为什么这里有这么多东西呢？我们后续会说明。</w:t>
+      </w:r>
+      <w:r>
+        <w:rPr>
+          <w:rFonts w:hint="eastAsia"/>
+          <w:lang w:val="en-US" w:eastAsia="zh-CN"/>
+        </w:rPr>
+        <w:t>（这也是为什么</w:t>
+      </w:r>
+      <w:r>
+        <w:rPr>
+          <w:rFonts w:hint="default"/>
+          <w:lang w:val="en-US" w:eastAsia="zh-CN"/>
+        </w:rPr>
+        <w:t>claude code问一个</w:t>
+      </w:r>
+      <w:r>
+        <w:rPr>
+          <w:rFonts w:hint="eastAsia"/>
+          <w:lang w:val="en-US" w:eastAsia="zh-CN"/>
+        </w:rPr>
+        <w:t>“你好”</w:t>
+      </w:r>
+      <w:r>
+        <w:rPr>
+          <w:rFonts w:hint="default"/>
+          <w:lang w:val="en-US" w:eastAsia="zh-CN"/>
+        </w:rPr>
+        <w:t>就会消耗几万个token</w:t>
+      </w:r>
+      <w:r>
+        <w:rPr>
+          <w:rFonts w:hint="eastAsia"/>
+          <w:lang w:val="en-US" w:eastAsia="zh-CN"/>
+        </w:rPr>
+        <w:t>）</w:t>
+      </w:r>
+    </w:p>
+    <w:p>
+      <w:pPr>
+        <w:widowControl w:val="0"/>
+        <w:numPr>
+          <w:numId w:val="0"/>
+        </w:numPr>
+        <w:ind w:leftChars="0"/>
+        <w:jc w:val="both"/>
+        <w:rPr>
+          <w:rFonts w:hint="default"/>
+          <w:lang w:val="en-US" w:eastAsia="zh-CN"/>
+        </w:rPr>
+      </w:pPr>
+    </w:p>
+    <w:p>
+      <w:pPr>
+        <w:widowControl w:val="0"/>
+        <w:numPr>
+          <w:numId w:val="0"/>
+        </w:numPr>
+        <w:ind w:leftChars="0" w:firstLine="420" w:firstLineChars="0"/>
+        <w:jc w:val="both"/>
+        <w:rPr>
+          <w:rFonts w:hint="default"/>
+          <w:lang w:val="en-US" w:eastAsia="zh-CN"/>
+        </w:rPr>
+      </w:pPr>
+      <w:r>
+        <w:rPr>
+          <w:rFonts w:hint="default"/>
+          <w:lang w:val="en-US" w:eastAsia="zh-CN"/>
+        </w:rPr>
+        <w:t>虽然大模型是输出的大脑，但是不同的Agent的内部逻辑不同也</w:t>
+      </w:r>
+      <w:r>
+        <w:rPr>
+          <w:rFonts w:hint="eastAsia"/>
+          <w:lang w:val="en-US" w:eastAsia="zh-CN"/>
+        </w:rPr>
+        <w:t>会</w:t>
+      </w:r>
+      <w:r>
+        <w:rPr>
+          <w:rFonts w:hint="default"/>
+          <w:lang w:val="en-US" w:eastAsia="zh-CN"/>
+        </w:rPr>
+        <w:t>影响输出质量。</w:t>
+      </w:r>
+    </w:p>
+    <w:p>
+      <w:pPr>
+        <w:widowControl w:val="0"/>
+        <w:numPr>
+          <w:numId w:val="0"/>
+        </w:numPr>
+        <w:ind w:leftChars="0" w:firstLine="420" w:firstLineChars="0"/>
+        <w:jc w:val="both"/>
+        <w:rPr>
+          <w:rFonts w:hint="default"/>
+          <w:lang w:val="en-US" w:eastAsia="zh-CN"/>
+        </w:rPr>
+      </w:pPr>
+      <w:r>
+        <w:rPr>
+          <w:rFonts w:hint="default"/>
+          <w:lang w:val="en-US" w:eastAsia="zh-CN"/>
+        </w:rPr>
+        <w:t>如果没有这么多限制，我们可以在项目允许的情况下，尝试不同的Agent的大模型。</w:t>
+      </w:r>
+    </w:p>
+    <w:p>
+      <w:pPr>
+        <w:widowControl w:val="0"/>
+        <w:numPr>
+          <w:numId w:val="0"/>
+        </w:numPr>
+        <w:ind w:leftChars="0"/>
+        <w:jc w:val="both"/>
+        <w:rPr>
+          <w:rFonts w:hint="default"/>
+          <w:lang w:val="en-US" w:eastAsia="zh-CN"/>
+        </w:rPr>
+      </w:pPr>
+      <w:r>
+        <w:rPr>
+          <w:rFonts w:hint="default"/>
+          <w:lang w:val="en-US" w:eastAsia="zh-CN"/>
+        </w:rPr>
+        <w:br w:type="textWrapping"/>
+      </w:r>
+    </w:p>
+    <w:p>
+      <w:pPr>
+        <w:widowControl w:val="0"/>
+        <w:numPr>
+          <w:numId w:val="0"/>
+        </w:numPr>
+        <w:ind w:leftChars="0"/>
+        <w:jc w:val="both"/>
+        <w:rPr>
+          <w:rFonts w:hint="default"/>
+          <w:lang w:val="en-US" w:eastAsia="zh-CN"/>
+        </w:rPr>
+      </w:pPr>
+      <w:r>
+        <w:rPr>
+          <w:rFonts w:hint="default"/>
+          <w:lang w:val="en-US" w:eastAsia="zh-CN"/>
+        </w:rPr>
+        <w:t>## 第 5 页｜Claude Code 不是唯一选择</w:t>
+      </w:r>
+    </w:p>
+    <w:p>
+      <w:pPr>
+        <w:widowControl w:val="0"/>
+        <w:numPr>
+          <w:numId w:val="0"/>
+        </w:numPr>
+        <w:ind w:leftChars="0"/>
+        <w:jc w:val="both"/>
+        <w:rPr>
+          <w:rFonts w:hint="default"/>
+          <w:lang w:val="en-US" w:eastAsia="zh-CN"/>
+        </w:rPr>
+      </w:pPr>
+    </w:p>
+    <w:p>
+      <w:pPr>
+        <w:widowControl w:val="0"/>
+        <w:numPr>
+          <w:numId w:val="0"/>
+        </w:numPr>
+        <w:ind w:leftChars="0" w:firstLine="420" w:firstLineChars="0"/>
+        <w:jc w:val="both"/>
+        <w:rPr>
+          <w:rFonts w:hint="default"/>
+          <w:lang w:val="en-US" w:eastAsia="zh-CN"/>
+        </w:rPr>
+      </w:pPr>
+      <w:r>
+        <w:rPr>
+          <w:rFonts w:hint="default"/>
+          <w:lang w:val="en-US" w:eastAsia="zh-CN"/>
+        </w:rPr>
+        <w:t>想问一下大家工作中都用什么Agent搭配什么模型？</w:t>
+      </w:r>
+    </w:p>
+    <w:p>
+      <w:pPr>
+        <w:widowControl w:val="0"/>
+        <w:numPr>
+          <w:numId w:val="0"/>
+        </w:numPr>
+        <w:ind w:leftChars="0"/>
+        <w:jc w:val="both"/>
+        <w:rPr>
+          <w:rFonts w:hint="default"/>
+          <w:lang w:val="en-US" w:eastAsia="zh-CN"/>
+        </w:rPr>
+      </w:pPr>
+    </w:p>
+    <w:p>
+      <w:pPr>
+        <w:widowControl w:val="0"/>
+        <w:numPr>
+          <w:numId w:val="0"/>
+        </w:numPr>
+        <w:ind w:leftChars="0" w:firstLine="420" w:firstLineChars="0"/>
+        <w:jc w:val="both"/>
+        <w:rPr>
+          <w:rFonts w:hint="default"/>
+          <w:lang w:val="en-US" w:eastAsia="zh-CN"/>
+        </w:rPr>
+      </w:pPr>
+      <w:r>
+        <w:rPr>
+          <w:rFonts w:hint="default"/>
+          <w:lang w:val="en-US" w:eastAsia="zh-CN"/>
+        </w:rPr>
+        <w:t>应该大部分同学都是使用Claude Code的，但是Claude Code并不一定是唯一的选择；</w:t>
+      </w:r>
+    </w:p>
+    <w:p>
+      <w:pPr>
+        <w:widowControl w:val="0"/>
+        <w:numPr>
+          <w:numId w:val="0"/>
+        </w:numPr>
+        <w:ind w:leftChars="0"/>
+        <w:jc w:val="both"/>
+        <w:rPr>
+          <w:rFonts w:hint="default"/>
+          <w:lang w:val="en-US" w:eastAsia="zh-CN"/>
+        </w:rPr>
+      </w:pPr>
+    </w:p>
+    <w:p>
+      <w:pPr>
+        <w:widowControl w:val="0"/>
+        <w:numPr>
+          <w:numId w:val="0"/>
+        </w:numPr>
+        <w:ind w:leftChars="0" w:firstLine="420" w:firstLineChars="0"/>
+        <w:jc w:val="both"/>
+        <w:rPr>
+          <w:rFonts w:hint="default"/>
+          <w:lang w:val="en-US" w:eastAsia="zh-CN"/>
+        </w:rPr>
+      </w:pPr>
+      <w:r>
+        <w:rPr>
+          <w:rFonts w:hint="default"/>
+          <w:lang w:val="en-US" w:eastAsia="zh-CN"/>
+        </w:rPr>
+        <w:t>这张图是研究人员使用实际生产环境的项目对不同Agent+模型的表现做的对比测试，横轴是费用，纵轴是整体的任务通过率。</w:t>
+      </w:r>
+    </w:p>
+    <w:p>
+      <w:pPr>
+        <w:widowControl w:val="0"/>
+        <w:numPr>
+          <w:numId w:val="0"/>
+        </w:numPr>
+        <w:ind w:leftChars="0" w:firstLine="420" w:firstLineChars="0"/>
+        <w:jc w:val="both"/>
+        <w:rPr>
+          <w:rFonts w:hint="default"/>
+          <w:lang w:val="en-US" w:eastAsia="zh-CN"/>
+        </w:rPr>
+      </w:pPr>
+      <w:r>
+        <w:rPr>
+          <w:rFonts w:hint="default"/>
+          <w:lang w:val="en-US" w:eastAsia="zh-CN"/>
+        </w:rPr>
+        <w:t>这条虚线则是在相同价格下，Agent+模型的最好表现；</w:t>
+      </w:r>
+    </w:p>
+    <w:p>
+      <w:pPr>
+        <w:widowControl w:val="0"/>
+        <w:numPr>
+          <w:numId w:val="0"/>
+        </w:numPr>
+        <w:ind w:leftChars="0" w:firstLine="420" w:firstLineChars="0"/>
+        <w:jc w:val="both"/>
+        <w:rPr>
+          <w:rFonts w:hint="default"/>
+          <w:lang w:val="en-US" w:eastAsia="zh-CN"/>
+        </w:rPr>
+      </w:pPr>
+      <w:r>
+        <w:rPr>
+          <w:rFonts w:hint="default"/>
+          <w:lang w:val="en-US" w:eastAsia="zh-CN"/>
+        </w:rPr>
+        <w:t>从这里可以看出Claude Code其实只在Opus4.8，思考强度高的时候在这条线上。Codex也是搭配自家模型时表现比较好。</w:t>
+      </w:r>
+    </w:p>
+    <w:p>
+      <w:pPr>
+        <w:widowControl w:val="0"/>
+        <w:numPr>
+          <w:numId w:val="0"/>
+        </w:numPr>
+        <w:ind w:leftChars="0" w:firstLine="420" w:firstLineChars="0"/>
+        <w:jc w:val="both"/>
+        <w:rPr>
+          <w:rFonts w:hint="default"/>
+          <w:lang w:val="en-US" w:eastAsia="zh-CN"/>
+        </w:rPr>
+      </w:pPr>
+      <w:r>
+        <w:rPr>
+          <w:rFonts w:hint="default"/>
+          <w:lang w:val="en-US" w:eastAsia="zh-CN"/>
+        </w:rPr>
+        <w:t>这里有一个Agent叫Pi，可以发现它竟然搭配不同模型都能跑出更好的效果，而且花费还低。</w:t>
+      </w:r>
+    </w:p>
+    <w:p>
+      <w:pPr>
+        <w:widowControl w:val="0"/>
+        <w:numPr>
+          <w:numId w:val="0"/>
+        </w:numPr>
+        <w:ind w:leftChars="0"/>
+        <w:jc w:val="both"/>
+        <w:rPr>
+          <w:rFonts w:hint="default"/>
+          <w:lang w:val="en-US" w:eastAsia="zh-CN"/>
+        </w:rPr>
+      </w:pPr>
+    </w:p>
+    <w:p>
+      <w:pPr>
+        <w:widowControl w:val="0"/>
+        <w:numPr>
+          <w:numId w:val="0"/>
+        </w:numPr>
+        <w:ind w:leftChars="0" w:firstLine="420" w:firstLineChars="0"/>
+        <w:jc w:val="both"/>
+        <w:rPr>
+          <w:rFonts w:hint="default"/>
+          <w:lang w:val="en-US" w:eastAsia="zh-CN"/>
+        </w:rPr>
+      </w:pPr>
+      <w:r>
+        <w:rPr>
+          <w:rFonts w:hint="default"/>
+          <w:lang w:val="en-US" w:eastAsia="zh-CN"/>
+        </w:rPr>
+        <w:t>所以，就是想跟大家分享，不一定死守Claude Code，可以多尝试其他Agent。</w:t>
+      </w:r>
+    </w:p>
+    <w:p>
+      <w:pPr>
+        <w:widowControl w:val="0"/>
+        <w:numPr>
+          <w:numId w:val="0"/>
+        </w:numPr>
+        <w:ind w:leftChars="0" w:firstLine="420" w:firstLineChars="0"/>
+        <w:jc w:val="both"/>
+        <w:rPr>
+          <w:rFonts w:hint="default"/>
+          <w:lang w:val="en-US" w:eastAsia="zh-CN"/>
+        </w:rPr>
+      </w:pPr>
+      <w:r>
+        <w:rPr>
+          <w:rFonts w:hint="default"/>
+          <w:lang w:val="en-US" w:eastAsia="zh-CN"/>
+        </w:rPr>
+        <w:t>但是Claude Code还是很好的Agent，如果你用着顺手、不想折腾，也没必要换。</w:t>
+      </w:r>
+    </w:p>
+    <w:p>
+      <w:pPr>
+        <w:widowControl w:val="0"/>
+        <w:numPr>
+          <w:numId w:val="0"/>
+        </w:numPr>
+        <w:ind w:leftChars="0"/>
+        <w:jc w:val="both"/>
+        <w:rPr>
+          <w:rFonts w:hint="default"/>
+          <w:lang w:val="en-US" w:eastAsia="zh-CN"/>
+        </w:rPr>
+      </w:pPr>
+      <w:r>
+        <w:rPr>
+          <w:rFonts w:hint="default"/>
+          <w:lang w:val="en-US" w:eastAsia="zh-CN"/>
+        </w:rPr>
+        <w:br w:type="textWrapping"/>
+      </w:r>
+    </w:p>
+    <w:p>
+      <w:pPr>
+        <w:widowControl w:val="0"/>
+        <w:numPr>
+          <w:numId w:val="0"/>
+        </w:numPr>
+        <w:ind w:leftChars="0"/>
+        <w:jc w:val="both"/>
+        <w:rPr>
+          <w:rFonts w:hint="default"/>
+          <w:lang w:val="en-US" w:eastAsia="zh-CN"/>
+        </w:rPr>
+      </w:pPr>
+      <w:r>
+        <w:rPr>
+          <w:rFonts w:hint="default"/>
+          <w:lang w:val="en-US" w:eastAsia="zh-CN"/>
+        </w:rPr>
+        <w:t>## 第 6 页｜Agent 会话中的消息持续累积</w:t>
+      </w:r>
+    </w:p>
+    <w:p>
+      <w:pPr>
+        <w:widowControl w:val="0"/>
+        <w:numPr>
+          <w:numId w:val="0"/>
+        </w:numPr>
+        <w:ind w:leftChars="0"/>
+        <w:jc w:val="both"/>
+        <w:rPr>
+          <w:rFonts w:hint="default"/>
+          <w:lang w:val="en-US" w:eastAsia="zh-CN"/>
+        </w:rPr>
+      </w:pPr>
+    </w:p>
+    <w:p>
+      <w:pPr>
+        <w:widowControl w:val="0"/>
+        <w:numPr>
+          <w:numId w:val="0"/>
+        </w:numPr>
+        <w:ind w:leftChars="0" w:firstLine="420" w:firstLineChars="0"/>
+        <w:jc w:val="both"/>
+        <w:rPr>
+          <w:rFonts w:hint="default"/>
+          <w:lang w:val="en-US" w:eastAsia="zh-CN"/>
+        </w:rPr>
+      </w:pPr>
+      <w:r>
+        <w:rPr>
+          <w:rFonts w:hint="default"/>
+          <w:lang w:val="en-US" w:eastAsia="zh-CN"/>
+        </w:rPr>
+        <w:t>前面已经分析了，影响输出的关键是 输入、Agent和大模型；</w:t>
+      </w:r>
+    </w:p>
+    <w:p>
+      <w:pPr>
+        <w:widowControl w:val="0"/>
+        <w:numPr>
+          <w:numId w:val="0"/>
+        </w:numPr>
+        <w:ind w:leftChars="0" w:firstLine="420" w:firstLineChars="0"/>
+        <w:jc w:val="both"/>
+        <w:rPr>
+          <w:rFonts w:hint="default"/>
+          <w:lang w:val="en-US" w:eastAsia="zh-CN"/>
+        </w:rPr>
+      </w:pPr>
+      <w:r>
+        <w:rPr>
+          <w:rFonts w:hint="default"/>
+          <w:lang w:val="en-US" w:eastAsia="zh-CN"/>
+        </w:rPr>
+        <w:t>Agent内部结构我们改不了，大模型肯定是选择我们能用的里面性能最好的嘛；</w:t>
+      </w:r>
+    </w:p>
+    <w:p>
+      <w:pPr>
+        <w:widowControl w:val="0"/>
+        <w:numPr>
+          <w:numId w:val="0"/>
+        </w:numPr>
+        <w:ind w:leftChars="0" w:firstLine="420" w:firstLineChars="0"/>
+        <w:jc w:val="both"/>
+        <w:rPr>
+          <w:rFonts w:hint="default"/>
+          <w:lang w:val="en-US" w:eastAsia="zh-CN"/>
+        </w:rPr>
+      </w:pPr>
+      <w:r>
+        <w:rPr>
+          <w:rFonts w:hint="default"/>
+          <w:lang w:val="en-US" w:eastAsia="zh-CN"/>
+        </w:rPr>
+        <w:t>那剩下的提升输出质量的条件就是输入了。</w:t>
+      </w:r>
+    </w:p>
+    <w:p>
+      <w:pPr>
+        <w:widowControl w:val="0"/>
+        <w:numPr>
+          <w:numId w:val="0"/>
+        </w:numPr>
+        <w:ind w:leftChars="0" w:firstLine="420" w:firstLineChars="0"/>
+        <w:jc w:val="both"/>
+        <w:rPr>
+          <w:rFonts w:hint="default"/>
+          <w:lang w:val="en-US" w:eastAsia="zh-CN"/>
+        </w:rPr>
+      </w:pPr>
+      <w:r>
+        <w:rPr>
+          <w:rFonts w:hint="default"/>
+          <w:lang w:val="en-US" w:eastAsia="zh-CN"/>
+        </w:rPr>
+        <w:t>通过前面的示例我们可以看出来大模型的记忆能力其实是把每一轮的上下文都组装起来，一起发给大模型。</w:t>
+      </w:r>
+    </w:p>
+    <w:p>
+      <w:pPr>
+        <w:widowControl w:val="0"/>
+        <w:numPr>
+          <w:numId w:val="0"/>
+        </w:numPr>
+        <w:ind w:leftChars="0"/>
+        <w:jc w:val="both"/>
+        <w:rPr>
+          <w:rFonts w:hint="default"/>
+          <w:lang w:val="en-US" w:eastAsia="zh-CN"/>
+        </w:rPr>
+      </w:pPr>
+      <w:r>
+        <w:rPr>
+          <w:rFonts w:hint="default"/>
+          <w:lang w:val="en-US" w:eastAsia="zh-CN"/>
+        </w:rPr>
+        <w:br w:type="textWrapping"/>
+      </w:r>
+    </w:p>
+    <w:p>
+      <w:pPr>
+        <w:widowControl w:val="0"/>
+        <w:numPr>
+          <w:numId w:val="0"/>
+        </w:numPr>
+        <w:ind w:leftChars="0"/>
+        <w:jc w:val="both"/>
+        <w:rPr>
+          <w:rFonts w:hint="default"/>
+          <w:lang w:val="en-US" w:eastAsia="zh-CN"/>
+        </w:rPr>
+      </w:pPr>
+      <w:r>
+        <w:rPr>
+          <w:rFonts w:hint="default"/>
+          <w:lang w:val="en-US" w:eastAsia="zh-CN"/>
+        </w:rPr>
+        <w:t>## 第 7 页｜上下文变长，模型表现可能下降</w:t>
+      </w:r>
+    </w:p>
+    <w:p>
+      <w:pPr>
+        <w:widowControl w:val="0"/>
+        <w:numPr>
+          <w:numId w:val="0"/>
+        </w:numPr>
+        <w:ind w:leftChars="0"/>
+        <w:jc w:val="both"/>
+        <w:rPr>
+          <w:rFonts w:hint="default"/>
+          <w:lang w:val="en-US" w:eastAsia="zh-CN"/>
+        </w:rPr>
+      </w:pPr>
+    </w:p>
+    <w:p>
+      <w:pPr>
+        <w:widowControl w:val="0"/>
+        <w:numPr>
+          <w:numId w:val="0"/>
+        </w:numPr>
+        <w:ind w:leftChars="0" w:firstLine="420" w:firstLineChars="0"/>
+        <w:jc w:val="both"/>
+        <w:rPr>
+          <w:rFonts w:hint="default"/>
+          <w:lang w:val="en-US" w:eastAsia="zh-CN"/>
+        </w:rPr>
+      </w:pPr>
+      <w:r>
+        <w:rPr>
+          <w:rFonts w:hint="default"/>
+          <w:lang w:val="en-US" w:eastAsia="zh-CN"/>
+        </w:rPr>
+        <w:t>但是大模型的表现一般会随着上下文的增长表现逐渐下降，所以在一次会话中，如果我们的任务很长很复杂，可以在合适的节点压缩上下文，尽量不要用到Agent自动压缩。</w:t>
+      </w:r>
+    </w:p>
+    <w:p>
+      <w:pPr>
+        <w:widowControl w:val="0"/>
+        <w:numPr>
+          <w:numId w:val="0"/>
+        </w:numPr>
+        <w:ind w:leftChars="0"/>
+        <w:jc w:val="both"/>
+        <w:rPr>
+          <w:rFonts w:hint="default"/>
+          <w:lang w:val="en-US" w:eastAsia="zh-CN"/>
+        </w:rPr>
+      </w:pPr>
+    </w:p>
+    <w:p>
+      <w:pPr>
+        <w:widowControl w:val="0"/>
+        <w:numPr>
+          <w:numId w:val="0"/>
+        </w:numPr>
+        <w:ind w:leftChars="0" w:firstLine="420" w:firstLineChars="0"/>
+        <w:jc w:val="both"/>
+        <w:rPr>
+          <w:rFonts w:hint="default"/>
+          <w:lang w:val="en-US" w:eastAsia="zh-CN"/>
+        </w:rPr>
+      </w:pPr>
+      <w:r>
+        <w:rPr>
+          <w:rFonts w:hint="default"/>
+          <w:lang w:val="en-US" w:eastAsia="zh-CN"/>
+        </w:rPr>
+        <w:t>在之前这个图中，我们看到输入其实是由很多部分组成的（第4页）：</w:t>
+      </w:r>
+    </w:p>
+    <w:p>
+      <w:pPr>
+        <w:widowControl w:val="0"/>
+        <w:numPr>
+          <w:numId w:val="0"/>
+        </w:numPr>
+        <w:ind w:leftChars="0" w:firstLine="420" w:firstLineChars="0"/>
+        <w:jc w:val="both"/>
+        <w:rPr>
+          <w:rFonts w:hint="default"/>
+          <w:lang w:val="en-US" w:eastAsia="zh-CN"/>
+        </w:rPr>
+      </w:pPr>
+      <w:r>
+        <w:rPr>
+          <w:rFonts w:hint="default"/>
+          <w:lang w:val="en-US" w:eastAsia="zh-CN"/>
+        </w:rPr>
+        <w:t>系统提示词一般是Agent启动时</w:t>
+      </w:r>
+      <w:r>
+        <w:rPr>
+          <w:rFonts w:hint="default"/>
+          <w:b/>
+          <w:bCs/>
+          <w:lang w:val="en-US" w:eastAsia="zh-CN"/>
+        </w:rPr>
+        <w:t>最先发给大模型</w:t>
+      </w:r>
+      <w:r>
+        <w:rPr>
+          <w:rFonts w:hint="default"/>
+          <w:lang w:val="en-US" w:eastAsia="zh-CN"/>
+        </w:rPr>
+        <w:t>的一套硬性规则，比如定义Agent身份、能力边界、安全约束、输出风格等等。（比如在Claude code里我们中转了其他大模型，但是我们问他是什么模型的时候，它说自己是Claude opts模型。这应该就是系统提示词给大模型的身份定义。）</w:t>
+      </w:r>
+    </w:p>
+    <w:p>
+      <w:pPr>
+        <w:widowControl w:val="0"/>
+        <w:numPr>
+          <w:numId w:val="0"/>
+        </w:numPr>
+        <w:ind w:leftChars="0" w:firstLine="420" w:firstLineChars="0"/>
+        <w:jc w:val="both"/>
+        <w:rPr>
+          <w:rFonts w:hint="default"/>
+          <w:lang w:val="en-US" w:eastAsia="zh-CN"/>
+        </w:rPr>
+      </w:pPr>
+      <w:r>
+        <w:rPr>
+          <w:rFonts w:hint="default"/>
+          <w:lang w:val="en-US" w:eastAsia="zh-CN"/>
+        </w:rPr>
+        <w:t>第二部分是可选规则/项目约束：这部分是Agent启动之后自动加载的</w:t>
+      </w:r>
+      <w:r>
+        <w:rPr>
+          <w:rFonts w:hint="eastAsia"/>
+          <w:lang w:val="en-US" w:eastAsia="zh-CN"/>
+        </w:rPr>
+        <w:t>记忆和</w:t>
+      </w:r>
+      <w:r>
+        <w:rPr>
+          <w:rFonts w:hint="default"/>
+          <w:lang w:val="en-US" w:eastAsia="zh-CN"/>
+        </w:rPr>
+        <w:t>项目上下文，比如CLAUDE.md，AGENTS.md这个后面会说；或者是本地存储的一些记忆文件。好像在.claude/projects/memory里</w:t>
+      </w:r>
+    </w:p>
+    <w:p>
+      <w:pPr>
+        <w:widowControl w:val="0"/>
+        <w:numPr>
+          <w:numId w:val="0"/>
+        </w:numPr>
+        <w:ind w:leftChars="0" w:firstLine="420" w:firstLineChars="0"/>
+        <w:jc w:val="both"/>
+        <w:rPr>
+          <w:rFonts w:hint="default"/>
+          <w:lang w:val="en-US" w:eastAsia="zh-CN"/>
+        </w:rPr>
+      </w:pPr>
+      <w:r>
+        <w:rPr>
+          <w:rFonts w:hint="default"/>
+          <w:lang w:val="en-US" w:eastAsia="zh-CN"/>
+        </w:rPr>
+        <w:t>系统工具就是比如：读、写、执行命令等</w:t>
+      </w:r>
+    </w:p>
+    <w:p>
+      <w:pPr>
+        <w:widowControl w:val="0"/>
+        <w:numPr>
+          <w:numId w:val="0"/>
+        </w:numPr>
+        <w:ind w:leftChars="0" w:firstLine="420" w:firstLineChars="0"/>
+        <w:jc w:val="both"/>
+        <w:rPr>
+          <w:rFonts w:hint="default"/>
+          <w:lang w:val="en-US" w:eastAsia="zh-CN"/>
+        </w:rPr>
+      </w:pPr>
+      <w:r>
+        <w:rPr>
+          <w:rFonts w:hint="default"/>
+          <w:lang w:val="en-US" w:eastAsia="zh-CN"/>
+        </w:rPr>
+        <w:t>SKILL描述，一般我们用的SKILL都会有一个SKILL.md的文件和一些脚本，SKILL.md里全是文本信息，记录了一件事具体怎么做，一个文件可能有几百行，几千上万个字。如果一个会话每次把一个SKILL全量加载的话，那加载几个SKILL上下文就满了。</w:t>
+      </w:r>
+    </w:p>
+    <w:p>
+      <w:pPr>
+        <w:widowControl w:val="0"/>
+        <w:numPr>
+          <w:numId w:val="0"/>
+        </w:numPr>
+        <w:ind w:leftChars="0" w:firstLine="420" w:firstLineChars="0"/>
+        <w:jc w:val="both"/>
+        <w:rPr>
+          <w:rFonts w:hint="default"/>
+          <w:lang w:val="en-US" w:eastAsia="zh-CN"/>
+        </w:rPr>
+      </w:pPr>
+      <w:r>
+        <w:rPr>
+          <w:rFonts w:hint="default"/>
+          <w:lang w:val="en-US" w:eastAsia="zh-CN"/>
+        </w:rPr>
+        <w:t>所以Agent的处理方式是动态加载，一般SKILL.md的最开始会有一段描述，说明这个SKILL是干嘛的，什么时候调用。Agent启动时只加载这一段描述信息，添加到上下文告诉大模型，当大模型真正需要使用某个SKILL的时候，在把全部内容加载进来。</w:t>
+      </w:r>
+    </w:p>
+    <w:p>
+      <w:pPr>
+        <w:widowControl w:val="0"/>
+        <w:numPr>
+          <w:numId w:val="0"/>
+        </w:numPr>
+        <w:ind w:leftChars="0" w:firstLine="420" w:firstLineChars="0"/>
+        <w:jc w:val="both"/>
+        <w:rPr>
+          <w:rFonts w:hint="default"/>
+          <w:lang w:val="en-US" w:eastAsia="zh-CN"/>
+        </w:rPr>
+      </w:pPr>
+      <w:r>
+        <w:rPr>
+          <w:rFonts w:hint="default"/>
+          <w:lang w:val="en-US" w:eastAsia="zh-CN"/>
+        </w:rPr>
+        <w:t>MCP工具也是类似，只加载工具列表，具体工具怎么执行，怎么实现大模型并不关注，只需要怎么用就行了。</w:t>
+      </w:r>
+    </w:p>
+    <w:p>
+      <w:pPr>
+        <w:widowControl w:val="0"/>
+        <w:numPr>
+          <w:numId w:val="0"/>
+        </w:numPr>
+        <w:ind w:leftChars="0" w:firstLine="420" w:firstLineChars="0"/>
+        <w:jc w:val="both"/>
+        <w:rPr>
+          <w:rFonts w:hint="default"/>
+          <w:lang w:val="en-US" w:eastAsia="zh-CN"/>
+        </w:rPr>
+      </w:pPr>
+      <w:r>
+        <w:rPr>
+          <w:rFonts w:hint="default"/>
+          <w:lang w:val="en-US" w:eastAsia="zh-CN"/>
+        </w:rPr>
+        <w:t>下面就是我们的输入和输出上下文了</w:t>
+      </w:r>
+    </w:p>
+    <w:p>
+      <w:pPr>
+        <w:widowControl w:val="0"/>
+        <w:numPr>
+          <w:numId w:val="0"/>
+        </w:numPr>
+        <w:ind w:leftChars="0" w:firstLine="420" w:firstLineChars="0"/>
+        <w:jc w:val="both"/>
+        <w:rPr>
+          <w:rFonts w:hint="default"/>
+          <w:lang w:val="en-US" w:eastAsia="zh-CN"/>
+        </w:rPr>
+      </w:pPr>
+      <w:r>
+        <w:rPr>
+          <w:rFonts w:hint="default"/>
+          <w:lang w:val="en-US" w:eastAsia="zh-CN"/>
+        </w:rPr>
+        <w:t>我们可以拿Claude Code的一个实际会话看一下：基本与上面描述能对齐。</w:t>
+      </w:r>
+    </w:p>
+    <w:p>
+      <w:pPr>
+        <w:widowControl w:val="0"/>
+        <w:numPr>
+          <w:numId w:val="0"/>
+        </w:numPr>
+        <w:ind w:leftChars="0" w:firstLine="420" w:firstLineChars="0"/>
+        <w:jc w:val="both"/>
+        <w:rPr>
+          <w:rFonts w:hint="default"/>
+          <w:lang w:val="en-US" w:eastAsia="zh-CN"/>
+        </w:rPr>
+      </w:pPr>
+      <w:r>
+        <w:rPr>
+          <w:rFonts w:hint="default"/>
+          <w:lang w:val="en-US" w:eastAsia="zh-CN"/>
+        </w:rPr>
+        <w:t>在这些上下文信息里，那些是我们可以管理的？SKILL、MCP、可选规则、项目约束和用户输入。</w:t>
+      </w:r>
+    </w:p>
+    <w:p>
+      <w:pPr>
+        <w:widowControl w:val="0"/>
+        <w:numPr>
+          <w:numId w:val="0"/>
+        </w:numPr>
+        <w:ind w:leftChars="0"/>
+        <w:jc w:val="both"/>
+        <w:rPr>
+          <w:rFonts w:hint="default"/>
+          <w:lang w:val="en-US" w:eastAsia="zh-CN"/>
+        </w:rPr>
+      </w:pPr>
+    </w:p>
+    <w:p>
+      <w:pPr>
+        <w:widowControl w:val="0"/>
+        <w:numPr>
+          <w:numId w:val="0"/>
+        </w:numPr>
+        <w:ind w:leftChars="0"/>
+        <w:jc w:val="both"/>
+        <w:rPr>
+          <w:rFonts w:hint="default"/>
+          <w:lang w:val="en-US" w:eastAsia="zh-CN"/>
+        </w:rPr>
+      </w:pPr>
+    </w:p>
+    <w:p>
+      <w:pPr>
+        <w:widowControl w:val="0"/>
+        <w:numPr>
+          <w:numId w:val="0"/>
+        </w:numPr>
+        <w:ind w:leftChars="0"/>
+        <w:jc w:val="both"/>
+        <w:rPr>
+          <w:rFonts w:hint="default"/>
+          <w:lang w:val="en-US" w:eastAsia="zh-CN"/>
+        </w:rPr>
+      </w:pPr>
+      <w:r>
+        <w:rPr>
+          <w:rFonts w:hint="default"/>
+          <w:lang w:val="en-US" w:eastAsia="zh-CN"/>
+        </w:rPr>
+        <w:br w:type="textWrapping"/>
+      </w:r>
+    </w:p>
+    <w:p>
+      <w:pPr>
+        <w:widowControl w:val="0"/>
+        <w:numPr>
+          <w:numId w:val="0"/>
+        </w:numPr>
+        <w:ind w:leftChars="0"/>
+        <w:jc w:val="both"/>
+        <w:rPr>
+          <w:rFonts w:hint="default"/>
+          <w:lang w:val="en-US" w:eastAsia="zh-CN"/>
+        </w:rPr>
+      </w:pPr>
+      <w:r>
+        <w:rPr>
+          <w:rFonts w:hint="default"/>
+          <w:lang w:val="en-US" w:eastAsia="zh-CN"/>
+        </w:rPr>
+        <w:t>## 第 8 页｜消息会累积，当前上下文要精选</w:t>
+      </w:r>
+    </w:p>
+    <w:p>
+      <w:pPr>
+        <w:widowControl w:val="0"/>
+        <w:numPr>
+          <w:numId w:val="0"/>
+        </w:numPr>
+        <w:ind w:leftChars="0"/>
+        <w:jc w:val="both"/>
+        <w:rPr>
+          <w:rFonts w:hint="default"/>
+          <w:lang w:val="en-US" w:eastAsia="zh-CN"/>
+        </w:rPr>
+      </w:pPr>
+    </w:p>
+    <w:p>
+      <w:pPr>
+        <w:widowControl w:val="0"/>
+        <w:numPr>
+          <w:numId w:val="0"/>
+        </w:numPr>
+        <w:ind w:leftChars="0"/>
+        <w:jc w:val="both"/>
+        <w:rPr>
+          <w:rFonts w:hint="default"/>
+          <w:lang w:val="en-US" w:eastAsia="zh-CN"/>
+        </w:rPr>
+      </w:pPr>
+      <w:r>
+        <w:rPr>
+          <w:rFonts w:hint="default"/>
+          <w:lang w:val="en-US" w:eastAsia="zh-CN"/>
+        </w:rPr>
+        <w:t>所以，为了提高Agent的输出质量，我们要主动的管理上下文：</w:t>
+      </w:r>
+    </w:p>
+    <w:p>
+      <w:pPr>
+        <w:widowControl w:val="0"/>
+        <w:numPr>
+          <w:numId w:val="0"/>
+        </w:numPr>
+        <w:ind w:leftChars="0"/>
+        <w:jc w:val="both"/>
+        <w:rPr>
+          <w:rFonts w:hint="default"/>
+          <w:lang w:val="en-US" w:eastAsia="zh-CN"/>
+        </w:rPr>
+      </w:pPr>
+      <w:r>
+        <w:rPr>
+          <w:rFonts w:hint="default"/>
+          <w:lang w:val="en-US" w:eastAsia="zh-CN"/>
+        </w:rPr>
+        <w:t xml:space="preserve"> - SKILL：与任务无关的不加载</w:t>
+      </w:r>
+    </w:p>
+    <w:p>
+      <w:pPr>
+        <w:widowControl w:val="0"/>
+        <w:numPr>
+          <w:numId w:val="0"/>
+        </w:numPr>
+        <w:ind w:leftChars="0"/>
+        <w:jc w:val="both"/>
+        <w:rPr>
+          <w:rFonts w:hint="default"/>
+          <w:lang w:val="en-US" w:eastAsia="zh-CN"/>
+        </w:rPr>
+      </w:pPr>
+      <w:r>
+        <w:rPr>
+          <w:rFonts w:hint="default"/>
+          <w:lang w:val="en-US" w:eastAsia="zh-CN"/>
+        </w:rPr>
+        <w:t xml:space="preserve"> - MCP：与任务无关的也关闭</w:t>
+      </w:r>
+    </w:p>
+    <w:p>
+      <w:pPr>
+        <w:widowControl w:val="0"/>
+        <w:numPr>
+          <w:numId w:val="0"/>
+        </w:numPr>
+        <w:ind w:leftChars="0"/>
+        <w:jc w:val="both"/>
+        <w:rPr>
+          <w:rFonts w:hint="default"/>
+          <w:lang w:val="en-US" w:eastAsia="zh-CN"/>
+        </w:rPr>
+      </w:pPr>
+      <w:r>
+        <w:rPr>
+          <w:rFonts w:hint="default"/>
+          <w:lang w:val="en-US" w:eastAsia="zh-CN"/>
+        </w:rPr>
+        <w:t xml:space="preserve"> - 可选规则、项目约束：这部分主要是记忆文件与项目文件，我们可以修改修改本地文件来管理，只保留正确，关键，每轮会话都会使用的信息</w:t>
+      </w:r>
+    </w:p>
+    <w:p>
+      <w:pPr>
+        <w:widowControl w:val="0"/>
+        <w:numPr>
+          <w:numId w:val="0"/>
+        </w:numPr>
+        <w:ind w:leftChars="0"/>
+        <w:jc w:val="both"/>
+        <w:rPr>
+          <w:rFonts w:hint="default"/>
+          <w:lang w:val="en-US" w:eastAsia="zh-CN"/>
+        </w:rPr>
+      </w:pPr>
+      <w:r>
+        <w:rPr>
+          <w:rFonts w:hint="default"/>
+          <w:lang w:val="en-US" w:eastAsia="zh-CN"/>
+        </w:rPr>
+        <w:t xml:space="preserve"> - 最后就是用户输入了，这部分我们能做的最多：</w:t>
+      </w:r>
+    </w:p>
+    <w:p>
+      <w:pPr>
+        <w:widowControl w:val="0"/>
+        <w:numPr>
+          <w:numId w:val="0"/>
+        </w:numPr>
+        <w:ind w:leftChars="0"/>
+        <w:jc w:val="both"/>
+        <w:rPr>
+          <w:rFonts w:hint="default"/>
+          <w:lang w:val="en-US" w:eastAsia="zh-CN"/>
+        </w:rPr>
+      </w:pPr>
+      <w:r>
+        <w:rPr>
+          <w:rFonts w:hint="default"/>
+          <w:lang w:val="en-US" w:eastAsia="zh-CN"/>
+        </w:rPr>
+        <w:t xml:space="preserve">   - 在一个任务会话中要提供给大模型相关的资料（任务的背景、目标等信息）</w:t>
+      </w:r>
+    </w:p>
+    <w:p>
+      <w:pPr>
+        <w:widowControl w:val="0"/>
+        <w:numPr>
+          <w:numId w:val="0"/>
+        </w:numPr>
+        <w:ind w:leftChars="0"/>
+        <w:jc w:val="both"/>
+        <w:rPr>
+          <w:rFonts w:hint="default"/>
+          <w:lang w:val="en-US" w:eastAsia="zh-CN"/>
+        </w:rPr>
+      </w:pPr>
+      <w:r>
+        <w:rPr>
+          <w:rFonts w:hint="default"/>
+          <w:lang w:val="en-US" w:eastAsia="zh-CN"/>
+        </w:rPr>
+        <w:t xml:space="preserve">   - 并且只保留必要的状态和信息</w:t>
+      </w:r>
+    </w:p>
+    <w:p>
+      <w:pPr>
+        <w:widowControl w:val="0"/>
+        <w:numPr>
+          <w:numId w:val="0"/>
+        </w:numPr>
+        <w:ind w:leftChars="0"/>
+        <w:jc w:val="both"/>
+        <w:rPr>
+          <w:rFonts w:hint="default"/>
+          <w:lang w:val="en-US" w:eastAsia="zh-CN"/>
+        </w:rPr>
+      </w:pPr>
+      <w:r>
+        <w:rPr>
+          <w:rFonts w:hint="default"/>
+          <w:lang w:val="en-US" w:eastAsia="zh-CN"/>
+        </w:rPr>
+        <w:t xml:space="preserve">   - 减少无关与冲突（与本任务无关的最好不要出现在同一个会话中）</w:t>
+      </w:r>
+    </w:p>
+    <w:p>
+      <w:pPr>
+        <w:widowControl w:val="0"/>
+        <w:numPr>
+          <w:numId w:val="0"/>
+        </w:numPr>
+        <w:ind w:leftChars="0"/>
+        <w:jc w:val="both"/>
+        <w:rPr>
+          <w:rFonts w:hint="default"/>
+          <w:lang w:val="en-US" w:eastAsia="zh-CN"/>
+        </w:rPr>
+      </w:pPr>
+    </w:p>
+    <w:p>
+      <w:pPr>
+        <w:widowControl w:val="0"/>
+        <w:numPr>
+          <w:numId w:val="0"/>
+        </w:numPr>
+        <w:ind w:leftChars="0"/>
+        <w:jc w:val="both"/>
+        <w:rPr>
+          <w:rFonts w:hint="default"/>
+          <w:lang w:val="en-US" w:eastAsia="zh-CN"/>
+        </w:rPr>
+      </w:pPr>
+      <w:r>
+        <w:rPr>
+          <w:rFonts w:hint="default"/>
+          <w:lang w:val="en-US" w:eastAsia="zh-CN"/>
+        </w:rPr>
+        <w:t>## 第 9 页｜四步把上下文变成可执行线索</w:t>
+      </w:r>
+    </w:p>
+    <w:p>
+      <w:pPr>
+        <w:widowControl w:val="0"/>
+        <w:numPr>
+          <w:numId w:val="0"/>
+        </w:numPr>
+        <w:ind w:leftChars="0"/>
+        <w:jc w:val="both"/>
+        <w:rPr>
+          <w:rFonts w:hint="default"/>
+          <w:lang w:val="en-US" w:eastAsia="zh-CN"/>
+        </w:rPr>
+      </w:pPr>
+    </w:p>
+    <w:p>
+      <w:pPr>
+        <w:widowControl w:val="0"/>
+        <w:numPr>
+          <w:numId w:val="0"/>
+        </w:numPr>
+        <w:ind w:leftChars="0"/>
+        <w:jc w:val="both"/>
+        <w:rPr>
+          <w:rFonts w:hint="default"/>
+          <w:lang w:val="en-US" w:eastAsia="zh-CN"/>
+        </w:rPr>
+      </w:pPr>
+      <w:r>
+        <w:rPr>
+          <w:rFonts w:hint="default"/>
+          <w:lang w:val="en-US" w:eastAsia="zh-CN"/>
+        </w:rPr>
+        <w:t>下面是一些提高上下文质量的建议：</w:t>
+      </w:r>
+    </w:p>
+    <w:p>
+      <w:pPr>
+        <w:widowControl w:val="0"/>
+        <w:numPr>
+          <w:numId w:val="0"/>
+        </w:numPr>
+        <w:ind w:leftChars="0"/>
+        <w:jc w:val="both"/>
+        <w:rPr>
+          <w:rFonts w:hint="default"/>
+          <w:lang w:val="en-US" w:eastAsia="zh-CN"/>
+        </w:rPr>
+      </w:pPr>
+      <w:r>
+        <w:rPr>
+          <w:rFonts w:hint="default"/>
+          <w:lang w:val="en-US" w:eastAsia="zh-CN"/>
+        </w:rPr>
+        <w:t xml:space="preserve"> - 第一个就是明确任务的目标</w:t>
+      </w:r>
+    </w:p>
+    <w:p>
+      <w:pPr>
+        <w:widowControl w:val="0"/>
+        <w:numPr>
+          <w:numId w:val="0"/>
+        </w:numPr>
+        <w:ind w:leftChars="0"/>
+        <w:jc w:val="both"/>
+        <w:rPr>
+          <w:rFonts w:hint="default"/>
+          <w:lang w:val="en-US" w:eastAsia="zh-CN"/>
+        </w:rPr>
+      </w:pPr>
+      <w:r>
+        <w:rPr>
+          <w:rFonts w:hint="default"/>
+          <w:lang w:val="en-US" w:eastAsia="zh-CN"/>
+        </w:rPr>
+        <w:t xml:space="preserve"> - 然后给模型提供关键的线索：长期的规则可以保留为文件（记忆或规则），本轮的状态只在本轮使用</w:t>
+      </w:r>
+    </w:p>
+    <w:p>
+      <w:pPr>
+        <w:widowControl w:val="0"/>
+        <w:numPr>
+          <w:numId w:val="0"/>
+        </w:numPr>
+        <w:ind w:leftChars="0"/>
+        <w:jc w:val="both"/>
+        <w:rPr>
+          <w:rFonts w:hint="default"/>
+          <w:lang w:val="en-US" w:eastAsia="zh-CN"/>
+        </w:rPr>
+      </w:pPr>
+      <w:r>
+        <w:rPr>
+          <w:rFonts w:hint="default"/>
+          <w:lang w:val="en-US" w:eastAsia="zh-CN"/>
+        </w:rPr>
+        <w:t xml:space="preserve"> - 最好每一轮有明确的输出或状态变化，让模型更好判断哪些已经完成了，哪些是待解决的。</w:t>
+      </w:r>
+    </w:p>
+    <w:p>
+      <w:pPr>
+        <w:widowControl w:val="0"/>
+        <w:numPr>
+          <w:numId w:val="0"/>
+        </w:numPr>
+        <w:ind w:leftChars="0"/>
+        <w:jc w:val="both"/>
+        <w:rPr>
+          <w:rFonts w:hint="default"/>
+          <w:lang w:val="en-US" w:eastAsia="zh-CN"/>
+        </w:rPr>
+      </w:pPr>
+      <w:r>
+        <w:rPr>
+          <w:rFonts w:hint="default"/>
+          <w:lang w:val="en-US" w:eastAsia="zh-CN"/>
+        </w:rPr>
+        <w:t xml:space="preserve"> - 在模型输出之后用我们的观测结果及时反馈给他，让他修复验证（比如改了一段代码，我们需要上EMU环境验，验完及时把必要的日志反馈给他，让他能更清晰知道当前任务状态）</w:t>
+      </w:r>
+    </w:p>
+    <w:p>
+      <w:pPr>
+        <w:widowControl w:val="0"/>
+        <w:numPr>
+          <w:numId w:val="0"/>
+        </w:numPr>
+        <w:ind w:leftChars="0"/>
+        <w:jc w:val="both"/>
+        <w:rPr>
+          <w:rFonts w:hint="default"/>
+          <w:lang w:val="en-US" w:eastAsia="zh-CN"/>
+        </w:rPr>
+      </w:pPr>
+    </w:p>
+    <w:p>
+      <w:pPr>
+        <w:widowControl w:val="0"/>
+        <w:numPr>
+          <w:numId w:val="0"/>
+        </w:numPr>
+        <w:ind w:leftChars="0"/>
+        <w:jc w:val="both"/>
+        <w:rPr>
+          <w:rFonts w:hint="default"/>
+          <w:lang w:val="en-US" w:eastAsia="zh-CN"/>
+        </w:rPr>
+      </w:pPr>
+      <w:r>
+        <w:rPr>
+          <w:rFonts w:hint="default"/>
+          <w:lang w:val="en-US" w:eastAsia="zh-CN"/>
+        </w:rPr>
+        <w:t>## 第 10 页｜CLAUDE.md 启动时自动进入上下文</w:t>
+      </w:r>
+    </w:p>
+    <w:p>
+      <w:pPr>
+        <w:widowControl w:val="0"/>
+        <w:numPr>
+          <w:numId w:val="0"/>
+        </w:numPr>
+        <w:ind w:leftChars="0"/>
+        <w:jc w:val="both"/>
+        <w:rPr>
+          <w:rFonts w:hint="default"/>
+          <w:lang w:val="en-US" w:eastAsia="zh-CN"/>
+        </w:rPr>
+      </w:pPr>
+    </w:p>
+    <w:p>
+      <w:pPr>
+        <w:widowControl w:val="0"/>
+        <w:numPr>
+          <w:numId w:val="0"/>
+        </w:numPr>
+        <w:ind w:leftChars="0" w:firstLine="420" w:firstLineChars="0"/>
+        <w:jc w:val="both"/>
+        <w:rPr>
+          <w:rFonts w:hint="default"/>
+          <w:lang w:val="en-US" w:eastAsia="zh-CN"/>
+        </w:rPr>
+      </w:pPr>
+      <w:r>
+        <w:rPr>
+          <w:rFonts w:hint="default"/>
+          <w:lang w:val="en-US" w:eastAsia="zh-CN"/>
+        </w:rPr>
+        <w:t>在上下文组成里，有一个可选规则、项目约束部分。这个划分比较抽象，具体到实际的项目中，他就是一个文件，在一个Agent启动时，他会自动检查项目里是否有这个文件，如果有，就会放到上下文窗口。这个过程放生在用户输入之前，且是自动过程。</w:t>
+      </w:r>
+    </w:p>
+    <w:p>
+      <w:pPr>
+        <w:widowControl w:val="0"/>
+        <w:numPr>
+          <w:numId w:val="0"/>
+        </w:numPr>
+        <w:ind w:leftChars="0" w:firstLine="420" w:firstLineChars="0"/>
+        <w:jc w:val="both"/>
+        <w:rPr>
+          <w:rFonts w:hint="default"/>
+          <w:lang w:val="en-US" w:eastAsia="zh-CN"/>
+        </w:rPr>
+      </w:pPr>
+      <w:r>
+        <w:rPr>
+          <w:rFonts w:hint="default"/>
+          <w:lang w:val="en-US" w:eastAsia="zh-CN"/>
+        </w:rPr>
+        <w:t>为什么要有这个文件呢？</w:t>
+      </w:r>
+    </w:p>
+    <w:p>
+      <w:pPr>
+        <w:widowControl w:val="0"/>
+        <w:numPr>
+          <w:numId w:val="0"/>
+        </w:numPr>
+        <w:ind w:leftChars="0" w:firstLine="420" w:firstLineChars="0"/>
+        <w:jc w:val="both"/>
+        <w:rPr>
+          <w:rFonts w:hint="default"/>
+          <w:lang w:val="en-US" w:eastAsia="zh-CN"/>
+        </w:rPr>
+      </w:pPr>
+      <w:r>
+        <w:rPr>
+          <w:rFonts w:hint="default"/>
+          <w:lang w:val="en-US" w:eastAsia="zh-CN"/>
+        </w:rPr>
+        <w:t>一般我们的项目是一个长期的项目，里面有一些内容是固定不变的，比如我的项目概述是什么、使用什么编译链、有哪些编译、测试命令，有什么约束条件。这在每个会话中都是需要让Agent提前知道的，帮我他更好的理解项目。</w:t>
+      </w:r>
+    </w:p>
+    <w:p>
+      <w:pPr>
+        <w:widowControl w:val="0"/>
+        <w:numPr>
+          <w:numId w:val="0"/>
+        </w:numPr>
+        <w:ind w:leftChars="0" w:firstLine="420" w:firstLineChars="0"/>
+        <w:jc w:val="both"/>
+        <w:rPr>
+          <w:rFonts w:hint="default"/>
+          <w:lang w:val="en-US" w:eastAsia="zh-CN"/>
+        </w:rPr>
+      </w:pPr>
+      <w:r>
+        <w:rPr>
+          <w:rFonts w:hint="default"/>
+          <w:lang w:val="en-US" w:eastAsia="zh-CN"/>
+        </w:rPr>
+        <w:t>如果我们每次开启一个会话之后都把这些内容作为背景给他说一遍，或者让他自己探索一遍，效率是很低的。</w:t>
+      </w:r>
+    </w:p>
+    <w:p>
+      <w:pPr>
+        <w:widowControl w:val="0"/>
+        <w:numPr>
+          <w:numId w:val="0"/>
+        </w:numPr>
+        <w:ind w:leftChars="0" w:firstLine="420" w:firstLineChars="0"/>
+        <w:jc w:val="both"/>
+        <w:rPr>
+          <w:rFonts w:hint="default"/>
+          <w:lang w:val="en-US" w:eastAsia="zh-CN"/>
+        </w:rPr>
+      </w:pPr>
+      <w:r>
+        <w:rPr>
+          <w:rFonts w:hint="default"/>
+          <w:lang w:val="en-US" w:eastAsia="zh-CN"/>
+        </w:rPr>
+        <w:t>尤其在多人合作的项目中，最好维护一个CLAUDE.md，这属于项目资产，不用让别人拿到项目之后再从零开始分析了。</w:t>
+      </w:r>
+    </w:p>
+    <w:p>
+      <w:pPr>
+        <w:widowControl w:val="0"/>
+        <w:numPr>
+          <w:numId w:val="0"/>
+        </w:numPr>
+        <w:ind w:leftChars="0" w:firstLine="420" w:firstLineChars="0"/>
+        <w:jc w:val="both"/>
+        <w:rPr>
+          <w:rFonts w:hint="default"/>
+          <w:lang w:val="en-US" w:eastAsia="zh-CN"/>
+        </w:rPr>
+      </w:pPr>
+    </w:p>
+    <w:p>
+      <w:pPr>
+        <w:widowControl w:val="0"/>
+        <w:numPr>
+          <w:numId w:val="0"/>
+        </w:numPr>
+        <w:ind w:leftChars="0" w:firstLine="420" w:firstLineChars="0"/>
+        <w:jc w:val="both"/>
+        <w:rPr>
+          <w:rFonts w:hint="default"/>
+          <w:lang w:val="en-US" w:eastAsia="zh-CN"/>
+        </w:rPr>
+      </w:pPr>
+      <w:r>
+        <w:rPr>
+          <w:rFonts w:hint="default"/>
+          <w:lang w:val="en-US" w:eastAsia="zh-CN"/>
+        </w:rPr>
+        <w:t>现在Agent也在做兼容和适配，现在更广泛的使用方法是AGENTS.md，其他Agent一般都会自动识别这个文件。</w:t>
+      </w:r>
+      <w:r>
+        <w:rPr>
+          <w:rFonts w:hint="eastAsia"/>
+          <w:lang w:val="en-US" w:eastAsia="zh-CN"/>
+        </w:rPr>
+        <w:t>(软链接：ln -s AGENTS.md CLAUDE.md)</w:t>
+      </w:r>
+    </w:p>
+    <w:p>
+      <w:pPr>
+        <w:widowControl w:val="0"/>
+        <w:numPr>
+          <w:numId w:val="0"/>
+        </w:numPr>
+        <w:ind w:leftChars="0"/>
+        <w:jc w:val="both"/>
+        <w:rPr>
+          <w:rFonts w:hint="default"/>
+          <w:lang w:val="en-US" w:eastAsia="zh-CN"/>
+        </w:rPr>
+      </w:pPr>
+    </w:p>
+    <w:p>
+      <w:pPr>
+        <w:widowControl w:val="0"/>
+        <w:numPr>
+          <w:numId w:val="0"/>
+        </w:numPr>
+        <w:ind w:leftChars="0"/>
+        <w:jc w:val="both"/>
+        <w:rPr>
+          <w:rFonts w:hint="default"/>
+          <w:lang w:val="en-US" w:eastAsia="zh-CN"/>
+        </w:rPr>
+      </w:pPr>
+      <w:r>
+        <w:rPr>
+          <w:rFonts w:hint="default"/>
+          <w:lang w:val="en-US" w:eastAsia="zh-CN"/>
+        </w:rPr>
+        <w:t>## 第 11 页｜CLAUDE.md / AGENTS.md：写什么？</w:t>
+      </w:r>
+    </w:p>
+    <w:p>
+      <w:pPr>
+        <w:widowControl w:val="0"/>
+        <w:numPr>
+          <w:numId w:val="0"/>
+        </w:numPr>
+        <w:ind w:leftChars="0"/>
+        <w:jc w:val="both"/>
+        <w:rPr>
+          <w:rFonts w:hint="default"/>
+          <w:lang w:val="en-US" w:eastAsia="zh-CN"/>
+        </w:rPr>
+      </w:pPr>
+    </w:p>
+    <w:p>
+      <w:pPr>
+        <w:widowControl w:val="0"/>
+        <w:numPr>
+          <w:numId w:val="0"/>
+        </w:numPr>
+        <w:ind w:leftChars="0" w:firstLine="420" w:firstLineChars="0"/>
+        <w:jc w:val="both"/>
+        <w:rPr>
+          <w:rFonts w:hint="default"/>
+          <w:lang w:val="en-US" w:eastAsia="zh-CN"/>
+        </w:rPr>
+      </w:pPr>
+      <w:r>
+        <w:rPr>
+          <w:rFonts w:hint="default"/>
+          <w:lang w:val="en-US" w:eastAsia="zh-CN"/>
+        </w:rPr>
+        <w:t>既然CLAUDE.md/AGENTS.md是项目级的，每个会话都要加载的。那它应该**长期适用、项目特有、具体可检查**，是每个会话都需要的。</w:t>
+      </w:r>
+    </w:p>
+    <w:p>
+      <w:pPr>
+        <w:widowControl w:val="0"/>
+        <w:numPr>
+          <w:numId w:val="0"/>
+        </w:numPr>
+        <w:ind w:leftChars="0"/>
+        <w:jc w:val="both"/>
+        <w:rPr>
+          <w:rFonts w:hint="default"/>
+          <w:lang w:val="en-US" w:eastAsia="zh-CN"/>
+        </w:rPr>
+      </w:pPr>
+      <w:r>
+        <w:rPr>
+          <w:rFonts w:hint="default"/>
+          <w:lang w:val="en-US" w:eastAsia="zh-CN"/>
+        </w:rPr>
+        <w:t>参考CLAUDE官方的说明，大概是下面几类：</w:t>
+      </w:r>
+    </w:p>
+    <w:p>
+      <w:pPr>
+        <w:widowControl w:val="0"/>
+        <w:numPr>
+          <w:numId w:val="0"/>
+        </w:numPr>
+        <w:ind w:leftChars="0"/>
+        <w:jc w:val="both"/>
+        <w:rPr>
+          <w:rFonts w:hint="default"/>
+          <w:lang w:val="en-US" w:eastAsia="zh-CN"/>
+        </w:rPr>
+      </w:pPr>
+      <w:r>
+        <w:rPr>
+          <w:rFonts w:hint="default"/>
+          <w:lang w:val="en-US" w:eastAsia="zh-CN"/>
+        </w:rPr>
+        <w:t xml:space="preserve"> - 项目是做什么的？ 项目的开发以什么为准；</w:t>
+      </w:r>
+    </w:p>
+    <w:p>
+      <w:pPr>
+        <w:widowControl w:val="0"/>
+        <w:numPr>
+          <w:numId w:val="0"/>
+        </w:numPr>
+        <w:ind w:leftChars="0"/>
+        <w:jc w:val="both"/>
+        <w:rPr>
+          <w:rFonts w:hint="default"/>
+          <w:lang w:val="en-US" w:eastAsia="zh-CN"/>
+        </w:rPr>
+      </w:pPr>
+      <w:r>
+        <w:rPr>
+          <w:rFonts w:hint="default"/>
+          <w:lang w:val="en-US" w:eastAsia="zh-CN"/>
+        </w:rPr>
+        <w:t xml:space="preserve"> - 项目的结构说明（关键目录和代码说明），怎么构建和测试</w:t>
+      </w:r>
+    </w:p>
+    <w:p>
+      <w:pPr>
+        <w:widowControl w:val="0"/>
+        <w:numPr>
+          <w:numId w:val="0"/>
+        </w:numPr>
+        <w:ind w:leftChars="0"/>
+        <w:jc w:val="both"/>
+        <w:rPr>
+          <w:rFonts w:hint="default"/>
+          <w:lang w:val="en-US" w:eastAsia="zh-CN"/>
+        </w:rPr>
+      </w:pPr>
+      <w:r>
+        <w:rPr>
+          <w:rFonts w:hint="default"/>
+          <w:lang w:val="en-US" w:eastAsia="zh-CN"/>
+        </w:rPr>
+        <w:t xml:space="preserve"> - 关键的约束：有哪些事是能做的，哪些是不能做的。</w:t>
+      </w:r>
+    </w:p>
+    <w:p>
+      <w:pPr>
+        <w:widowControl w:val="0"/>
+        <w:numPr>
+          <w:numId w:val="0"/>
+        </w:numPr>
+        <w:ind w:leftChars="0"/>
+        <w:jc w:val="both"/>
+        <w:rPr>
+          <w:rFonts w:hint="default"/>
+          <w:lang w:val="en-US" w:eastAsia="zh-CN"/>
+        </w:rPr>
+      </w:pPr>
+      <w:r>
+        <w:rPr>
+          <w:rFonts w:hint="default"/>
+          <w:lang w:val="en-US" w:eastAsia="zh-CN"/>
+        </w:rPr>
+        <w:t xml:space="preserve"> - 验证与交付规则：修改之后怎么验证是否通过</w:t>
+      </w:r>
+    </w:p>
+    <w:p>
+      <w:pPr>
+        <w:widowControl w:val="0"/>
+        <w:numPr>
+          <w:numId w:val="0"/>
+        </w:numPr>
+        <w:ind w:leftChars="0"/>
+        <w:jc w:val="both"/>
+        <w:rPr>
+          <w:rFonts w:hint="default"/>
+          <w:lang w:val="en-US" w:eastAsia="zh-CN"/>
+        </w:rPr>
+      </w:pPr>
+    </w:p>
+    <w:p>
+      <w:pPr>
+        <w:widowControl w:val="0"/>
+        <w:numPr>
+          <w:numId w:val="0"/>
+        </w:numPr>
+        <w:ind w:leftChars="0" w:firstLine="420" w:firstLineChars="0"/>
+        <w:jc w:val="both"/>
+        <w:rPr>
+          <w:rFonts w:hint="default"/>
+          <w:lang w:val="en-US" w:eastAsia="zh-CN"/>
+        </w:rPr>
+      </w:pPr>
+      <w:r>
+        <w:rPr>
+          <w:rFonts w:hint="default"/>
+          <w:lang w:val="en-US" w:eastAsia="zh-CN"/>
+        </w:rPr>
+        <w:t>这些内容应该是少量准确的规则，让模型减少猜测。</w:t>
+      </w:r>
+    </w:p>
+    <w:p>
+      <w:pPr>
+        <w:widowControl w:val="0"/>
+        <w:numPr>
+          <w:numId w:val="0"/>
+        </w:numPr>
+        <w:ind w:leftChars="0"/>
+        <w:jc w:val="both"/>
+        <w:rPr>
+          <w:rFonts w:hint="default"/>
+          <w:lang w:val="en-US" w:eastAsia="zh-CN"/>
+        </w:rPr>
+      </w:pPr>
+      <w:r>
+        <w:rPr>
+          <w:rFonts w:hint="eastAsia"/>
+          <w:lang w:val="en-US" w:eastAsia="zh-CN"/>
+        </w:rPr>
+        <w:t>=====================================</w:t>
+      </w:r>
+    </w:p>
+    <w:p>
+      <w:pPr>
+        <w:widowControl w:val="0"/>
+        <w:numPr>
+          <w:numId w:val="0"/>
+        </w:numPr>
+        <w:ind w:leftChars="0"/>
+        <w:jc w:val="both"/>
+        <w:rPr>
+          <w:rFonts w:hint="default"/>
+          <w:lang w:val="en-US" w:eastAsia="zh-CN"/>
+        </w:rPr>
+      </w:pPr>
+      <w:r>
+        <w:rPr>
+          <w:rFonts w:hint="default"/>
+          <w:lang w:val="en-US" w:eastAsia="zh-CN"/>
+        </w:rPr>
+        <w:t>接下来想给大家分享一个关于模型的上下文的动画：</w:t>
+      </w:r>
+    </w:p>
+    <w:p>
+      <w:pPr>
+        <w:widowControl w:val="0"/>
+        <w:numPr>
+          <w:numId w:val="0"/>
+        </w:numPr>
+        <w:ind w:leftChars="0"/>
+        <w:jc w:val="both"/>
+        <w:rPr>
+          <w:rFonts w:hint="default"/>
+          <w:lang w:val="en-US" w:eastAsia="zh-CN"/>
+        </w:rPr>
+      </w:pPr>
+      <w:r>
+        <w:rPr>
+          <w:rFonts w:hint="default"/>
+          <w:lang w:val="en-US" w:eastAsia="zh-CN"/>
+        </w:rPr>
+        <w:t>播放动画……</w:t>
+      </w:r>
+    </w:p>
+    <w:p>
+      <w:pPr>
+        <w:widowControl w:val="0"/>
+        <w:numPr>
+          <w:numId w:val="0"/>
+        </w:numPr>
+        <w:ind w:leftChars="0"/>
+        <w:jc w:val="both"/>
+        <w:rPr>
+          <w:rFonts w:hint="default"/>
+          <w:lang w:val="en-US" w:eastAsia="zh-CN"/>
+        </w:rPr>
+      </w:pPr>
+      <w:r>
+        <w:rPr>
+          <w:rFonts w:hint="eastAsia"/>
+          <w:lang w:val="en-US" w:eastAsia="zh-CN"/>
+        </w:rPr>
+        <w:t>动画最后，在开启新会话之前创建了一个CLAUDE</w:t>
+      </w:r>
+      <w:r>
+        <w:rPr>
+          <w:rFonts w:hint="default"/>
+          <w:lang w:val="en-US" w:eastAsia="zh-CN"/>
+        </w:rPr>
+        <w:t>.md</w:t>
+      </w:r>
+      <w:r>
+        <w:rPr>
+          <w:rFonts w:hint="eastAsia"/>
+          <w:lang w:val="en-US" w:eastAsia="zh-CN"/>
+        </w:rPr>
+        <w:t>，记录了他们之前对话的关键信息，让他们在新会话中依然能够直到。</w:t>
+      </w:r>
+    </w:p>
+    <w:p>
+      <w:pPr>
+        <w:widowControl w:val="0"/>
         <w:numPr>
           <w:ilvl w:val="0"/>
-          <w:numId w:val="1"/>
-        </w:numPr>
-        <w:ind w:left="420" w:leftChars="0" w:hanging="420" w:firstLineChars="0"/>
+          <w:numId w:val="0"/>
+        </w:numPr>
+        <w:ind w:leftChars="0"/>
+        <w:jc w:val="both"/>
         <w:rPr>
           <w:rFonts w:hint="default"/>
           <w:lang w:val="en-US" w:eastAsia="zh-CN"/>
@@ -54,10 +3365,3594 @@
           <w:rFonts w:hint="eastAsia"/>
           <w:lang w:val="en-US" w:eastAsia="zh-CN"/>
         </w:rPr>
-        <w:t>以“AI编码训练营”为主题，在这一页说明课程分享的两个主要部分：AI Agent基础、AI 编码实践</w:t>
-      </w:r>
+        <w:t>=====================================</w:t>
+      </w:r>
+    </w:p>
+    <w:p>
+      <w:pPr>
+        <w:widowControl w:val="0"/>
+        <w:numPr>
+          <w:numId w:val="0"/>
+        </w:numPr>
+        <w:ind w:leftChars="0"/>
+        <w:jc w:val="both"/>
+        <w:rPr>
+          <w:rFonts w:hint="default"/>
+          <w:lang w:val="en-US" w:eastAsia="zh-CN"/>
+        </w:rPr>
+      </w:pPr>
+      <w:r>
+        <w:rPr>
+          <w:rFonts w:hint="default"/>
+          <w:lang w:val="en-US" w:eastAsia="zh-CN"/>
+        </w:rPr>
+        <w:t>第一部分的内容大概就是这些，</w:t>
+      </w:r>
+    </w:p>
+    <w:p>
+      <w:pPr>
+        <w:widowControl w:val="0"/>
+        <w:numPr>
+          <w:numId w:val="0"/>
+        </w:numPr>
+        <w:ind w:leftChars="0"/>
+        <w:jc w:val="both"/>
+        <w:rPr>
+          <w:rFonts w:hint="default"/>
+          <w:lang w:val="en-US" w:eastAsia="zh-CN"/>
+        </w:rPr>
+      </w:pPr>
+      <w:r>
+        <w:rPr>
+          <w:rFonts w:hint="default"/>
+          <w:lang w:val="en-US" w:eastAsia="zh-CN"/>
+        </w:rPr>
+        <w:t>大家有什么问题吗？</w:t>
+      </w:r>
+    </w:p>
+    <w:p>
+      <w:pPr>
+        <w:widowControl w:val="0"/>
+        <w:numPr>
+          <w:numId w:val="0"/>
+        </w:numPr>
+        <w:ind w:leftChars="0"/>
+        <w:jc w:val="both"/>
+        <w:rPr>
+          <w:rFonts w:hint="default"/>
+          <w:lang w:val="en-US" w:eastAsia="zh-CN"/>
+        </w:rPr>
+      </w:pPr>
+      <w:r>
+        <w:rPr>
+          <w:rFonts w:hint="default"/>
+          <w:lang w:val="en-US" w:eastAsia="zh-CN"/>
+        </w:rPr>
+        <w:br w:type="textWrapping"/>
+      </w:r>
+    </w:p>
+    <w:p>
+      <w:pPr>
+        <w:widowControl w:val="0"/>
+        <w:numPr>
+          <w:numId w:val="0"/>
+        </w:numPr>
+        <w:ind w:leftChars="0"/>
+        <w:jc w:val="both"/>
+        <w:rPr>
+          <w:rFonts w:hint="default"/>
+          <w:lang w:val="en-US" w:eastAsia="zh-CN"/>
+        </w:rPr>
+      </w:pPr>
+      <w:r>
+        <w:rPr>
+          <w:rFonts w:hint="default"/>
+          <w:lang w:val="en-US" w:eastAsia="zh-CN"/>
+        </w:rPr>
+        <w:t>## 第 12 页｜从零实现精简版ls命令</w:t>
+      </w:r>
+    </w:p>
+    <w:p>
+      <w:pPr>
+        <w:widowControl w:val="0"/>
+        <w:numPr>
+          <w:numId w:val="0"/>
+        </w:numPr>
+        <w:ind w:leftChars="0"/>
+        <w:jc w:val="both"/>
+        <w:rPr>
+          <w:rFonts w:hint="default"/>
+          <w:lang w:val="en-US" w:eastAsia="zh-CN"/>
+        </w:rPr>
+      </w:pPr>
+    </w:p>
+    <w:p>
+      <w:pPr>
+        <w:widowControl w:val="0"/>
+        <w:numPr>
+          <w:numId w:val="0"/>
+        </w:numPr>
+        <w:ind w:leftChars="0" w:firstLine="420" w:firstLineChars="0"/>
+        <w:jc w:val="both"/>
+        <w:rPr>
+          <w:rFonts w:hint="default"/>
+          <w:lang w:val="en-US" w:eastAsia="zh-CN"/>
+        </w:rPr>
+      </w:pPr>
+      <w:r>
+        <w:rPr>
+          <w:rFonts w:hint="default"/>
+          <w:lang w:val="en-US" w:eastAsia="zh-CN"/>
+        </w:rPr>
+        <w:t>接下来我们进入第二部分吧。</w:t>
+      </w:r>
+    </w:p>
+    <w:p>
+      <w:pPr>
+        <w:widowControl w:val="0"/>
+        <w:numPr>
+          <w:numId w:val="0"/>
+        </w:numPr>
+        <w:ind w:leftChars="0" w:firstLine="420" w:firstLineChars="0"/>
+        <w:jc w:val="both"/>
+        <w:rPr>
+          <w:rFonts w:hint="default"/>
+          <w:lang w:val="en-US" w:eastAsia="zh-CN"/>
+        </w:rPr>
+      </w:pPr>
+      <w:r>
+        <w:rPr>
+          <w:rFonts w:hint="default"/>
+          <w:lang w:val="en-US" w:eastAsia="zh-CN"/>
+        </w:rPr>
+        <w:t>我们做一个简单的小实践：从零实现精简的ls命令。</w:t>
+      </w:r>
+    </w:p>
+    <w:p>
+      <w:pPr>
+        <w:widowControl w:val="0"/>
+        <w:numPr>
+          <w:numId w:val="0"/>
+        </w:numPr>
+        <w:ind w:leftChars="0"/>
+        <w:jc w:val="both"/>
+        <w:rPr>
+          <w:rFonts w:hint="default"/>
+          <w:lang w:val="en-US" w:eastAsia="zh-CN"/>
+        </w:rPr>
+      </w:pPr>
+    </w:p>
+    <w:p>
+      <w:pPr>
+        <w:widowControl w:val="0"/>
+        <w:numPr>
+          <w:numId w:val="0"/>
+        </w:numPr>
+        <w:ind w:leftChars="0"/>
+        <w:jc w:val="both"/>
+        <w:rPr>
+          <w:rFonts w:hint="default"/>
+          <w:lang w:val="en-US" w:eastAsia="zh-CN"/>
+        </w:rPr>
+      </w:pPr>
+      <w:r>
+        <w:rPr>
+          <w:rFonts w:hint="default"/>
+          <w:lang w:val="en-US" w:eastAsia="zh-CN"/>
+        </w:rPr>
+        <w:t>这次实践</w:t>
+      </w:r>
+      <w:r>
+        <w:rPr>
+          <w:rFonts w:hint="eastAsia"/>
+          <w:lang w:val="en-US" w:eastAsia="zh-CN"/>
+        </w:rPr>
+        <w:t>是让大家在用AI编程时注意下面几点</w:t>
+      </w:r>
+      <w:r>
+        <w:rPr>
+          <w:rFonts w:hint="default"/>
+          <w:lang w:val="en-US" w:eastAsia="zh-CN"/>
+        </w:rPr>
+        <w:t>：**先澄清需求；按需求做最小实现；逐步增量开发、每步验证；测试先行（TDD），先写测试再实现。**</w:t>
+      </w:r>
+    </w:p>
+    <w:p>
+      <w:pPr>
+        <w:widowControl w:val="0"/>
+        <w:numPr>
+          <w:numId w:val="0"/>
+        </w:numPr>
+        <w:ind w:leftChars="0" w:firstLine="420" w:firstLineChars="0"/>
+        <w:jc w:val="both"/>
+        <w:rPr>
+          <w:rFonts w:hint="default"/>
+          <w:lang w:val="en-US" w:eastAsia="zh-CN"/>
+        </w:rPr>
+      </w:pPr>
+      <w:r>
+        <w:rPr>
+          <w:rFonts w:hint="default"/>
+          <w:lang w:val="en-US" w:eastAsia="zh-CN"/>
+        </w:rPr>
+        <w:t>为什么用AI编写时要</w:t>
+      </w:r>
+      <w:r>
+        <w:rPr>
+          <w:rFonts w:hint="eastAsia"/>
+          <w:lang w:val="en-US" w:eastAsia="zh-CN"/>
+        </w:rPr>
+        <w:t>讲究</w:t>
+      </w:r>
+      <w:r>
+        <w:rPr>
+          <w:rFonts w:hint="default"/>
+          <w:lang w:val="en-US" w:eastAsia="zh-CN"/>
+        </w:rPr>
+        <w:t>测试先行呢？</w:t>
+      </w:r>
+    </w:p>
+    <w:p>
+      <w:pPr>
+        <w:widowControl w:val="0"/>
+        <w:numPr>
+          <w:numId w:val="0"/>
+        </w:numPr>
+        <w:ind w:leftChars="0" w:firstLine="420" w:firstLineChars="0"/>
+        <w:jc w:val="both"/>
+        <w:rPr>
+          <w:rFonts w:hint="default"/>
+          <w:lang w:val="en-US" w:eastAsia="zh-CN"/>
+        </w:rPr>
+      </w:pPr>
+      <w:r>
+        <w:rPr>
+          <w:rFonts w:hint="default"/>
+          <w:lang w:val="en-US" w:eastAsia="zh-CN"/>
+        </w:rPr>
+        <w:t>如果没有测试，AI不知道自己是否正确的完成了任务；</w:t>
+      </w:r>
+    </w:p>
+    <w:p>
+      <w:pPr>
+        <w:widowControl w:val="0"/>
+        <w:numPr>
+          <w:numId w:val="0"/>
+        </w:numPr>
+        <w:ind w:leftChars="0" w:firstLine="420" w:firstLineChars="0"/>
+        <w:jc w:val="both"/>
+        <w:rPr>
+          <w:rFonts w:hint="default"/>
+          <w:lang w:val="en-US" w:eastAsia="zh-CN"/>
+        </w:rPr>
+      </w:pPr>
+      <w:r>
+        <w:rPr>
+          <w:rFonts w:hint="default"/>
+          <w:lang w:val="en-US" w:eastAsia="zh-CN"/>
+        </w:rPr>
+        <w:t>如果先写代码再写测试，AI可能为了让测试通过而弱化测试，或者在测试不通过时改测试让代码通过。</w:t>
+      </w:r>
+    </w:p>
+    <w:p>
+      <w:pPr>
+        <w:widowControl w:val="0"/>
+        <w:numPr>
+          <w:numId w:val="0"/>
+        </w:numPr>
+        <w:ind w:leftChars="0" w:firstLine="420" w:firstLineChars="0"/>
+        <w:jc w:val="both"/>
+        <w:rPr>
+          <w:rFonts w:hint="default"/>
+          <w:lang w:val="en-US" w:eastAsia="zh-CN"/>
+        </w:rPr>
+      </w:pPr>
+      <w:r>
+        <w:rPr>
+          <w:rFonts w:hint="default"/>
+          <w:lang w:val="en-US" w:eastAsia="zh-CN"/>
+        </w:rPr>
+        <w:t>所以我们测试驱动开发在AI编码时是一个很好的实践方法。</w:t>
+      </w:r>
+    </w:p>
+    <w:p>
+      <w:pPr>
+        <w:widowControl w:val="0"/>
+        <w:numPr>
+          <w:numId w:val="0"/>
+        </w:numPr>
+        <w:ind w:leftChars="0"/>
+        <w:jc w:val="both"/>
+        <w:rPr>
+          <w:rFonts w:hint="default"/>
+          <w:lang w:val="en-US" w:eastAsia="zh-CN"/>
+        </w:rPr>
+      </w:pPr>
+    </w:p>
+    <w:p>
+      <w:pPr>
+        <w:widowControl w:val="0"/>
+        <w:numPr>
+          <w:numId w:val="0"/>
+        </w:numPr>
+        <w:ind w:leftChars="0"/>
+        <w:jc w:val="both"/>
+        <w:rPr>
+          <w:rFonts w:hint="default"/>
+          <w:lang w:val="en-US" w:eastAsia="zh-CN"/>
+        </w:rPr>
+      </w:pPr>
+      <w:r>
+        <w:rPr>
+          <w:rFonts w:hint="default"/>
+          <w:lang w:val="en-US" w:eastAsia="zh-CN"/>
+        </w:rPr>
+        <w:t>如果需求提出人只留下一句“从零实现精简版 ls 命令”，</w:t>
+      </w:r>
+      <w:r>
+        <w:rPr>
+          <w:rFonts w:hint="eastAsia"/>
+          <w:lang w:val="en-US" w:eastAsia="zh-CN"/>
+        </w:rPr>
+        <w:t>我们可以直接用AI开始做吗</w:t>
+      </w:r>
+      <w:r>
+        <w:rPr>
+          <w:rFonts w:hint="default"/>
+          <w:lang w:val="en-US" w:eastAsia="zh-CN"/>
+        </w:rPr>
+        <w:t>？</w:t>
+      </w:r>
+    </w:p>
+    <w:p>
+      <w:pPr>
+        <w:widowControl w:val="0"/>
+        <w:numPr>
+          <w:numId w:val="0"/>
+        </w:numPr>
+        <w:ind w:leftChars="0"/>
+        <w:jc w:val="both"/>
+        <w:rPr>
+          <w:rFonts w:hint="default"/>
+          <w:lang w:val="en-US" w:eastAsia="zh-CN"/>
+        </w:rPr>
+      </w:pPr>
+      <w:r>
+        <w:rPr>
+          <w:rFonts w:hint="default"/>
+          <w:lang w:val="en-US" w:eastAsia="zh-CN"/>
+        </w:rPr>
+        <w:br w:type="textWrapping"/>
+      </w:r>
+    </w:p>
+    <w:p>
+      <w:pPr>
+        <w:widowControl w:val="0"/>
+        <w:numPr>
+          <w:numId w:val="0"/>
+        </w:numPr>
+        <w:ind w:leftChars="0"/>
+        <w:jc w:val="both"/>
+        <w:rPr>
+          <w:rFonts w:hint="default"/>
+          <w:lang w:val="en-US" w:eastAsia="zh-CN"/>
+        </w:rPr>
+      </w:pPr>
+      <w:r>
+        <w:rPr>
+          <w:rFonts w:hint="default"/>
+          <w:lang w:val="en-US" w:eastAsia="zh-CN"/>
+        </w:rPr>
+        <w:t>## 第 13 页｜先把一句话需求问清楚</w:t>
+      </w:r>
+    </w:p>
+    <w:p>
+      <w:pPr>
+        <w:widowControl w:val="0"/>
+        <w:numPr>
+          <w:numId w:val="0"/>
+        </w:numPr>
+        <w:ind w:leftChars="0"/>
+        <w:jc w:val="both"/>
+        <w:rPr>
+          <w:rFonts w:hint="default"/>
+          <w:lang w:val="en-US" w:eastAsia="zh-CN"/>
+        </w:rPr>
+      </w:pPr>
+    </w:p>
+    <w:p>
+      <w:pPr>
+        <w:widowControl w:val="0"/>
+        <w:numPr>
+          <w:numId w:val="0"/>
+        </w:numPr>
+        <w:ind w:leftChars="0" w:firstLine="420" w:firstLineChars="0"/>
+        <w:jc w:val="both"/>
+        <w:rPr>
+          <w:rFonts w:hint="default"/>
+          <w:lang w:val="en-US" w:eastAsia="zh-CN"/>
+        </w:rPr>
+      </w:pPr>
+      <w:r>
+        <w:rPr>
+          <w:rFonts w:hint="default"/>
+          <w:lang w:val="en-US" w:eastAsia="zh-CN"/>
+        </w:rPr>
+        <w:t>这一句话听起来像个完整题目，但真正动手时，可能无从下手了，因为不明确要交付的内容呀，比如使用什么语言？在什么环境运行？功能范围是什么？怎么验收。</w:t>
+      </w:r>
+    </w:p>
+    <w:p>
+      <w:pPr>
+        <w:widowControl w:val="0"/>
+        <w:numPr>
+          <w:numId w:val="0"/>
+        </w:numPr>
+        <w:ind w:leftChars="0" w:firstLine="420" w:firstLineChars="0"/>
+        <w:jc w:val="both"/>
+        <w:rPr>
+          <w:rFonts w:hint="default"/>
+          <w:lang w:val="en-US" w:eastAsia="zh-CN"/>
+        </w:rPr>
+      </w:pPr>
+      <w:r>
+        <w:rPr>
+          <w:rFonts w:hint="default"/>
+          <w:lang w:val="en-US" w:eastAsia="zh-CN"/>
+        </w:rPr>
+        <w:t>所以我们需要带着疑问与需求提出人沟通，形成</w:t>
+      </w:r>
+      <w:r>
+        <w:rPr>
+          <w:rFonts w:hint="eastAsia"/>
+          <w:lang w:val="en-US" w:eastAsia="zh-CN"/>
+        </w:rPr>
+        <w:t>有效</w:t>
+      </w:r>
+      <w:r>
+        <w:rPr>
+          <w:rFonts w:hint="default"/>
+          <w:lang w:val="en-US" w:eastAsia="zh-CN"/>
+        </w:rPr>
+        <w:t>的具体交付目标：使用C语言，要支持哪些选项，约束条件等等。</w:t>
+      </w:r>
+    </w:p>
+    <w:p>
+      <w:pPr>
+        <w:widowControl w:val="0"/>
+        <w:numPr>
+          <w:numId w:val="0"/>
+        </w:numPr>
+        <w:ind w:leftChars="0"/>
+        <w:jc w:val="both"/>
+        <w:rPr>
+          <w:rFonts w:hint="default"/>
+          <w:lang w:val="en-US" w:eastAsia="zh-CN"/>
+        </w:rPr>
+      </w:pPr>
+    </w:p>
+    <w:p>
+      <w:pPr>
+        <w:widowControl w:val="0"/>
+        <w:numPr>
+          <w:numId w:val="0"/>
+        </w:numPr>
+        <w:ind w:leftChars="0"/>
+        <w:jc w:val="both"/>
+        <w:rPr>
+          <w:rFonts w:hint="default"/>
+          <w:lang w:val="en-US" w:eastAsia="zh-CN"/>
+        </w:rPr>
+      </w:pPr>
+    </w:p>
+    <w:p>
+      <w:pPr>
+        <w:widowControl w:val="0"/>
+        <w:numPr>
+          <w:numId w:val="0"/>
+        </w:numPr>
+        <w:ind w:leftChars="0"/>
+        <w:jc w:val="both"/>
+        <w:rPr>
+          <w:rFonts w:hint="default"/>
+          <w:lang w:val="en-US" w:eastAsia="zh-CN"/>
+        </w:rPr>
+      </w:pPr>
+    </w:p>
+    <w:p>
+      <w:pPr>
+        <w:widowControl w:val="0"/>
+        <w:numPr>
+          <w:numId w:val="0"/>
+        </w:numPr>
+        <w:ind w:leftChars="0"/>
+        <w:jc w:val="both"/>
+        <w:rPr>
+          <w:rFonts w:hint="default"/>
+          <w:lang w:val="en-US" w:eastAsia="zh-CN"/>
+        </w:rPr>
+      </w:pPr>
+    </w:p>
+    <w:p>
+      <w:pPr>
+        <w:widowControl w:val="0"/>
+        <w:numPr>
+          <w:numId w:val="0"/>
+        </w:numPr>
+        <w:ind w:leftChars="0"/>
+        <w:jc w:val="both"/>
+        <w:rPr>
+          <w:rFonts w:hint="default"/>
+          <w:lang w:val="en-US" w:eastAsia="zh-CN"/>
+        </w:rPr>
+      </w:pPr>
+      <w:r>
+        <w:rPr>
+          <w:rFonts w:hint="default"/>
+          <w:lang w:val="en-US" w:eastAsia="zh-CN"/>
+        </w:rPr>
+        <w:t>## 第 14 页｜把交付目标直接交给 Agent</w:t>
+      </w:r>
+    </w:p>
+    <w:p>
+      <w:pPr>
+        <w:widowControl w:val="0"/>
+        <w:numPr>
+          <w:numId w:val="0"/>
+        </w:numPr>
+        <w:ind w:leftChars="0"/>
+        <w:jc w:val="both"/>
+        <w:rPr>
+          <w:rFonts w:hint="default"/>
+          <w:lang w:val="en-US" w:eastAsia="zh-CN"/>
+        </w:rPr>
+      </w:pPr>
+    </w:p>
+    <w:p>
+      <w:pPr>
+        <w:widowControl w:val="0"/>
+        <w:numPr>
+          <w:numId w:val="0"/>
+        </w:numPr>
+        <w:ind w:leftChars="0" w:firstLine="420" w:firstLineChars="0"/>
+        <w:jc w:val="both"/>
+        <w:rPr>
+          <w:rFonts w:hint="default"/>
+          <w:lang w:val="en-US" w:eastAsia="zh-CN"/>
+        </w:rPr>
+      </w:pPr>
+      <w:r>
+        <w:rPr>
+          <w:rFonts w:hint="default"/>
+          <w:lang w:val="en-US" w:eastAsia="zh-CN"/>
+        </w:rPr>
+        <w:t>大家觉得这些内容完整吗，是否可以直接交给AI干活？</w:t>
+      </w:r>
+    </w:p>
+    <w:p>
+      <w:pPr>
+        <w:widowControl w:val="0"/>
+        <w:numPr>
+          <w:numId w:val="0"/>
+        </w:numPr>
+        <w:ind w:leftChars="0" w:firstLine="420" w:firstLineChars="0"/>
+        <w:jc w:val="both"/>
+        <w:rPr>
+          <w:rFonts w:hint="default"/>
+          <w:lang w:val="en-US" w:eastAsia="zh-CN"/>
+        </w:rPr>
+      </w:pPr>
+      <w:r>
+        <w:rPr>
+          <w:rFonts w:hint="default"/>
+          <w:lang w:val="en-US" w:eastAsia="zh-CN"/>
+        </w:rPr>
+        <w:t>我们直接交给AI干一次试试吧。</w:t>
+      </w:r>
+    </w:p>
+    <w:p>
+      <w:pPr>
+        <w:widowControl w:val="0"/>
+        <w:numPr>
+          <w:numId w:val="0"/>
+        </w:numPr>
+        <w:ind w:leftChars="0"/>
+        <w:jc w:val="both"/>
+        <w:rPr>
+          <w:rFonts w:hint="default"/>
+          <w:lang w:val="en-US" w:eastAsia="zh-CN"/>
+        </w:rPr>
+      </w:pPr>
+    </w:p>
+    <w:p>
+      <w:pPr>
+        <w:widowControl w:val="0"/>
+        <w:numPr>
+          <w:numId w:val="0"/>
+        </w:numPr>
+        <w:ind w:leftChars="0" w:firstLine="420" w:firstLineChars="0"/>
+        <w:jc w:val="both"/>
+        <w:rPr>
+          <w:rFonts w:hint="default"/>
+          <w:lang w:val="en-US" w:eastAsia="zh-CN"/>
+        </w:rPr>
+      </w:pPr>
+      <w:r>
+        <w:rPr>
+          <w:rFonts w:hint="default"/>
+          <w:lang w:val="en-US" w:eastAsia="zh-CN"/>
+        </w:rPr>
+        <w:t>参考/media/vdc/Gitlab/Myls_one_click</w:t>
+      </w:r>
+    </w:p>
+    <w:p>
+      <w:pPr>
+        <w:widowControl w:val="0"/>
+        <w:numPr>
+          <w:numId w:val="0"/>
+        </w:numPr>
+        <w:ind w:leftChars="0" w:firstLine="420" w:firstLineChars="0"/>
+        <w:jc w:val="both"/>
+        <w:rPr>
+          <w:rFonts w:hint="default"/>
+          <w:lang w:val="en-US" w:eastAsia="zh-CN"/>
+        </w:rPr>
+      </w:pPr>
+      <w:r>
+        <w:rPr>
+          <w:rFonts w:hint="default"/>
+          <w:lang w:val="en-US" w:eastAsia="zh-CN"/>
+        </w:rPr>
+        <w:t>一打开项目就能发现，它完全没有目录结构，全部平铺。如果后期要增量开发，全部放到一起是非常不规范的。</w:t>
+      </w:r>
+    </w:p>
+    <w:p>
+      <w:pPr>
+        <w:widowControl w:val="0"/>
+        <w:numPr>
+          <w:numId w:val="0"/>
+        </w:numPr>
+        <w:ind w:leftChars="0" w:firstLine="420" w:firstLineChars="0"/>
+        <w:jc w:val="both"/>
+        <w:rPr>
+          <w:rFonts w:hint="default"/>
+          <w:lang w:val="en-US" w:eastAsia="zh-CN"/>
+        </w:rPr>
+      </w:pPr>
+      <w:r>
+        <w:rPr>
+          <w:rFonts w:hint="default"/>
+          <w:lang w:val="en-US" w:eastAsia="zh-CN"/>
+        </w:rPr>
+        <w:t>第二个就是没有版本管理，这都不是一个git仓库。虽然ClaudeCode自带代码回退功能，但是还是推荐使用git来管理，可以更好的查看项目开发过程。</w:t>
+      </w:r>
+    </w:p>
+    <w:p>
+      <w:pPr>
+        <w:widowControl w:val="0"/>
+        <w:numPr>
+          <w:numId w:val="0"/>
+        </w:numPr>
+        <w:ind w:leftChars="0"/>
+        <w:jc w:val="both"/>
+        <w:rPr>
+          <w:rFonts w:hint="default"/>
+          <w:lang w:val="en-US" w:eastAsia="zh-CN"/>
+        </w:rPr>
+      </w:pPr>
+    </w:p>
+    <w:p>
+      <w:pPr>
+        <w:widowControl w:val="0"/>
+        <w:numPr>
+          <w:numId w:val="0"/>
+        </w:numPr>
+        <w:ind w:leftChars="0"/>
+        <w:jc w:val="both"/>
+        <w:rPr>
+          <w:rFonts w:hint="default"/>
+          <w:lang w:val="en-US" w:eastAsia="zh-CN"/>
+        </w:rPr>
+      </w:pPr>
+      <w:r>
+        <w:rPr>
+          <w:rFonts w:hint="default"/>
+          <w:lang w:val="en-US" w:eastAsia="zh-CN"/>
+        </w:rPr>
+        <w:t>我们看一下它的开发过程：</w:t>
+      </w:r>
+    </w:p>
+    <w:p>
+      <w:pPr>
+        <w:widowControl w:val="0"/>
+        <w:numPr>
+          <w:numId w:val="0"/>
+        </w:numPr>
+        <w:ind w:leftChars="0"/>
+        <w:jc w:val="both"/>
+        <w:rPr>
+          <w:rFonts w:hint="default"/>
+          <w:lang w:val="en-US" w:eastAsia="zh-CN"/>
+        </w:rPr>
+      </w:pPr>
+      <w:r>
+        <w:rPr>
+          <w:rFonts w:hint="default"/>
+          <w:lang w:val="en-US" w:eastAsia="zh-CN"/>
+        </w:rPr>
+        <w:t xml:space="preserve"> - 没有契约文档，它完全自己构造，没有想用户询问具体内容</w:t>
+      </w:r>
+    </w:p>
+    <w:p>
+      <w:pPr>
+        <w:widowControl w:val="0"/>
+        <w:numPr>
+          <w:numId w:val="0"/>
+        </w:numPr>
+        <w:ind w:leftChars="0"/>
+        <w:jc w:val="both"/>
+        <w:rPr>
+          <w:rFonts w:hint="default"/>
+          <w:lang w:val="en-US" w:eastAsia="zh-CN"/>
+        </w:rPr>
+      </w:pPr>
+      <w:r>
+        <w:rPr>
+          <w:rFonts w:hint="default"/>
+          <w:lang w:val="en-US" w:eastAsia="zh-CN"/>
+        </w:rPr>
+        <w:t xml:space="preserve"> - 可以发现它先写了代码、Makefile、Readme、最后才写了自测脚本</w:t>
+      </w:r>
+    </w:p>
+    <w:p>
+      <w:pPr>
+        <w:widowControl w:val="0"/>
+        <w:numPr>
+          <w:numId w:val="0"/>
+        </w:numPr>
+        <w:ind w:leftChars="0"/>
+        <w:jc w:val="both"/>
+        <w:rPr>
+          <w:rFonts w:hint="default"/>
+          <w:lang w:val="en-US" w:eastAsia="zh-CN"/>
+        </w:rPr>
+      </w:pPr>
+      <w:r>
+        <w:rPr>
+          <w:rFonts w:hint="default"/>
+          <w:lang w:val="en-US" w:eastAsia="zh-CN"/>
+        </w:rPr>
+        <w:t xml:space="preserve"> - 随后又改测试又改代码，有为了让代码通过而改测试的嫌疑</w:t>
+      </w:r>
+    </w:p>
+    <w:p>
+      <w:pPr>
+        <w:widowControl w:val="0"/>
+        <w:numPr>
+          <w:numId w:val="0"/>
+        </w:numPr>
+        <w:ind w:leftChars="0"/>
+        <w:jc w:val="both"/>
+        <w:rPr>
+          <w:rFonts w:hint="default"/>
+          <w:lang w:val="en-US" w:eastAsia="zh-CN"/>
+        </w:rPr>
+      </w:pPr>
+      <w:r>
+        <w:rPr>
+          <w:rFonts w:hint="default"/>
+          <w:lang w:val="en-US" w:eastAsia="zh-CN"/>
+        </w:rPr>
+        <w:t xml:space="preserve"> - 一次开发出全部代码，对于用户审查和维护也是非常困难的</w:t>
+      </w:r>
+    </w:p>
+    <w:p>
+      <w:pPr>
+        <w:widowControl w:val="0"/>
+        <w:numPr>
+          <w:numId w:val="0"/>
+        </w:numPr>
+        <w:ind w:leftChars="0"/>
+        <w:jc w:val="both"/>
+        <w:rPr>
+          <w:rFonts w:hint="default"/>
+          <w:lang w:val="en-US" w:eastAsia="zh-CN"/>
+        </w:rPr>
+      </w:pPr>
+    </w:p>
+    <w:p>
+      <w:pPr>
+        <w:widowControl w:val="0"/>
+        <w:numPr>
+          <w:numId w:val="0"/>
+        </w:numPr>
+        <w:ind w:leftChars="0" w:firstLine="420" w:firstLineChars="0"/>
+        <w:jc w:val="both"/>
+        <w:rPr>
+          <w:rFonts w:hint="default"/>
+          <w:lang w:val="en-US" w:eastAsia="zh-CN"/>
+        </w:rPr>
+      </w:pPr>
+      <w:r>
+        <w:rPr>
+          <w:rFonts w:hint="default"/>
+          <w:lang w:val="en-US" w:eastAsia="zh-CN"/>
+        </w:rPr>
+        <w:t>看起来一句话让AI实现有点困难了，有点像“许愿式编程”。不知道使用昨天发布的ds模型能不能达到项目级别的效果啊，毕竟宣传可以实现“许愿式编程”。</w:t>
+      </w:r>
+    </w:p>
+    <w:p>
+      <w:pPr>
+        <w:widowControl w:val="0"/>
+        <w:numPr>
+          <w:numId w:val="0"/>
+        </w:numPr>
+        <w:ind w:leftChars="0"/>
+        <w:jc w:val="both"/>
+        <w:rPr>
+          <w:rFonts w:hint="default"/>
+          <w:lang w:val="en-US" w:eastAsia="zh-CN"/>
+        </w:rPr>
+      </w:pPr>
+    </w:p>
+    <w:p>
+      <w:pPr>
+        <w:widowControl w:val="0"/>
+        <w:numPr>
+          <w:numId w:val="0"/>
+        </w:numPr>
+        <w:ind w:leftChars="0" w:firstLine="420" w:firstLineChars="0"/>
+        <w:jc w:val="both"/>
+        <w:rPr>
+          <w:rFonts w:hint="default"/>
+          <w:lang w:val="en-US" w:eastAsia="zh-CN"/>
+        </w:rPr>
+      </w:pPr>
+      <w:r>
+        <w:rPr>
+          <w:rFonts w:hint="default"/>
+          <w:lang w:val="en-US" w:eastAsia="zh-CN"/>
+        </w:rPr>
+        <w:t>那在实际项目中改怎么做呢？</w:t>
+      </w:r>
+    </w:p>
+    <w:p>
+      <w:pPr>
+        <w:widowControl w:val="0"/>
+        <w:numPr>
+          <w:numId w:val="0"/>
+        </w:numPr>
+        <w:ind w:leftChars="0"/>
+        <w:jc w:val="both"/>
+        <w:rPr>
+          <w:rFonts w:hint="default"/>
+          <w:lang w:val="en-US" w:eastAsia="zh-CN"/>
+        </w:rPr>
+      </w:pPr>
+    </w:p>
+    <w:p>
+      <w:pPr>
+        <w:widowControl w:val="0"/>
+        <w:numPr>
+          <w:numId w:val="0"/>
+        </w:numPr>
+        <w:ind w:leftChars="0"/>
+        <w:jc w:val="both"/>
+        <w:rPr>
+          <w:rFonts w:hint="default"/>
+          <w:lang w:val="en-US" w:eastAsia="zh-CN"/>
+        </w:rPr>
+      </w:pPr>
+      <w:r>
+        <w:rPr>
+          <w:rFonts w:hint="default"/>
+          <w:lang w:val="en-US" w:eastAsia="zh-CN"/>
+        </w:rPr>
+        <w:t>## 第 15 页｜需求列表</w:t>
+      </w:r>
+    </w:p>
+    <w:p>
+      <w:pPr>
+        <w:widowControl w:val="0"/>
+        <w:numPr>
+          <w:numId w:val="0"/>
+        </w:numPr>
+        <w:ind w:leftChars="0"/>
+        <w:jc w:val="both"/>
+        <w:rPr>
+          <w:rFonts w:hint="default"/>
+          <w:lang w:val="en-US" w:eastAsia="zh-CN"/>
+        </w:rPr>
+      </w:pPr>
+    </w:p>
+    <w:p>
+      <w:pPr>
+        <w:widowControl w:val="0"/>
+        <w:numPr>
+          <w:numId w:val="0"/>
+        </w:numPr>
+        <w:ind w:leftChars="0" w:firstLine="420" w:firstLineChars="0"/>
+        <w:jc w:val="both"/>
+        <w:rPr>
+          <w:rFonts w:hint="default"/>
+          <w:lang w:val="en-US" w:eastAsia="zh-CN"/>
+        </w:rPr>
+      </w:pPr>
+      <w:r>
+        <w:rPr>
+          <w:rFonts w:hint="default"/>
+          <w:lang w:val="en-US" w:eastAsia="zh-CN"/>
+        </w:rPr>
+        <w:t>那就不得不提我们开发过程中的需求分析和需求评审过程了，他就是根据项目目标帮我们分析出具体的需求和验收准则的过程。</w:t>
+      </w:r>
+    </w:p>
+    <w:p>
+      <w:pPr>
+        <w:widowControl w:val="0"/>
+        <w:numPr>
+          <w:numId w:val="0"/>
+        </w:numPr>
+        <w:ind w:leftChars="0" w:firstLine="420" w:firstLineChars="0"/>
+        <w:jc w:val="both"/>
+        <w:rPr>
+          <w:rFonts w:hint="default"/>
+          <w:lang w:val="en-US" w:eastAsia="zh-CN"/>
+        </w:rPr>
+      </w:pPr>
+      <w:r>
+        <w:rPr>
+          <w:rFonts w:hint="default"/>
+          <w:lang w:val="en-US" w:eastAsia="zh-CN"/>
+        </w:rPr>
+        <w:t>经过需求分析和评审，我们应该能得到一个需求列表，比如这张表，左边是**遇到的场景**，右边是**约定的行为**。</w:t>
+      </w:r>
+    </w:p>
+    <w:p>
+      <w:pPr>
+        <w:widowControl w:val="0"/>
+        <w:numPr>
+          <w:numId w:val="0"/>
+        </w:numPr>
+        <w:ind w:leftChars="0" w:firstLine="420" w:firstLineChars="0"/>
+        <w:jc w:val="both"/>
+        <w:rPr>
+          <w:rFonts w:hint="default"/>
+          <w:lang w:val="en-US" w:eastAsia="zh-CN"/>
+        </w:rPr>
+      </w:pPr>
+      <w:r>
+        <w:rPr>
+          <w:rFonts w:hint="default"/>
+          <w:lang w:val="en-US" w:eastAsia="zh-CN"/>
+        </w:rPr>
+        <w:t>这个表可以让我们更清楚做什么，但是具体做到什么程度，怎样才算做对还是不够明确。</w:t>
+      </w:r>
+    </w:p>
+    <w:p>
+      <w:pPr>
+        <w:widowControl w:val="0"/>
+        <w:numPr>
+          <w:numId w:val="0"/>
+        </w:numPr>
+        <w:ind w:leftChars="0"/>
+        <w:jc w:val="both"/>
+        <w:rPr>
+          <w:rFonts w:hint="default"/>
+          <w:lang w:val="en-US" w:eastAsia="zh-CN"/>
+        </w:rPr>
+      </w:pPr>
+      <w:r>
+        <w:rPr>
+          <w:rFonts w:hint="default"/>
+          <w:lang w:val="en-US" w:eastAsia="zh-CN"/>
+        </w:rPr>
+        <w:br w:type="textWrapping"/>
+      </w:r>
+    </w:p>
+    <w:p>
+      <w:pPr>
+        <w:widowControl w:val="0"/>
+        <w:numPr>
+          <w:numId w:val="0"/>
+        </w:numPr>
+        <w:ind w:leftChars="0"/>
+        <w:jc w:val="both"/>
+        <w:rPr>
+          <w:rFonts w:hint="default"/>
+          <w:lang w:val="en-US" w:eastAsia="zh-CN"/>
+        </w:rPr>
+      </w:pPr>
+      <w:r>
+        <w:rPr>
+          <w:rFonts w:hint="default"/>
+          <w:lang w:val="en-US" w:eastAsia="zh-CN"/>
+        </w:rPr>
+        <w:t>## 第 16 页｜验收契约</w:t>
+      </w:r>
+    </w:p>
+    <w:p>
+      <w:pPr>
+        <w:widowControl w:val="0"/>
+        <w:numPr>
+          <w:numId w:val="0"/>
+        </w:numPr>
+        <w:ind w:leftChars="0"/>
+        <w:jc w:val="both"/>
+        <w:rPr>
+          <w:rFonts w:hint="default"/>
+          <w:lang w:val="en-US" w:eastAsia="zh-CN"/>
+        </w:rPr>
+      </w:pPr>
+    </w:p>
+    <w:p>
+      <w:pPr>
+        <w:widowControl w:val="0"/>
+        <w:numPr>
+          <w:numId w:val="0"/>
+        </w:numPr>
+        <w:ind w:leftChars="0" w:firstLine="420" w:firstLineChars="0"/>
+        <w:jc w:val="both"/>
+        <w:rPr>
+          <w:rFonts w:hint="default"/>
+          <w:lang w:val="en-US" w:eastAsia="zh-CN"/>
+        </w:rPr>
+      </w:pPr>
+      <w:r>
+        <w:rPr>
+          <w:rFonts w:hint="default"/>
+          <w:lang w:val="en-US" w:eastAsia="zh-CN"/>
+        </w:rPr>
+        <w:t>所以我们需求分析时，最好能输出一份明确的验收准则（验收契约）和验收示例</w:t>
+      </w:r>
+    </w:p>
+    <w:p>
+      <w:pPr>
+        <w:widowControl w:val="0"/>
+        <w:numPr>
+          <w:numId w:val="0"/>
+        </w:numPr>
+        <w:ind w:leftChars="0"/>
+        <w:jc w:val="both"/>
+        <w:rPr>
+          <w:rFonts w:hint="default"/>
+          <w:lang w:val="en-US" w:eastAsia="zh-CN"/>
+        </w:rPr>
+      </w:pPr>
+    </w:p>
+    <w:p>
+      <w:pPr>
+        <w:widowControl w:val="0"/>
+        <w:numPr>
+          <w:numId w:val="0"/>
+        </w:numPr>
+        <w:ind w:leftChars="0"/>
+        <w:jc w:val="both"/>
+        <w:rPr>
+          <w:rFonts w:hint="default"/>
+          <w:lang w:val="en-US" w:eastAsia="zh-CN"/>
+        </w:rPr>
+      </w:pPr>
+      <w:r>
+        <w:rPr>
+          <w:rFonts w:hint="default"/>
+          <w:lang w:val="en-US" w:eastAsia="zh-CN"/>
+        </w:rPr>
+        <w:t>## 第 17 页｜从需求契约进入开发</w:t>
+      </w:r>
+    </w:p>
+    <w:p>
+      <w:pPr>
+        <w:widowControl w:val="0"/>
+        <w:numPr>
+          <w:numId w:val="0"/>
+        </w:numPr>
+        <w:ind w:leftChars="0" w:firstLine="420" w:firstLineChars="0"/>
+        <w:jc w:val="both"/>
+        <w:rPr>
+          <w:rFonts w:hint="default"/>
+          <w:lang w:val="en-US" w:eastAsia="zh-CN"/>
+        </w:rPr>
+      </w:pPr>
+      <w:r>
+        <w:rPr>
+          <w:rFonts w:hint="default"/>
+          <w:lang w:val="en-US" w:eastAsia="zh-CN"/>
+        </w:rPr>
+        <w:t>经过需求分析之后，我们拿到了明确的需求列表和验收准则，就可以就如开发流程了。（方案设计省略，或者说是让AI替我们去设计）</w:t>
+      </w:r>
+    </w:p>
+    <w:p>
+      <w:pPr>
+        <w:widowControl w:val="0"/>
+        <w:numPr>
+          <w:numId w:val="0"/>
+        </w:numPr>
+        <w:ind w:leftChars="0"/>
+        <w:jc w:val="both"/>
+        <w:rPr>
+          <w:rFonts w:hint="default"/>
+          <w:lang w:val="en-US" w:eastAsia="zh-CN"/>
+        </w:rPr>
+      </w:pPr>
+      <w:r>
+        <w:rPr>
+          <w:rFonts w:hint="default"/>
+          <w:lang w:val="en-US" w:eastAsia="zh-CN"/>
+        </w:rPr>
+        <w:t>在这个过程，我们首先要用git初始化一个代码仓库</w:t>
+      </w:r>
+    </w:p>
+    <w:p>
+      <w:pPr>
+        <w:widowControl w:val="0"/>
+        <w:numPr>
+          <w:numId w:val="0"/>
+        </w:numPr>
+        <w:ind w:leftChars="0"/>
+        <w:jc w:val="both"/>
+        <w:rPr>
+          <w:rFonts w:hint="default"/>
+          <w:lang w:val="en-US" w:eastAsia="zh-CN"/>
+        </w:rPr>
+      </w:pPr>
+      <w:r>
+        <w:rPr>
+          <w:rFonts w:hint="default"/>
+          <w:lang w:val="en-US" w:eastAsia="zh-CN"/>
+        </w:rPr>
+        <w:t>然后构建项目骨架（也就是目录结构）</w:t>
+      </w:r>
+    </w:p>
+    <w:p>
+      <w:pPr>
+        <w:widowControl w:val="0"/>
+        <w:numPr>
+          <w:numId w:val="0"/>
+        </w:numPr>
+        <w:ind w:leftChars="0"/>
+        <w:jc w:val="both"/>
+        <w:rPr>
+          <w:rFonts w:hint="default"/>
+          <w:lang w:val="en-US" w:eastAsia="zh-CN"/>
+        </w:rPr>
+      </w:pPr>
+      <w:r>
+        <w:rPr>
+          <w:rFonts w:hint="default"/>
+          <w:lang w:val="en-US" w:eastAsia="zh-CN"/>
+        </w:rPr>
+        <w:t>接着我们要写一个CLAUDE.md，让AI更好的理解项目</w:t>
+      </w:r>
+    </w:p>
+    <w:p>
+      <w:pPr>
+        <w:widowControl w:val="0"/>
+        <w:numPr>
+          <w:numId w:val="0"/>
+        </w:numPr>
+        <w:ind w:leftChars="0"/>
+        <w:jc w:val="both"/>
+        <w:rPr>
+          <w:rFonts w:hint="default"/>
+          <w:lang w:val="en-US" w:eastAsia="zh-CN"/>
+        </w:rPr>
+      </w:pPr>
+      <w:r>
+        <w:rPr>
+          <w:rFonts w:hint="default"/>
+          <w:lang w:val="en-US" w:eastAsia="zh-CN"/>
+        </w:rPr>
+        <w:t>把项目骨架提交之后，按小步开发。</w:t>
+      </w:r>
+    </w:p>
+    <w:p>
+      <w:pPr>
+        <w:widowControl w:val="0"/>
+        <w:numPr>
+          <w:numId w:val="0"/>
+        </w:numPr>
+        <w:ind w:leftChars="0"/>
+        <w:jc w:val="both"/>
+        <w:rPr>
+          <w:rFonts w:hint="default"/>
+          <w:lang w:val="en-US" w:eastAsia="zh-CN"/>
+        </w:rPr>
+      </w:pPr>
+      <w:r>
+        <w:rPr>
+          <w:rFonts w:hint="default"/>
+          <w:lang w:val="en-US" w:eastAsia="zh-CN"/>
+        </w:rPr>
+        <w:t>图里的常见 TDD 循环是 **Red、Green、Refactor**：</w:t>
+      </w:r>
+    </w:p>
+    <w:p>
+      <w:pPr>
+        <w:widowControl w:val="0"/>
+        <w:numPr>
+          <w:numId w:val="0"/>
+        </w:numPr>
+        <w:ind w:leftChars="0"/>
+        <w:jc w:val="both"/>
+        <w:rPr>
+          <w:rFonts w:hint="default"/>
+          <w:lang w:val="en-US" w:eastAsia="zh-CN"/>
+        </w:rPr>
+      </w:pPr>
+      <w:r>
+        <w:rPr>
+          <w:rFonts w:hint="default"/>
+          <w:lang w:val="en-US" w:eastAsia="zh-CN"/>
+        </w:rPr>
+        <w:t>1. 先写当前行为的测试并确认它失败，</w:t>
+      </w:r>
+    </w:p>
+    <w:p>
+      <w:pPr>
+        <w:widowControl w:val="0"/>
+        <w:numPr>
+          <w:numId w:val="0"/>
+        </w:numPr>
+        <w:ind w:leftChars="0"/>
+        <w:jc w:val="both"/>
+        <w:rPr>
+          <w:rFonts w:hint="default"/>
+          <w:lang w:val="en-US" w:eastAsia="zh-CN"/>
+        </w:rPr>
+      </w:pPr>
+      <w:r>
+        <w:rPr>
+          <w:rFonts w:hint="default"/>
+          <w:lang w:val="en-US" w:eastAsia="zh-CN"/>
+        </w:rPr>
+        <w:t>2. 再写最少代码让它通过，最后整理代码并保持测试通过。</w:t>
+      </w:r>
+    </w:p>
+    <w:p>
+      <w:pPr>
+        <w:widowControl w:val="0"/>
+        <w:numPr>
+          <w:numId w:val="0"/>
+        </w:numPr>
+        <w:ind w:leftChars="0"/>
+        <w:jc w:val="both"/>
+        <w:rPr>
+          <w:rFonts w:hint="default"/>
+          <w:lang w:val="en-US" w:eastAsia="zh-CN"/>
+        </w:rPr>
+      </w:pPr>
+      <w:r>
+        <w:rPr>
+          <w:rFonts w:hint="default"/>
+          <w:lang w:val="en-US" w:eastAsia="zh-CN"/>
+        </w:rPr>
+        <w:t>3. 在实际开发中，我们要重点关注 **Review**：人要审查测试断言、实现范围和回归结果，确认后再提交。毕竟人是代码第一负责人，真出问题了，怪AI也没用。</w:t>
+      </w:r>
+    </w:p>
+    <w:p>
+      <w:pPr>
+        <w:widowControl w:val="0"/>
+        <w:numPr>
+          <w:numId w:val="0"/>
+        </w:numPr>
+        <w:ind w:leftChars="0"/>
+        <w:jc w:val="both"/>
+        <w:rPr>
+          <w:rFonts w:hint="default"/>
+          <w:lang w:val="en-US" w:eastAsia="zh-CN"/>
+        </w:rPr>
+      </w:pPr>
+    </w:p>
+    <w:p>
+      <w:pPr>
+        <w:widowControl w:val="0"/>
+        <w:numPr>
+          <w:numId w:val="0"/>
+        </w:numPr>
+        <w:ind w:leftChars="0"/>
+        <w:jc w:val="both"/>
+        <w:rPr>
+          <w:rFonts w:hint="default"/>
+          <w:lang w:val="en-US" w:eastAsia="zh-CN"/>
+        </w:rPr>
+      </w:pPr>
+      <w:r>
+        <w:rPr>
+          <w:rFonts w:hint="default"/>
+          <w:lang w:val="en-US" w:eastAsia="zh-CN"/>
+        </w:rPr>
+        <w:t>那我们拿一个空目录来试一下吧。</w:t>
+      </w:r>
+    </w:p>
+    <w:p>
+      <w:pPr>
+        <w:widowControl w:val="0"/>
+        <w:numPr>
+          <w:numId w:val="0"/>
+        </w:numPr>
+        <w:ind w:leftChars="0"/>
+        <w:jc w:val="both"/>
+        <w:rPr>
+          <w:rFonts w:hint="default"/>
+          <w:lang w:val="en-US" w:eastAsia="zh-CN"/>
+        </w:rPr>
+      </w:pPr>
+      <w:r>
+        <w:rPr>
+          <w:rFonts w:hint="default"/>
+          <w:lang w:val="en-US" w:eastAsia="zh-CN"/>
+        </w:rPr>
+        <w:t>1. 打开/media/vdc/Gitlab/Mode_Test/myls_build_skeleton</w:t>
+      </w:r>
+    </w:p>
+    <w:p>
+      <w:pPr>
+        <w:widowControl w:val="0"/>
+        <w:numPr>
+          <w:numId w:val="0"/>
+        </w:numPr>
+        <w:ind w:leftChars="0"/>
+        <w:jc w:val="both"/>
+        <w:rPr>
+          <w:rFonts w:hint="default"/>
+          <w:lang w:val="en-US" w:eastAsia="zh-CN"/>
+        </w:rPr>
+      </w:pPr>
+      <w:r>
+        <w:rPr>
+          <w:rFonts w:hint="default"/>
+          <w:lang w:val="en-US" w:eastAsia="zh-CN"/>
+        </w:rPr>
+        <w:t>2. 打开终端，code .</w:t>
+      </w:r>
+    </w:p>
+    <w:p>
+      <w:pPr>
+        <w:widowControl w:val="0"/>
+        <w:numPr>
+          <w:numId w:val="0"/>
+        </w:numPr>
+        <w:ind w:leftChars="0"/>
+        <w:jc w:val="both"/>
+        <w:rPr>
+          <w:rFonts w:hint="default"/>
+          <w:lang w:val="en-US" w:eastAsia="zh-CN"/>
+        </w:rPr>
+      </w:pPr>
+      <w:r>
+        <w:rPr>
+          <w:rFonts w:hint="default"/>
+          <w:lang w:val="en-US" w:eastAsia="zh-CN"/>
+        </w:rPr>
+        <w:t>3. 打开终端，git flow init</w:t>
+      </w:r>
+    </w:p>
+    <w:p>
+      <w:pPr>
+        <w:widowControl w:val="0"/>
+        <w:numPr>
+          <w:numId w:val="0"/>
+        </w:numPr>
+        <w:ind w:leftChars="0"/>
+        <w:jc w:val="both"/>
+        <w:rPr>
+          <w:rFonts w:hint="default"/>
+          <w:lang w:val="en-US" w:eastAsia="zh-CN"/>
+        </w:rPr>
+      </w:pPr>
+      <w:r>
+        <w:rPr>
+          <w:rFonts w:hint="default"/>
+          <w:lang w:val="en-US" w:eastAsia="zh-CN"/>
+        </w:rPr>
+        <w:t>4. 创建 include src tests, Makefile, .gitignore</w:t>
+      </w:r>
+    </w:p>
+    <w:p>
+      <w:pPr>
+        <w:widowControl w:val="0"/>
+        <w:numPr>
+          <w:numId w:val="0"/>
+        </w:numPr>
+        <w:ind w:leftChars="0"/>
+        <w:jc w:val="both"/>
+        <w:rPr>
+          <w:rFonts w:hint="default"/>
+          <w:lang w:val="en-US" w:eastAsia="zh-CN"/>
+        </w:rPr>
+      </w:pPr>
+      <w:r>
+        <w:rPr>
+          <w:rFonts w:hint="default"/>
+          <w:lang w:val="en-US" w:eastAsia="zh-CN"/>
+        </w:rPr>
+        <w:t>5. 还有就是创建CLAUDE.md</w:t>
+      </w:r>
+    </w:p>
+    <w:p>
+      <w:pPr>
+        <w:widowControl w:val="0"/>
+        <w:numPr>
+          <w:numId w:val="0"/>
+        </w:numPr>
+        <w:ind w:leftChars="0"/>
+        <w:jc w:val="both"/>
+        <w:rPr>
+          <w:rFonts w:hint="default"/>
+          <w:lang w:val="en-US" w:eastAsia="zh-CN"/>
+        </w:rPr>
+      </w:pPr>
+    </w:p>
+    <w:p>
+      <w:pPr>
+        <w:widowControl w:val="0"/>
+        <w:numPr>
+          <w:numId w:val="0"/>
+        </w:numPr>
+        <w:ind w:leftChars="0"/>
+        <w:jc w:val="both"/>
+        <w:rPr>
+          <w:rFonts w:hint="default"/>
+          <w:lang w:val="en-US" w:eastAsia="zh-CN"/>
+        </w:rPr>
+      </w:pPr>
+      <w:r>
+        <w:rPr>
+          <w:rFonts w:hint="default"/>
+          <w:lang w:val="en-US" w:eastAsia="zh-CN"/>
+        </w:rPr>
+        <w:t>## 第 18 页｜CLAUDE.md 怎么写</w:t>
+      </w:r>
+    </w:p>
+    <w:p>
+      <w:pPr>
+        <w:widowControl w:val="0"/>
+        <w:numPr>
+          <w:numId w:val="0"/>
+        </w:numPr>
+        <w:ind w:leftChars="0"/>
+        <w:jc w:val="both"/>
+        <w:rPr>
+          <w:rFonts w:hint="default"/>
+          <w:lang w:val="en-US" w:eastAsia="zh-CN"/>
+        </w:rPr>
+      </w:pPr>
+    </w:p>
+    <w:p>
+      <w:pPr>
+        <w:widowControl w:val="0"/>
+        <w:numPr>
+          <w:numId w:val="0"/>
+        </w:numPr>
+        <w:ind w:leftChars="0" w:firstLine="420" w:firstLineChars="0"/>
+        <w:jc w:val="both"/>
+        <w:rPr>
+          <w:rFonts w:hint="default"/>
+          <w:lang w:val="en-US" w:eastAsia="zh-CN"/>
+        </w:rPr>
+      </w:pPr>
+      <w:r>
+        <w:rPr>
+          <w:rFonts w:hint="default"/>
+          <w:lang w:val="en-US" w:eastAsia="zh-CN"/>
+        </w:rPr>
+        <w:t>那么CLAUDE.md应该怎么写呢？ 大家写过吗，怎么写？</w:t>
+      </w:r>
+    </w:p>
+    <w:p>
+      <w:pPr>
+        <w:widowControl w:val="0"/>
+        <w:numPr>
+          <w:numId w:val="0"/>
+        </w:numPr>
+        <w:ind w:leftChars="0"/>
+        <w:jc w:val="both"/>
+        <w:rPr>
+          <w:rFonts w:hint="default"/>
+          <w:lang w:val="en-US" w:eastAsia="zh-CN"/>
+        </w:rPr>
+      </w:pPr>
+    </w:p>
+    <w:p>
+      <w:pPr>
+        <w:widowControl w:val="0"/>
+        <w:numPr>
+          <w:numId w:val="0"/>
+        </w:numPr>
+        <w:ind w:leftChars="0" w:firstLine="420" w:firstLineChars="0"/>
+        <w:jc w:val="both"/>
+        <w:rPr>
+          <w:rFonts w:hint="default"/>
+          <w:lang w:val="en-US" w:eastAsia="zh-CN"/>
+        </w:rPr>
+      </w:pPr>
+      <w:r>
+        <w:rPr>
+          <w:rFonts w:hint="default"/>
+          <w:lang w:val="en-US" w:eastAsia="zh-CN"/>
+        </w:rPr>
+        <w:t>第一种是直接创建 Markdown 文件，自己写。适合已经熟悉项目，并且清楚哪些约定是需要长期保留的人。</w:t>
+      </w:r>
+    </w:p>
+    <w:p>
+      <w:pPr>
+        <w:widowControl w:val="0"/>
+        <w:numPr>
+          <w:numId w:val="0"/>
+        </w:numPr>
+        <w:ind w:leftChars="0" w:firstLine="420" w:firstLineChars="0"/>
+        <w:jc w:val="both"/>
+        <w:rPr>
+          <w:rFonts w:hint="default"/>
+          <w:lang w:val="en-US" w:eastAsia="zh-CN"/>
+        </w:rPr>
+      </w:pPr>
+      <w:r>
+        <w:rPr>
+          <w:rFonts w:hint="default"/>
+          <w:lang w:val="en-US" w:eastAsia="zh-CN"/>
+        </w:rPr>
+        <w:t>第二种是在 Claude Code 会话里先运行 `/init + 提示词`，让它生成初稿；然后人工增删改，再请它继续优化。</w:t>
+      </w:r>
+    </w:p>
+    <w:p>
+      <w:pPr>
+        <w:widowControl w:val="0"/>
+        <w:numPr>
+          <w:numId w:val="0"/>
+        </w:numPr>
+        <w:ind w:leftChars="0" w:firstLine="420" w:firstLineChars="0"/>
+        <w:jc w:val="both"/>
+        <w:rPr>
+          <w:rFonts w:hint="default"/>
+          <w:lang w:val="en-US" w:eastAsia="zh-CN"/>
+        </w:rPr>
+      </w:pPr>
+      <w:r>
+        <w:rPr>
+          <w:rFonts w:hint="default"/>
+          <w:lang w:val="en-US" w:eastAsia="zh-CN"/>
+        </w:rPr>
+        <w:t>我的能力目前只支持我用第二种方法，所以我们以这种方法为例试着写一个。</w:t>
+      </w:r>
+    </w:p>
+    <w:p>
+      <w:pPr>
+        <w:widowControl w:val="0"/>
+        <w:numPr>
+          <w:numId w:val="0"/>
+        </w:numPr>
+        <w:ind w:leftChars="0" w:firstLine="420" w:firstLineChars="0"/>
+        <w:jc w:val="both"/>
+        <w:rPr>
+          <w:rFonts w:hint="default"/>
+          <w:lang w:val="en-US" w:eastAsia="zh-CN"/>
+        </w:rPr>
+      </w:pPr>
+      <w:r>
+        <w:rPr>
+          <w:rFonts w:hint="default"/>
+          <w:lang w:val="en-US" w:eastAsia="zh-CN"/>
+        </w:rPr>
+        <w:t>在终端使用 claude--dsp打开，然后粘贴/init + 示例提示词。</w:t>
+      </w:r>
+    </w:p>
+    <w:p>
+      <w:pPr>
+        <w:widowControl w:val="0"/>
+        <w:numPr>
+          <w:numId w:val="0"/>
+        </w:numPr>
+        <w:ind w:leftChars="0" w:firstLine="420" w:firstLineChars="0"/>
+        <w:jc w:val="both"/>
+        <w:rPr>
+          <w:rFonts w:hint="default"/>
+          <w:lang w:val="en-US" w:eastAsia="zh-CN"/>
+        </w:rPr>
+      </w:pPr>
+      <w:r>
+        <w:rPr>
+          <w:rFonts w:hint="default"/>
+          <w:lang w:val="en-US" w:eastAsia="zh-CN"/>
+        </w:rPr>
+        <w:t>根据AI生成的CLAUDE.md，追加我们需要的其他信息。</w:t>
+      </w:r>
+    </w:p>
+    <w:p>
+      <w:pPr>
+        <w:widowControl w:val="0"/>
+        <w:numPr>
+          <w:numId w:val="0"/>
+        </w:numPr>
+        <w:ind w:left="420" w:leftChars="0" w:firstLine="420" w:firstLineChars="0"/>
+        <w:jc w:val="both"/>
+        <w:rPr>
+          <w:rFonts w:hint="default"/>
+          <w:lang w:val="en-US" w:eastAsia="zh-CN"/>
+        </w:rPr>
+      </w:pPr>
+      <w:r>
+        <w:rPr>
+          <w:rFonts w:hint="default"/>
+          <w:lang w:val="en-US" w:eastAsia="zh-CN"/>
+        </w:rPr>
+        <w:t>比如：TDD 的 Red → Green → Review 约定、提交纪律、测试视角与禁止事项。</w:t>
+      </w:r>
+    </w:p>
+    <w:p>
+      <w:pPr>
+        <w:widowControl w:val="0"/>
+        <w:numPr>
+          <w:numId w:val="0"/>
+        </w:numPr>
+        <w:ind w:leftChars="0" w:firstLine="420" w:firstLineChars="0"/>
+        <w:jc w:val="both"/>
+        <w:rPr>
+          <w:rFonts w:hint="default"/>
+          <w:lang w:val="en-US" w:eastAsia="zh-CN"/>
+        </w:rPr>
+      </w:pPr>
+      <w:r>
+        <w:rPr>
+          <w:rFonts w:hint="default"/>
+          <w:lang w:val="en-US" w:eastAsia="zh-CN"/>
+        </w:rPr>
+        <w:t>最终得到一个满足我们需求的CLAUDE.md</w:t>
+      </w:r>
+    </w:p>
+    <w:p>
+      <w:pPr>
+        <w:widowControl w:val="0"/>
+        <w:numPr>
+          <w:numId w:val="0"/>
+        </w:numPr>
+        <w:ind w:leftChars="0"/>
+        <w:jc w:val="both"/>
+        <w:rPr>
+          <w:rFonts w:hint="default"/>
+          <w:lang w:val="en-US" w:eastAsia="zh-CN"/>
+        </w:rPr>
+      </w:pPr>
+    </w:p>
+    <w:p>
+      <w:pPr>
+        <w:widowControl w:val="0"/>
+        <w:numPr>
+          <w:numId w:val="0"/>
+        </w:numPr>
+        <w:ind w:leftChars="0" w:firstLine="420" w:firstLineChars="0"/>
+        <w:jc w:val="both"/>
+        <w:rPr>
+          <w:rFonts w:hint="default"/>
+          <w:lang w:val="en-US" w:eastAsia="zh-CN"/>
+        </w:rPr>
+      </w:pPr>
+      <w:r>
+        <w:rPr>
+          <w:rFonts w:hint="default"/>
+          <w:lang w:val="en-US" w:eastAsia="zh-CN"/>
+        </w:rPr>
+        <w:t>接下来就可以提交一下项目骨架了。</w:t>
+      </w:r>
+    </w:p>
+    <w:p>
+      <w:pPr>
+        <w:widowControl w:val="0"/>
+        <w:numPr>
+          <w:numId w:val="0"/>
+        </w:numPr>
+        <w:ind w:left="420" w:leftChars="0" w:firstLine="420" w:firstLineChars="0"/>
+        <w:jc w:val="both"/>
+        <w:rPr>
+          <w:rFonts w:hint="default"/>
+          <w:lang w:val="en-US" w:eastAsia="zh-CN"/>
+        </w:rPr>
+      </w:pPr>
+      <w:r>
+        <w:rPr>
+          <w:rFonts w:hint="default"/>
+          <w:lang w:val="en-US" w:eastAsia="zh-CN"/>
+        </w:rPr>
+        <w:t xml:space="preserve">git add </w:t>
+      </w:r>
+    </w:p>
+    <w:p>
+      <w:pPr>
+        <w:widowControl w:val="0"/>
+        <w:numPr>
+          <w:numId w:val="0"/>
+        </w:numPr>
+        <w:ind w:left="420" w:leftChars="0" w:firstLine="420" w:firstLineChars="0"/>
+        <w:jc w:val="both"/>
+        <w:rPr>
+          <w:rFonts w:hint="default"/>
+          <w:lang w:val="en-US" w:eastAsia="zh-CN"/>
+        </w:rPr>
+      </w:pPr>
+      <w:r>
+        <w:rPr>
+          <w:rFonts w:hint="default"/>
+          <w:lang w:val="en-US" w:eastAsia="zh-CN"/>
+        </w:rPr>
+        <w:t>git commit -m "build project skeleton"</w:t>
+      </w:r>
+    </w:p>
+    <w:p>
+      <w:pPr>
+        <w:widowControl w:val="0"/>
+        <w:numPr>
+          <w:numId w:val="0"/>
+        </w:numPr>
+        <w:ind w:leftChars="0" w:firstLine="420" w:firstLineChars="0"/>
+        <w:jc w:val="both"/>
+        <w:rPr>
+          <w:rFonts w:hint="default"/>
+          <w:lang w:val="en-US" w:eastAsia="zh-CN"/>
+        </w:rPr>
+      </w:pPr>
+      <w:r>
+        <w:rPr>
+          <w:rFonts w:hint="default"/>
+          <w:lang w:val="en-US" w:eastAsia="zh-CN"/>
+        </w:rPr>
+        <w:t>接下来就可以按照TDD流程开始开发了。</w:t>
+      </w:r>
+    </w:p>
+    <w:p>
+      <w:pPr>
+        <w:widowControl w:val="0"/>
+        <w:numPr>
+          <w:numId w:val="0"/>
+        </w:numPr>
+        <w:ind w:leftChars="0"/>
+        <w:jc w:val="both"/>
+        <w:rPr>
+          <w:rFonts w:hint="default"/>
+          <w:lang w:val="en-US" w:eastAsia="zh-CN"/>
+        </w:rPr>
+      </w:pPr>
+    </w:p>
+    <w:p>
+      <w:pPr>
+        <w:widowControl w:val="0"/>
+        <w:numPr>
+          <w:numId w:val="0"/>
+        </w:numPr>
+        <w:ind w:leftChars="0"/>
+        <w:jc w:val="both"/>
+        <w:rPr>
+          <w:rFonts w:hint="default"/>
+          <w:lang w:val="en-US" w:eastAsia="zh-CN"/>
+        </w:rPr>
+      </w:pPr>
+      <w:r>
+        <w:rPr>
+          <w:rFonts w:hint="default"/>
+          <w:lang w:val="en-US" w:eastAsia="zh-CN"/>
+        </w:rPr>
+        <w:t>## 第 19 页｜同一任务，三条开工路径</w:t>
+      </w:r>
+    </w:p>
+    <w:p>
+      <w:pPr>
+        <w:widowControl w:val="0"/>
+        <w:numPr>
+          <w:numId w:val="0"/>
+        </w:numPr>
+        <w:ind w:leftChars="0"/>
+        <w:jc w:val="both"/>
+        <w:rPr>
+          <w:rFonts w:hint="default"/>
+          <w:lang w:val="en-US" w:eastAsia="zh-CN"/>
+        </w:rPr>
+      </w:pPr>
+    </w:p>
+    <w:p>
+      <w:pPr>
+        <w:widowControl w:val="0"/>
+        <w:numPr>
+          <w:numId w:val="0"/>
+        </w:numPr>
+        <w:ind w:leftChars="0" w:firstLine="420" w:firstLineChars="0"/>
+        <w:jc w:val="both"/>
+        <w:rPr>
+          <w:rFonts w:hint="default"/>
+          <w:lang w:val="en-US" w:eastAsia="zh-CN"/>
+        </w:rPr>
+      </w:pPr>
+      <w:r>
+        <w:rPr>
+          <w:rFonts w:hint="eastAsia"/>
+          <w:lang w:val="en-US" w:eastAsia="zh-CN"/>
+        </w:rPr>
+        <w:t>有了项目骨架之后，</w:t>
+      </w:r>
+      <w:r>
+        <w:rPr>
+          <w:rFonts w:hint="default"/>
+          <w:lang w:val="en-US" w:eastAsia="zh-CN"/>
+        </w:rPr>
+        <w:t>下面我们用三种开发模式做一个对比。</w:t>
+      </w:r>
+    </w:p>
+    <w:p>
+      <w:pPr>
+        <w:widowControl w:val="0"/>
+        <w:numPr>
+          <w:numId w:val="0"/>
+        </w:numPr>
+        <w:ind w:leftChars="0" w:firstLine="420" w:firstLineChars="0"/>
+        <w:jc w:val="both"/>
+        <w:rPr>
+          <w:rFonts w:hint="default"/>
+          <w:lang w:val="en-US" w:eastAsia="zh-CN"/>
+        </w:rPr>
+      </w:pPr>
+      <w:r>
+        <w:rPr>
+          <w:rFonts w:hint="default"/>
+          <w:lang w:val="en-US" w:eastAsia="zh-CN"/>
+        </w:rPr>
+        <w:t>假设在开发第一个需求（无参数路径，列出当前目录），没有拿到明确的验收准则。看看不同模式的开发有什么区别。（也就是说我们需求分析没做到位，需求提出人期望的输出是这样，但是我们并不清楚，也不提供给AI）</w:t>
+      </w:r>
+    </w:p>
+    <w:p>
+      <w:pPr>
+        <w:widowControl w:val="0"/>
+        <w:numPr>
+          <w:numId w:val="0"/>
+        </w:numPr>
+        <w:ind w:leftChars="0"/>
+        <w:jc w:val="both"/>
+        <w:rPr>
+          <w:rFonts w:hint="default"/>
+          <w:lang w:val="en-US" w:eastAsia="zh-CN"/>
+        </w:rPr>
+      </w:pPr>
+    </w:p>
+    <w:p>
+      <w:pPr>
+        <w:widowControl w:val="0"/>
+        <w:numPr>
+          <w:numId w:val="0"/>
+        </w:numPr>
+        <w:ind w:leftChars="0"/>
+        <w:jc w:val="both"/>
+        <w:rPr>
+          <w:rFonts w:hint="default"/>
+          <w:lang w:val="en-US" w:eastAsia="zh-CN"/>
+        </w:rPr>
+      </w:pPr>
+      <w:r>
+        <w:rPr>
+          <w:rFonts w:hint="default"/>
+          <w:lang w:val="en-US" w:eastAsia="zh-CN"/>
+        </w:rPr>
+        <w:t>首先我们看普通模式吧：</w:t>
+      </w:r>
+    </w:p>
+    <w:p>
+      <w:pPr>
+        <w:widowControl w:val="0"/>
+        <w:numPr>
+          <w:numId w:val="0"/>
+        </w:numPr>
+        <w:ind w:leftChars="0"/>
+        <w:jc w:val="both"/>
+        <w:rPr>
+          <w:rFonts w:hint="default"/>
+          <w:lang w:val="en-US" w:eastAsia="zh-CN"/>
+        </w:rPr>
+      </w:pPr>
+      <w:r>
+        <w:rPr>
+          <w:rFonts w:hint="default"/>
+          <w:lang w:val="en-US" w:eastAsia="zh-CN"/>
+        </w:rPr>
+        <w:t>1. 普通模式</w:t>
+      </w:r>
+    </w:p>
+    <w:p>
+      <w:pPr>
+        <w:widowControl w:val="0"/>
+        <w:numPr>
+          <w:numId w:val="0"/>
+        </w:numPr>
+        <w:ind w:leftChars="0"/>
+        <w:jc w:val="both"/>
+        <w:rPr>
+          <w:rFonts w:hint="default"/>
+          <w:lang w:val="en-US" w:eastAsia="zh-CN"/>
+        </w:rPr>
+      </w:pPr>
+      <w:r>
+        <w:rPr>
+          <w:rFonts w:hint="default"/>
+          <w:lang w:val="en-US" w:eastAsia="zh-CN"/>
+        </w:rPr>
+        <w:t xml:space="preserve"> - 打开/media/vsc/Gitlab/Mode_Test/myls_no_rule_normal/</w:t>
+      </w:r>
+    </w:p>
+    <w:p>
+      <w:pPr>
+        <w:widowControl w:val="0"/>
+        <w:numPr>
+          <w:numId w:val="0"/>
+        </w:numPr>
+        <w:ind w:leftChars="0"/>
+        <w:jc w:val="both"/>
+        <w:rPr>
+          <w:rFonts w:hint="default"/>
+          <w:lang w:val="en-US" w:eastAsia="zh-CN"/>
+        </w:rPr>
+      </w:pPr>
+      <w:r>
+        <w:rPr>
+          <w:rFonts w:hint="default"/>
+          <w:lang w:val="en-US" w:eastAsia="zh-CN"/>
+        </w:rPr>
+        <w:t xml:space="preserve"> - code .</w:t>
+      </w:r>
+    </w:p>
+    <w:p>
+      <w:pPr>
+        <w:widowControl w:val="0"/>
+        <w:numPr>
+          <w:numId w:val="0"/>
+        </w:numPr>
+        <w:ind w:leftChars="0"/>
+        <w:jc w:val="both"/>
+        <w:rPr>
+          <w:rFonts w:hint="default"/>
+          <w:lang w:val="en-US" w:eastAsia="zh-CN"/>
+        </w:rPr>
+      </w:pPr>
+      <w:r>
+        <w:rPr>
+          <w:rFonts w:hint="default"/>
+          <w:lang w:val="en-US" w:eastAsia="zh-CN"/>
+        </w:rPr>
+        <w:t xml:space="preserve"> - 启动claude code（确保skill关闭）</w:t>
+      </w:r>
+    </w:p>
+    <w:p>
+      <w:pPr>
+        <w:widowControl w:val="0"/>
+        <w:numPr>
+          <w:numId w:val="0"/>
+        </w:numPr>
+        <w:ind w:leftChars="0"/>
+        <w:jc w:val="both"/>
+        <w:rPr>
+          <w:rFonts w:hint="default"/>
+          <w:lang w:val="en-US" w:eastAsia="zh-CN"/>
+        </w:rPr>
+      </w:pPr>
+      <w:r>
+        <w:rPr>
+          <w:rFonts w:hint="default"/>
+          <w:lang w:val="en-US" w:eastAsia="zh-CN"/>
+        </w:rPr>
+        <w:t xml:space="preserve"> - 这里我们已经写好了CLAUDE.md他会自动加载，然后我们直接输入我们的需求：“开始需求开发，需求场景：无路径参数；行为：列出当前目录”</w:t>
+      </w:r>
+    </w:p>
+    <w:p>
+      <w:pPr>
+        <w:widowControl w:val="0"/>
+        <w:numPr>
+          <w:numId w:val="0"/>
+        </w:numPr>
+        <w:ind w:leftChars="0"/>
+        <w:jc w:val="both"/>
+        <w:rPr>
+          <w:rFonts w:hint="default"/>
+          <w:lang w:val="en-US" w:eastAsia="zh-CN"/>
+        </w:rPr>
+      </w:pPr>
+      <w:r>
+        <w:rPr>
+          <w:rFonts w:hint="default"/>
+          <w:lang w:val="en-US" w:eastAsia="zh-CN"/>
+        </w:rPr>
+        <w:t xml:space="preserve"> - 等待开发完成到测试，运行测试，确认不通过；</w:t>
+      </w:r>
+    </w:p>
+    <w:p>
+      <w:pPr>
+        <w:widowControl w:val="0"/>
+        <w:numPr>
+          <w:numId w:val="0"/>
+        </w:numPr>
+        <w:ind w:leftChars="0"/>
+        <w:jc w:val="both"/>
+        <w:rPr>
+          <w:rFonts w:hint="default"/>
+          <w:lang w:val="en-US" w:eastAsia="zh-CN"/>
+        </w:rPr>
+      </w:pPr>
+      <w:r>
+        <w:rPr>
+          <w:rFonts w:hint="default"/>
+          <w:lang w:val="en-US" w:eastAsia="zh-CN"/>
+        </w:rPr>
+        <w:t xml:space="preserve"> - 继续开发，让测试通过；</w:t>
+      </w:r>
+    </w:p>
+    <w:p>
+      <w:pPr>
+        <w:widowControl w:val="0"/>
+        <w:numPr>
+          <w:numId w:val="0"/>
+        </w:numPr>
+        <w:ind w:leftChars="0"/>
+        <w:jc w:val="both"/>
+        <w:rPr>
+          <w:rFonts w:hint="default"/>
+          <w:lang w:val="en-US" w:eastAsia="zh-CN"/>
+        </w:rPr>
+      </w:pPr>
+      <w:r>
+        <w:rPr>
+          <w:rFonts w:hint="default"/>
+          <w:lang w:val="en-US" w:eastAsia="zh-CN"/>
+        </w:rPr>
+        <w:t>看一下最终的运行结果：发现与期望不符。</w:t>
+      </w:r>
+    </w:p>
+    <w:p>
+      <w:pPr>
+        <w:widowControl w:val="0"/>
+        <w:numPr>
+          <w:numId w:val="0"/>
+        </w:numPr>
+        <w:ind w:leftChars="0"/>
+        <w:jc w:val="both"/>
+        <w:rPr>
+          <w:rFonts w:hint="default"/>
+          <w:lang w:val="en-US" w:eastAsia="zh-CN"/>
+        </w:rPr>
+      </w:pPr>
+    </w:p>
+    <w:p>
+      <w:pPr>
+        <w:widowControl w:val="0"/>
+        <w:numPr>
+          <w:numId w:val="0"/>
+        </w:numPr>
+        <w:ind w:leftChars="0"/>
+        <w:jc w:val="both"/>
+        <w:rPr>
+          <w:rFonts w:hint="default"/>
+          <w:lang w:val="en-US" w:eastAsia="zh-CN"/>
+        </w:rPr>
+      </w:pPr>
+      <w:r>
+        <w:rPr>
+          <w:rFonts w:hint="default"/>
+          <w:lang w:val="en-US" w:eastAsia="zh-CN"/>
+        </w:rPr>
+        <w:t>接下来试一下Plan 模式：他是Claude Code自带的一种开发模式，让AI在执行具体的开发计划之前先探索项目代码，制定开发计划，确认后再开发。</w:t>
+      </w:r>
+    </w:p>
+    <w:p>
+      <w:pPr>
+        <w:widowControl w:val="0"/>
+        <w:numPr>
+          <w:numId w:val="0"/>
+        </w:numPr>
+        <w:ind w:leftChars="0"/>
+        <w:jc w:val="both"/>
+        <w:rPr>
+          <w:rFonts w:hint="default"/>
+          <w:lang w:val="en-US" w:eastAsia="zh-CN"/>
+        </w:rPr>
+      </w:pPr>
+      <w:r>
+        <w:rPr>
+          <w:rFonts w:hint="default"/>
+          <w:lang w:val="en-US" w:eastAsia="zh-CN"/>
+        </w:rPr>
+        <w:t>2. Plan模式</w:t>
+      </w:r>
+    </w:p>
+    <w:p>
+      <w:pPr>
+        <w:widowControl w:val="0"/>
+        <w:numPr>
+          <w:numId w:val="0"/>
+        </w:numPr>
+        <w:ind w:leftChars="0"/>
+        <w:jc w:val="both"/>
+        <w:rPr>
+          <w:rFonts w:hint="default"/>
+          <w:lang w:val="en-US" w:eastAsia="zh-CN"/>
+        </w:rPr>
+      </w:pPr>
+      <w:r>
+        <w:rPr>
+          <w:rFonts w:hint="default"/>
+          <w:lang w:val="en-US" w:eastAsia="zh-CN"/>
+        </w:rPr>
+        <w:t xml:space="preserve"> - 打开/media/vsc/Gitlab/Mode_Test/myls_no_rule_plan/</w:t>
+      </w:r>
+    </w:p>
+    <w:p>
+      <w:pPr>
+        <w:widowControl w:val="0"/>
+        <w:numPr>
+          <w:numId w:val="0"/>
+        </w:numPr>
+        <w:ind w:leftChars="0"/>
+        <w:jc w:val="both"/>
+        <w:rPr>
+          <w:rFonts w:hint="default"/>
+          <w:lang w:val="en-US" w:eastAsia="zh-CN"/>
+        </w:rPr>
+      </w:pPr>
+      <w:r>
+        <w:rPr>
+          <w:rFonts w:hint="default"/>
+          <w:lang w:val="en-US" w:eastAsia="zh-CN"/>
+        </w:rPr>
+        <w:t xml:space="preserve"> - code .</w:t>
+      </w:r>
+    </w:p>
+    <w:p>
+      <w:pPr>
+        <w:widowControl w:val="0"/>
+        <w:numPr>
+          <w:numId w:val="0"/>
+        </w:numPr>
+        <w:ind w:leftChars="0"/>
+        <w:jc w:val="both"/>
+        <w:rPr>
+          <w:rFonts w:hint="default"/>
+          <w:lang w:val="en-US" w:eastAsia="zh-CN"/>
+        </w:rPr>
+      </w:pPr>
+      <w:r>
+        <w:rPr>
+          <w:rFonts w:hint="default"/>
+          <w:lang w:val="en-US" w:eastAsia="zh-CN"/>
+        </w:rPr>
+        <w:t xml:space="preserve"> - 启动claude code（确保skill关闭）</w:t>
+      </w:r>
+    </w:p>
+    <w:p>
+      <w:pPr>
+        <w:widowControl w:val="0"/>
+        <w:numPr>
+          <w:numId w:val="0"/>
+        </w:numPr>
+        <w:ind w:leftChars="0"/>
+        <w:jc w:val="both"/>
+        <w:rPr>
+          <w:rFonts w:hint="default"/>
+          <w:lang w:val="en-US" w:eastAsia="zh-CN"/>
+        </w:rPr>
+      </w:pPr>
+      <w:r>
+        <w:rPr>
+          <w:rFonts w:hint="default"/>
+          <w:lang w:val="en-US" w:eastAsia="zh-CN"/>
+        </w:rPr>
+        <w:t xml:space="preserve"> - 切换到plan mode，输入提示词：“开始需求开发，需求场景：无路径参数；行为：列出当前目录”</w:t>
+      </w:r>
+    </w:p>
+    <w:p>
+      <w:pPr>
+        <w:widowControl w:val="0"/>
+        <w:numPr>
+          <w:numId w:val="0"/>
+        </w:numPr>
+        <w:ind w:leftChars="0"/>
+        <w:jc w:val="both"/>
+        <w:rPr>
+          <w:rFonts w:hint="default"/>
+          <w:lang w:val="en-US" w:eastAsia="zh-CN"/>
+        </w:rPr>
+      </w:pPr>
+      <w:r>
+        <w:rPr>
+          <w:rFonts w:hint="default"/>
+          <w:lang w:val="en-US" w:eastAsia="zh-CN"/>
+        </w:rPr>
+        <w:t xml:space="preserve"> - 等待Agent提问</w:t>
+      </w:r>
+    </w:p>
+    <w:p>
+      <w:pPr>
+        <w:widowControl w:val="0"/>
+        <w:numPr>
+          <w:numId w:val="0"/>
+        </w:numPr>
+        <w:ind w:leftChars="0"/>
+        <w:jc w:val="both"/>
+        <w:rPr>
+          <w:rFonts w:hint="default"/>
+          <w:lang w:val="en-US" w:eastAsia="zh-CN"/>
+        </w:rPr>
+      </w:pPr>
+      <w:r>
+        <w:rPr>
+          <w:rFonts w:hint="default"/>
+          <w:lang w:val="en-US" w:eastAsia="zh-CN"/>
+        </w:rPr>
+        <w:t xml:space="preserve"> - 如果这些问题不确定，我们可以问需求提出人，拿到实际的期望给AI</w:t>
+      </w:r>
+    </w:p>
+    <w:p>
+      <w:pPr>
+        <w:widowControl w:val="0"/>
+        <w:numPr>
+          <w:numId w:val="0"/>
+        </w:numPr>
+        <w:ind w:leftChars="0"/>
+        <w:jc w:val="both"/>
+        <w:rPr>
+          <w:rFonts w:hint="default"/>
+          <w:lang w:val="en-US" w:eastAsia="zh-CN"/>
+        </w:rPr>
+      </w:pPr>
+      <w:r>
+        <w:rPr>
+          <w:rFonts w:hint="default"/>
+          <w:lang w:val="en-US" w:eastAsia="zh-CN"/>
+        </w:rPr>
+        <w:t xml:space="preserve"> - 确认计划，开始实施；</w:t>
+      </w:r>
+    </w:p>
+    <w:p>
+      <w:pPr>
+        <w:widowControl w:val="0"/>
+        <w:numPr>
+          <w:numId w:val="0"/>
+        </w:numPr>
+        <w:ind w:leftChars="0"/>
+        <w:jc w:val="both"/>
+        <w:rPr>
+          <w:rFonts w:hint="default"/>
+          <w:lang w:val="en-US" w:eastAsia="zh-CN"/>
+        </w:rPr>
+      </w:pPr>
+      <w:r>
+        <w:rPr>
+          <w:rFonts w:hint="default"/>
+          <w:lang w:val="en-US" w:eastAsia="zh-CN"/>
+        </w:rPr>
+        <w:t xml:space="preserve"> - Red-检查测试项，make test</w:t>
+      </w:r>
+    </w:p>
+    <w:p>
+      <w:pPr>
+        <w:widowControl w:val="0"/>
+        <w:numPr>
+          <w:numId w:val="0"/>
+        </w:numPr>
+        <w:ind w:leftChars="0"/>
+        <w:jc w:val="both"/>
+        <w:rPr>
+          <w:rFonts w:hint="default"/>
+          <w:lang w:val="en-US" w:eastAsia="zh-CN"/>
+        </w:rPr>
+      </w:pPr>
+      <w:r>
+        <w:rPr>
+          <w:rFonts w:hint="default"/>
+          <w:lang w:val="en-US" w:eastAsia="zh-CN"/>
+        </w:rPr>
+        <w:t xml:space="preserve"> - Green，make test，实际运行./build/myls测试</w:t>
+      </w:r>
+    </w:p>
+    <w:p>
+      <w:pPr>
+        <w:widowControl w:val="0"/>
+        <w:numPr>
+          <w:numId w:val="0"/>
+        </w:numPr>
+        <w:ind w:leftChars="0"/>
+        <w:jc w:val="both"/>
+        <w:rPr>
+          <w:rFonts w:hint="default"/>
+          <w:lang w:val="en-US" w:eastAsia="zh-CN"/>
+        </w:rPr>
+      </w:pPr>
+      <w:r>
+        <w:rPr>
+          <w:rFonts w:hint="default"/>
+          <w:lang w:val="en-US" w:eastAsia="zh-CN"/>
+        </w:rPr>
+        <w:t xml:space="preserve"> - 基本达到了预期输出</w:t>
+      </w:r>
+    </w:p>
+    <w:p>
+      <w:pPr>
+        <w:widowControl w:val="0"/>
+        <w:numPr>
+          <w:numId w:val="0"/>
+        </w:numPr>
+        <w:ind w:leftChars="0"/>
+        <w:jc w:val="both"/>
+        <w:rPr>
+          <w:rFonts w:hint="default"/>
+          <w:lang w:val="en-US" w:eastAsia="zh-CN"/>
+        </w:rPr>
+      </w:pPr>
+    </w:p>
+    <w:p>
+      <w:pPr>
+        <w:widowControl w:val="0"/>
+        <w:numPr>
+          <w:numId w:val="0"/>
+        </w:numPr>
+        <w:ind w:leftChars="0"/>
+        <w:jc w:val="both"/>
+        <w:rPr>
+          <w:rFonts w:hint="default"/>
+          <w:lang w:val="en-US" w:eastAsia="zh-CN"/>
+        </w:rPr>
+      </w:pPr>
+      <w:r>
+        <w:rPr>
+          <w:rFonts w:hint="default"/>
+          <w:lang w:val="en-US" w:eastAsia="zh-CN"/>
+        </w:rPr>
+        <w:t>最后我们再试一下使用Grill Me开发，它是一个SKILL，让AI在开发之前通过多轮追问，让用户把任务中隐含的决策说清楚，直到我们澄清需求，给出明确的指令。</w:t>
+      </w:r>
+    </w:p>
+    <w:p>
+      <w:pPr>
+        <w:widowControl w:val="0"/>
+        <w:numPr>
+          <w:numId w:val="0"/>
+        </w:numPr>
+        <w:ind w:leftChars="0"/>
+        <w:jc w:val="both"/>
+        <w:rPr>
+          <w:rFonts w:hint="default"/>
+          <w:lang w:val="en-US" w:eastAsia="zh-CN"/>
+        </w:rPr>
+      </w:pPr>
+      <w:r>
+        <w:rPr>
+          <w:rFonts w:hint="default"/>
+          <w:lang w:val="en-US" w:eastAsia="zh-CN"/>
+        </w:rPr>
+        <w:t>3. Grill Me：</w:t>
+      </w:r>
+    </w:p>
+    <w:p>
+      <w:pPr>
+        <w:widowControl w:val="0"/>
+        <w:numPr>
+          <w:numId w:val="0"/>
+        </w:numPr>
+        <w:ind w:leftChars="0"/>
+        <w:jc w:val="both"/>
+        <w:rPr>
+          <w:rFonts w:hint="default"/>
+          <w:lang w:val="en-US" w:eastAsia="zh-CN"/>
+        </w:rPr>
+      </w:pPr>
+      <w:r>
+        <w:rPr>
+          <w:rFonts w:hint="default"/>
+          <w:lang w:val="en-US" w:eastAsia="zh-CN"/>
+        </w:rPr>
+        <w:t xml:space="preserve"> - 打开/media/vsc/Gitlab/Mode_Test/myls_no_rule_grill_me/</w:t>
+      </w:r>
+    </w:p>
+    <w:p>
+      <w:pPr>
+        <w:widowControl w:val="0"/>
+        <w:numPr>
+          <w:numId w:val="0"/>
+        </w:numPr>
+        <w:ind w:leftChars="0"/>
+        <w:jc w:val="both"/>
+        <w:rPr>
+          <w:rFonts w:hint="default"/>
+          <w:lang w:val="en-US" w:eastAsia="zh-CN"/>
+        </w:rPr>
+      </w:pPr>
+      <w:r>
+        <w:rPr>
+          <w:rFonts w:hint="default"/>
+          <w:lang w:val="en-US" w:eastAsia="zh-CN"/>
+        </w:rPr>
+        <w:t xml:space="preserve"> - code .</w:t>
+      </w:r>
+    </w:p>
+    <w:p>
+      <w:pPr>
+        <w:widowControl w:val="0"/>
+        <w:numPr>
+          <w:numId w:val="0"/>
+        </w:numPr>
+        <w:ind w:leftChars="0"/>
+        <w:jc w:val="both"/>
+        <w:rPr>
+          <w:rFonts w:hint="default"/>
+          <w:lang w:val="en-US" w:eastAsia="zh-CN"/>
+        </w:rPr>
+      </w:pPr>
+      <w:r>
+        <w:rPr>
+          <w:rFonts w:hint="default"/>
+          <w:lang w:val="en-US" w:eastAsia="zh-CN"/>
+        </w:rPr>
+        <w:t xml:space="preserve"> - 启动Claude code （打开skill）</w:t>
+      </w:r>
+    </w:p>
+    <w:p>
+      <w:pPr>
+        <w:widowControl w:val="0"/>
+        <w:numPr>
+          <w:numId w:val="0"/>
+        </w:numPr>
+        <w:ind w:leftChars="0"/>
+        <w:jc w:val="both"/>
+        <w:rPr>
+          <w:rFonts w:hint="default"/>
+          <w:lang w:val="en-US" w:eastAsia="zh-CN"/>
+        </w:rPr>
+      </w:pPr>
+      <w:r>
+        <w:rPr>
+          <w:rFonts w:hint="default"/>
+          <w:lang w:val="en-US" w:eastAsia="zh-CN"/>
+        </w:rPr>
+        <w:t xml:space="preserve"> - 使用grill me输入需求</w:t>
+      </w:r>
+    </w:p>
+    <w:p>
+      <w:pPr>
+        <w:widowControl w:val="0"/>
+        <w:numPr>
+          <w:numId w:val="0"/>
+        </w:numPr>
+        <w:ind w:leftChars="0"/>
+        <w:jc w:val="both"/>
+        <w:rPr>
+          <w:rFonts w:hint="default"/>
+          <w:lang w:val="en-US" w:eastAsia="zh-CN"/>
+        </w:rPr>
+      </w:pPr>
+      <w:r>
+        <w:rPr>
+          <w:rFonts w:hint="default"/>
+          <w:lang w:val="en-US" w:eastAsia="zh-CN"/>
+        </w:rPr>
+        <w:t xml:space="preserve"> - 逐一回答问题，直到确认开发</w:t>
+      </w:r>
+    </w:p>
+    <w:p>
+      <w:pPr>
+        <w:widowControl w:val="0"/>
+        <w:numPr>
+          <w:numId w:val="0"/>
+        </w:numPr>
+        <w:ind w:leftChars="0"/>
+        <w:jc w:val="both"/>
+        <w:rPr>
+          <w:rFonts w:hint="default"/>
+          <w:lang w:val="en-US" w:eastAsia="zh-CN"/>
+        </w:rPr>
+      </w:pPr>
+      <w:r>
+        <w:rPr>
+          <w:rFonts w:hint="default"/>
+          <w:lang w:val="en-US" w:eastAsia="zh-CN"/>
+        </w:rPr>
+        <w:t>运行输出，检查是否符合预期输出。</w:t>
+      </w:r>
+    </w:p>
+    <w:p>
+      <w:pPr>
+        <w:widowControl w:val="0"/>
+        <w:numPr>
+          <w:numId w:val="0"/>
+        </w:numPr>
+        <w:ind w:leftChars="0"/>
+        <w:jc w:val="both"/>
+        <w:rPr>
+          <w:rFonts w:hint="default"/>
+          <w:lang w:val="en-US" w:eastAsia="zh-CN"/>
+        </w:rPr>
+      </w:pPr>
+    </w:p>
+    <w:p>
+      <w:pPr>
+        <w:widowControl w:val="0"/>
+        <w:numPr>
+          <w:numId w:val="0"/>
+        </w:numPr>
+        <w:ind w:leftChars="0"/>
+        <w:jc w:val="both"/>
+        <w:rPr>
+          <w:rFonts w:hint="default"/>
+          <w:lang w:val="en-US" w:eastAsia="zh-CN"/>
+        </w:rPr>
+      </w:pPr>
+      <w:r>
+        <w:rPr>
+          <w:rFonts w:hint="default"/>
+          <w:lang w:val="en-US" w:eastAsia="zh-CN"/>
+        </w:rPr>
+        <w:t>## 第 20 页｜三种路径的演示前预测</w:t>
+      </w:r>
+    </w:p>
+    <w:p>
+      <w:pPr>
+        <w:widowControl w:val="0"/>
+        <w:numPr>
+          <w:numId w:val="0"/>
+        </w:numPr>
+        <w:ind w:leftChars="0"/>
+        <w:jc w:val="both"/>
+        <w:rPr>
+          <w:rFonts w:hint="default"/>
+          <w:lang w:val="en-US" w:eastAsia="zh-CN"/>
+        </w:rPr>
+      </w:pPr>
+    </w:p>
+    <w:p>
+      <w:pPr>
+        <w:widowControl w:val="0"/>
+        <w:numPr>
+          <w:numId w:val="0"/>
+        </w:numPr>
+        <w:ind w:leftChars="0" w:firstLine="420" w:firstLineChars="0"/>
+        <w:jc w:val="both"/>
+        <w:rPr>
+          <w:rFonts w:hint="default"/>
+          <w:lang w:val="en-US" w:eastAsia="zh-CN"/>
+        </w:rPr>
+      </w:pPr>
+      <w:r>
+        <w:rPr>
+          <w:rFonts w:hint="default"/>
+          <w:lang w:val="en-US" w:eastAsia="zh-CN"/>
+        </w:rPr>
+        <w:t>最后做个总结：</w:t>
+      </w:r>
+    </w:p>
+    <w:p>
+      <w:pPr>
+        <w:widowControl w:val="0"/>
+        <w:numPr>
+          <w:numId w:val="0"/>
+        </w:numPr>
+        <w:ind w:leftChars="0" w:firstLine="420" w:firstLineChars="0"/>
+        <w:jc w:val="both"/>
+        <w:rPr>
+          <w:rFonts w:hint="default"/>
+          <w:lang w:val="en-US" w:eastAsia="zh-CN"/>
+        </w:rPr>
+      </w:pPr>
+      <w:r>
+        <w:rPr>
+          <w:rFonts w:hint="default"/>
+          <w:lang w:val="en-US" w:eastAsia="zh-CN"/>
+        </w:rPr>
+        <w:t>我们按照需求澄清能力、关键测试覆盖、是否擅自扩展、耗时与人工介入做对比</w:t>
+      </w:r>
+    </w:p>
+    <w:p>
+      <w:pPr>
+        <w:widowControl w:val="0"/>
+        <w:numPr>
+          <w:numId w:val="0"/>
+        </w:numPr>
+        <w:ind w:leftChars="0" w:firstLine="420" w:firstLineChars="0"/>
+        <w:jc w:val="both"/>
+        <w:rPr>
+          <w:rFonts w:hint="default"/>
+          <w:lang w:val="en-US" w:eastAsia="zh-CN"/>
+        </w:rPr>
+      </w:pPr>
+      <w:r>
+        <w:rPr>
+          <w:rFonts w:hint="default"/>
+          <w:lang w:val="en-US" w:eastAsia="zh-CN"/>
+        </w:rPr>
+        <w:t>需求澄清：普通模式几乎没有澄清，直接开干；Plan模式有少部分需求澄清，对于小需求可能能覆盖，但是对于大型需求，可能会暴露出更多问题。Grill Me多轮追问，甚至能发现我自己都没发现的一些需求点，有最强的需求澄清能力。</w:t>
+      </w:r>
+    </w:p>
+    <w:p>
+      <w:pPr>
+        <w:widowControl w:val="0"/>
+        <w:numPr>
+          <w:numId w:val="0"/>
+        </w:numPr>
+        <w:ind w:leftChars="0" w:firstLine="420" w:firstLineChars="0"/>
+        <w:jc w:val="both"/>
+        <w:rPr>
+          <w:rFonts w:hint="default"/>
+          <w:lang w:val="en-US" w:eastAsia="zh-CN"/>
+        </w:rPr>
+      </w:pPr>
+      <w:r>
+        <w:rPr>
+          <w:rFonts w:hint="default"/>
+          <w:lang w:val="en-US" w:eastAsia="zh-CN"/>
+        </w:rPr>
+        <w:t>关键测试覆盖：主要依赖于对需求的理解，如果在需求澄清部分对项目理解不同，测试覆盖可能也不同，可能不够完善。</w:t>
+      </w:r>
+    </w:p>
+    <w:p>
+      <w:pPr>
+        <w:widowControl w:val="0"/>
+        <w:numPr>
+          <w:numId w:val="0"/>
+        </w:numPr>
+        <w:ind w:leftChars="0" w:firstLine="420" w:firstLineChars="0"/>
+        <w:jc w:val="both"/>
+        <w:rPr>
+          <w:rFonts w:hint="default"/>
+          <w:lang w:val="en-US" w:eastAsia="zh-CN"/>
+        </w:rPr>
+      </w:pPr>
+      <w:r>
+        <w:rPr>
+          <w:rFonts w:hint="default"/>
+          <w:lang w:val="en-US" w:eastAsia="zh-CN"/>
+        </w:rPr>
+        <w:t>是否擅自扩展：普通模式擅自扩展，做排序等。Plan模式和Grill Me基本遵循不擅自扩展。</w:t>
+      </w:r>
+    </w:p>
+    <w:p>
+      <w:pPr>
+        <w:widowControl w:val="0"/>
+        <w:numPr>
+          <w:numId w:val="0"/>
+        </w:numPr>
+        <w:ind w:leftChars="0" w:firstLine="420" w:firstLineChars="0"/>
+        <w:jc w:val="both"/>
+        <w:rPr>
+          <w:rFonts w:hint="default"/>
+          <w:lang w:val="en-US" w:eastAsia="zh-CN"/>
+        </w:rPr>
+      </w:pPr>
+      <w:r>
+        <w:rPr>
+          <w:rFonts w:hint="default"/>
+          <w:lang w:val="en-US" w:eastAsia="zh-CN"/>
+        </w:rPr>
+        <w:t>耗时与人工介入：这里普通模式就很有优势了，完全不用人工介入，直接干完。plan 模式少量介入，Grill me则需要前期大量人力介入。</w:t>
+      </w:r>
+    </w:p>
+    <w:p>
+      <w:pPr>
+        <w:widowControl w:val="0"/>
+        <w:numPr>
+          <w:numId w:val="0"/>
+        </w:numPr>
+        <w:ind w:leftChars="0"/>
+        <w:jc w:val="both"/>
+        <w:rPr>
+          <w:rFonts w:hint="default"/>
+          <w:lang w:val="en-US" w:eastAsia="zh-CN"/>
+        </w:rPr>
+      </w:pPr>
+    </w:p>
+    <w:p>
+      <w:pPr>
+        <w:widowControl w:val="0"/>
+        <w:numPr>
+          <w:numId w:val="0"/>
+        </w:numPr>
+        <w:ind w:leftChars="0" w:firstLine="420" w:firstLineChars="0"/>
+        <w:jc w:val="both"/>
+        <w:rPr>
+          <w:rFonts w:hint="default"/>
+          <w:lang w:val="en-US" w:eastAsia="zh-CN"/>
+        </w:rPr>
+      </w:pPr>
+      <w:r>
+        <w:rPr>
+          <w:rFonts w:hint="default"/>
+          <w:lang w:val="en-US" w:eastAsia="zh-CN"/>
+        </w:rPr>
+        <w:t>我们也不能绝对的说哪种模式好，哪种模式不好。</w:t>
+      </w:r>
+    </w:p>
+    <w:p>
+      <w:pPr>
+        <w:widowControl w:val="0"/>
+        <w:numPr>
+          <w:numId w:val="0"/>
+        </w:numPr>
+        <w:ind w:leftChars="0" w:firstLine="420" w:firstLineChars="0"/>
+        <w:jc w:val="both"/>
+        <w:rPr>
+          <w:rFonts w:hint="default"/>
+          <w:lang w:val="en-US" w:eastAsia="zh-CN"/>
+        </w:rPr>
+      </w:pPr>
+      <w:r>
+        <w:rPr>
+          <w:rFonts w:hint="default"/>
+          <w:lang w:val="en-US" w:eastAsia="zh-CN"/>
+        </w:rPr>
+        <w:t>对于这个需求开发来说，我们可能觉得普通模式不够好，但是对于飞轮，这种不想要人工介入的全自动化流程来说，普通模式就是更好的选择。</w:t>
+      </w:r>
+    </w:p>
+    <w:p>
+      <w:pPr>
+        <w:widowControl w:val="0"/>
+        <w:numPr>
+          <w:numId w:val="0"/>
+        </w:numPr>
+        <w:ind w:leftChars="0" w:firstLine="420" w:firstLineChars="0"/>
+        <w:jc w:val="both"/>
+        <w:rPr>
+          <w:rFonts w:hint="default"/>
+          <w:lang w:val="en-US" w:eastAsia="zh-CN"/>
+        </w:rPr>
+      </w:pPr>
+      <w:r>
+        <w:rPr>
+          <w:rFonts w:hint="default"/>
+          <w:lang w:val="en-US" w:eastAsia="zh-CN"/>
+        </w:rPr>
+        <w:t>这里也有个矛盾点，比如我们做需求分析时候用的需求分析SKILL，在设计时让AI尽量不要中断询问用户，而是自己做一些假设，这确实能让流程走的更快，但是需求分析的准确性可能就没那么高，那我们后期改动可能就很费劲。</w:t>
+      </w:r>
+    </w:p>
+    <w:p>
+      <w:pPr>
+        <w:widowControl w:val="0"/>
+        <w:numPr>
+          <w:numId w:val="0"/>
+        </w:numPr>
+        <w:ind w:leftChars="0" w:firstLine="420" w:firstLineChars="0"/>
+        <w:jc w:val="both"/>
+        <w:rPr>
+          <w:rFonts w:hint="default"/>
+          <w:lang w:val="en-US" w:eastAsia="zh-CN"/>
+        </w:rPr>
+      </w:pPr>
+      <w:r>
+        <w:rPr>
+          <w:rFonts w:hint="default"/>
+          <w:lang w:val="en-US" w:eastAsia="zh-CN"/>
+        </w:rPr>
+        <w:t>但是如果使用Grill Me来实现，让我们在分析初期澄清各种需求，可能AI直接就能生成质量较高的需求分析文档，后期改动更少一点。</w:t>
+      </w:r>
+    </w:p>
+    <w:p>
+      <w:pPr>
+        <w:widowControl w:val="0"/>
+        <w:numPr>
+          <w:numId w:val="0"/>
+        </w:numPr>
+        <w:ind w:leftChars="0" w:firstLine="420" w:firstLineChars="0"/>
+        <w:jc w:val="both"/>
+        <w:rPr>
+          <w:rFonts w:hint="default"/>
+          <w:lang w:val="en-US" w:eastAsia="zh-CN"/>
+        </w:rPr>
+      </w:pPr>
+      <w:r>
+        <w:rPr>
+          <w:rFonts w:hint="default"/>
+          <w:lang w:val="en-US" w:eastAsia="zh-CN"/>
+        </w:rPr>
+        <w:t>不同模式各有优劣，总结一下，Grill Me更侧重于澄清我们**要什么**，Plan模式侧重于**怎么做**，而TDD则是让AI遵循先测试后开发的流程，检查做的**对不对**。</w:t>
+      </w:r>
+    </w:p>
+    <w:p>
+      <w:pPr>
+        <w:widowControl w:val="0"/>
+        <w:numPr>
+          <w:numId w:val="0"/>
+        </w:numPr>
+        <w:ind w:leftChars="0" w:firstLine="420" w:firstLineChars="0"/>
+        <w:jc w:val="both"/>
+        <w:rPr>
+          <w:rFonts w:hint="default"/>
+          <w:lang w:val="en-US" w:eastAsia="zh-CN"/>
+        </w:rPr>
+      </w:pPr>
+      <w:r>
+        <w:rPr>
+          <w:rFonts w:hint="default"/>
+          <w:lang w:val="en-US" w:eastAsia="zh-CN"/>
+        </w:rPr>
+        <w:t>可以根据自己的需求选择不同的开发模式。</w:t>
+      </w:r>
+    </w:p>
+    <w:p>
+      <w:pPr>
+        <w:widowControl w:val="0"/>
+        <w:numPr>
+          <w:numId w:val="0"/>
+        </w:numPr>
+        <w:ind w:leftChars="0"/>
+        <w:jc w:val="both"/>
+        <w:rPr>
+          <w:rFonts w:hint="default"/>
+          <w:lang w:val="en-US" w:eastAsia="zh-CN"/>
+        </w:rPr>
+      </w:pPr>
+    </w:p>
+    <w:p>
+      <w:pPr>
+        <w:widowControl w:val="0"/>
+        <w:numPr>
+          <w:numId w:val="0"/>
+        </w:numPr>
+        <w:ind w:leftChars="0"/>
+        <w:jc w:val="both"/>
+        <w:rPr>
+          <w:rFonts w:hint="default"/>
+          <w:lang w:val="en-US" w:eastAsia="zh-CN"/>
+        </w:rPr>
+      </w:pPr>
+      <w:r>
+        <w:rPr>
+          <w:rFonts w:hint="default"/>
+          <w:lang w:val="en-US" w:eastAsia="zh-CN"/>
+        </w:rPr>
+        <w:t>## 第 21 页｜实际开发中用什么模式</w:t>
+      </w:r>
+    </w:p>
+    <w:p>
+      <w:pPr>
+        <w:widowControl w:val="0"/>
+        <w:numPr>
+          <w:numId w:val="0"/>
+        </w:numPr>
+        <w:ind w:leftChars="0"/>
+        <w:jc w:val="both"/>
+        <w:rPr>
+          <w:rFonts w:hint="default"/>
+          <w:lang w:val="en-US" w:eastAsia="zh-CN"/>
+        </w:rPr>
+      </w:pPr>
+    </w:p>
+    <w:p>
+      <w:pPr>
+        <w:widowControl w:val="0"/>
+        <w:numPr>
+          <w:numId w:val="0"/>
+        </w:numPr>
+        <w:ind w:leftChars="0" w:firstLine="420" w:firstLineChars="0"/>
+        <w:jc w:val="both"/>
+        <w:rPr>
+          <w:rFonts w:hint="default"/>
+          <w:lang w:val="en-US" w:eastAsia="zh-CN"/>
+        </w:rPr>
+      </w:pPr>
+      <w:r>
+        <w:rPr>
+          <w:rFonts w:hint="default"/>
+          <w:lang w:val="en-US" w:eastAsia="zh-CN"/>
+        </w:rPr>
+        <w:t>那开发时到底选哪种方法？取决于项目的状态，选择时看需求是否清晰，交付约束是否明确，还要考虑人工审核生本。</w:t>
+      </w:r>
+    </w:p>
+    <w:p>
+      <w:pPr>
+        <w:widowControl w:val="0"/>
+        <w:numPr>
+          <w:numId w:val="0"/>
+        </w:numPr>
+        <w:ind w:leftChars="0" w:firstLine="420" w:firstLineChars="0"/>
+        <w:jc w:val="both"/>
+        <w:rPr>
+          <w:rFonts w:hint="default"/>
+          <w:lang w:val="en-US" w:eastAsia="zh-CN"/>
+        </w:rPr>
+      </w:pPr>
+      <w:r>
+        <w:rPr>
+          <w:rFonts w:hint="default"/>
+          <w:lang w:val="en-US" w:eastAsia="zh-CN"/>
+        </w:rPr>
+        <w:t>也可以多重模式一起使用，接下来我们把它们串起来试一次：</w:t>
+      </w:r>
+    </w:p>
+    <w:p>
+      <w:pPr>
+        <w:widowControl w:val="0"/>
+        <w:numPr>
+          <w:numId w:val="0"/>
+        </w:numPr>
+        <w:ind w:leftChars="0" w:firstLine="420" w:firstLineChars="0"/>
+        <w:jc w:val="both"/>
+        <w:rPr>
+          <w:rFonts w:hint="default"/>
+          <w:lang w:val="en-US" w:eastAsia="zh-CN"/>
+        </w:rPr>
+      </w:pPr>
+      <w:r>
+        <w:rPr>
+          <w:rFonts w:hint="default"/>
+          <w:lang w:val="en-US" w:eastAsia="zh-CN"/>
+        </w:rPr>
+        <w:t>从工程骨架出发，先用 Grill Me 追问“要什么”，再用 Plan 模式形成并审查“怎么做”，最后按 Red → Green → Review 小步实现和验证。需要时还可以用 `/code-review` 辅助检查当前改动。</w:t>
+      </w:r>
+    </w:p>
+    <w:p>
+      <w:pPr>
+        <w:widowControl w:val="0"/>
+        <w:numPr>
+          <w:numId w:val="0"/>
+        </w:numPr>
+        <w:ind w:leftChars="0" w:firstLine="420" w:firstLineChars="0"/>
+        <w:jc w:val="both"/>
+        <w:rPr>
+          <w:rFonts w:hint="default"/>
+          <w:lang w:val="en-US" w:eastAsia="zh-CN"/>
+        </w:rPr>
+      </w:pPr>
       <w:bookmarkStart w:id="0" w:name="_GoBack"/>
       <w:bookmarkEnd w:id="0"/>
+      <w:r>
+        <w:rPr>
+          <w:rFonts w:hint="default"/>
+          <w:lang w:val="en-US" w:eastAsia="zh-CN"/>
+        </w:rPr>
+        <w:t>但发现的问题仍要由人判断、修复和复验。</w:t>
+      </w:r>
+    </w:p>
+    <w:p>
+      <w:pPr>
+        <w:widowControl w:val="0"/>
+        <w:numPr>
+          <w:numId w:val="0"/>
+        </w:numPr>
+        <w:ind w:leftChars="0"/>
+        <w:jc w:val="both"/>
+        <w:rPr>
+          <w:rFonts w:hint="default"/>
+          <w:lang w:val="en-US" w:eastAsia="zh-CN"/>
+        </w:rPr>
+      </w:pPr>
+    </w:p>
+    <w:p>
+      <w:pPr>
+        <w:widowControl w:val="0"/>
+        <w:numPr>
+          <w:numId w:val="0"/>
+        </w:numPr>
+        <w:ind w:leftChars="0"/>
+        <w:jc w:val="both"/>
+        <w:rPr>
+          <w:rFonts w:hint="default"/>
+          <w:lang w:val="en-US" w:eastAsia="zh-CN"/>
+        </w:rPr>
+      </w:pPr>
+      <w:r>
+        <w:rPr>
+          <w:rFonts w:hint="default"/>
+          <w:lang w:val="en-US" w:eastAsia="zh-CN"/>
+        </w:rPr>
+        <w:t>实践无参数和一个参数开发(可看已有的项目，或者直接看Gitlab)：</w:t>
+      </w:r>
+    </w:p>
+    <w:p>
+      <w:pPr>
+        <w:widowControl w:val="0"/>
+        <w:numPr>
+          <w:numId w:val="0"/>
+        </w:numPr>
+        <w:ind w:leftChars="0"/>
+        <w:jc w:val="both"/>
+        <w:rPr>
+          <w:rFonts w:hint="default"/>
+          <w:lang w:val="en-US" w:eastAsia="zh-CN"/>
+        </w:rPr>
+      </w:pPr>
+      <w:r>
+        <w:rPr>
+          <w:rFonts w:hint="default"/>
+          <w:lang w:val="en-US" w:eastAsia="zh-CN"/>
+        </w:rPr>
+        <w:t>进入/media/vdc/Gitlab/Mode_Test/myls_grill_me_plan</w:t>
+      </w:r>
+    </w:p>
+    <w:p>
+      <w:pPr>
+        <w:widowControl w:val="0"/>
+        <w:numPr>
+          <w:numId w:val="0"/>
+        </w:numPr>
+        <w:ind w:leftChars="0"/>
+        <w:jc w:val="both"/>
+        <w:rPr>
+          <w:rFonts w:hint="default"/>
+          <w:lang w:val="en-US" w:eastAsia="zh-CN"/>
+        </w:rPr>
+      </w:pPr>
+      <w:r>
+        <w:rPr>
+          <w:rFonts w:hint="default"/>
+          <w:lang w:val="en-US" w:eastAsia="zh-CN"/>
+        </w:rPr>
+        <w:t xml:space="preserve"> - 启动claude code</w:t>
+      </w:r>
+    </w:p>
+    <w:p>
+      <w:pPr>
+        <w:widowControl w:val="0"/>
+        <w:numPr>
+          <w:numId w:val="0"/>
+        </w:numPr>
+        <w:ind w:leftChars="0"/>
+        <w:jc w:val="both"/>
+        <w:rPr>
+          <w:rFonts w:hint="default"/>
+          <w:lang w:val="en-US" w:eastAsia="zh-CN"/>
+        </w:rPr>
+      </w:pPr>
+      <w:r>
+        <w:rPr>
+          <w:rFonts w:hint="default"/>
+          <w:lang w:val="en-US" w:eastAsia="zh-CN"/>
+        </w:rPr>
+        <w:t xml:space="preserve"> - /grill-me 输入提示词，澄清需求开始Red开发</w:t>
+      </w:r>
+    </w:p>
+    <w:p>
+      <w:pPr>
+        <w:widowControl w:val="0"/>
+        <w:numPr>
+          <w:numId w:val="0"/>
+        </w:numPr>
+        <w:ind w:leftChars="0"/>
+        <w:jc w:val="both"/>
+        <w:rPr>
+          <w:rFonts w:hint="default"/>
+          <w:lang w:val="en-US" w:eastAsia="zh-CN"/>
+        </w:rPr>
+      </w:pPr>
+      <w:r>
+        <w:rPr>
+          <w:rFonts w:hint="default"/>
+          <w:lang w:val="en-US" w:eastAsia="zh-CN"/>
+        </w:rPr>
+        <w:t xml:space="preserve"> - 检查测试项、检查make test、把test添加到暂存区</w:t>
+      </w:r>
+    </w:p>
+    <w:p>
+      <w:pPr>
+        <w:widowControl w:val="0"/>
+        <w:numPr>
+          <w:numId w:val="0"/>
+        </w:numPr>
+        <w:ind w:leftChars="0"/>
+        <w:jc w:val="both"/>
+        <w:rPr>
+          <w:rFonts w:hint="default"/>
+          <w:lang w:val="en-US" w:eastAsia="zh-CN"/>
+        </w:rPr>
+      </w:pPr>
+      <w:r>
+        <w:rPr>
+          <w:rFonts w:hint="default"/>
+          <w:lang w:val="en-US" w:eastAsia="zh-CN"/>
+        </w:rPr>
+        <w:t xml:space="preserve"> - （补充测试场景，多个不同目录测试）</w:t>
+      </w:r>
+    </w:p>
+    <w:p>
+      <w:pPr>
+        <w:widowControl w:val="0"/>
+        <w:numPr>
+          <w:numId w:val="0"/>
+        </w:numPr>
+        <w:ind w:leftChars="0"/>
+        <w:jc w:val="both"/>
+        <w:rPr>
+          <w:rFonts w:hint="default"/>
+          <w:lang w:val="en-US" w:eastAsia="zh-CN"/>
+        </w:rPr>
+      </w:pPr>
+      <w:r>
+        <w:rPr>
+          <w:rFonts w:hint="default"/>
+          <w:lang w:val="en-US" w:eastAsia="zh-CN"/>
+        </w:rPr>
+        <w:t xml:space="preserve"> - Green</w:t>
+      </w:r>
+    </w:p>
+    <w:p>
+      <w:pPr>
+        <w:widowControl w:val="0"/>
+        <w:numPr>
+          <w:numId w:val="0"/>
+        </w:numPr>
+        <w:ind w:leftChars="0"/>
+        <w:jc w:val="both"/>
+        <w:rPr>
+          <w:rFonts w:hint="default"/>
+          <w:lang w:val="en-US" w:eastAsia="zh-CN"/>
+        </w:rPr>
+      </w:pPr>
+      <w:r>
+        <w:rPr>
+          <w:rFonts w:hint="default"/>
+          <w:lang w:val="en-US" w:eastAsia="zh-CN"/>
+        </w:rPr>
+        <w:t xml:space="preserve"> - 检查是否改动了测试、检查make test，./build/myls测试</w:t>
+      </w:r>
+    </w:p>
+    <w:p>
+      <w:pPr>
+        <w:widowControl w:val="0"/>
+        <w:numPr>
+          <w:numId w:val="0"/>
+        </w:numPr>
+        <w:ind w:leftChars="0"/>
+        <w:jc w:val="both"/>
+        <w:rPr>
+          <w:rFonts w:hint="default"/>
+          <w:lang w:val="en-US" w:eastAsia="zh-CN"/>
+        </w:rPr>
+      </w:pPr>
+      <w:r>
+        <w:rPr>
+          <w:rFonts w:hint="default"/>
+          <w:lang w:val="en-US" w:eastAsia="zh-CN"/>
+        </w:rPr>
+        <w:t xml:space="preserve"> - （code-review审查）</w:t>
+      </w:r>
+    </w:p>
+    <w:p>
+      <w:pPr>
+        <w:widowControl w:val="0"/>
+        <w:numPr>
+          <w:numId w:val="0"/>
+        </w:numPr>
+        <w:ind w:leftChars="0"/>
+        <w:jc w:val="both"/>
+        <w:rPr>
+          <w:rFonts w:hint="default"/>
+          <w:lang w:val="en-US" w:eastAsia="zh-CN"/>
+        </w:rPr>
+      </w:pPr>
+      <w:r>
+        <w:rPr>
+          <w:rFonts w:hint="default"/>
+          <w:lang w:val="en-US" w:eastAsia="zh-CN"/>
+        </w:rPr>
+        <w:t xml:space="preserve"> - 提交</w:t>
+      </w:r>
+    </w:p>
+    <w:p>
+      <w:pPr>
+        <w:widowControl w:val="0"/>
+        <w:numPr>
+          <w:numId w:val="0"/>
+        </w:numPr>
+        <w:ind w:leftChars="0"/>
+        <w:jc w:val="both"/>
+        <w:rPr>
+          <w:rFonts w:hint="default"/>
+          <w:lang w:val="en-US" w:eastAsia="zh-CN"/>
+        </w:rPr>
+      </w:pPr>
+      <w:r>
+        <w:rPr>
+          <w:rFonts w:hint="default"/>
+          <w:lang w:val="en-US" w:eastAsia="zh-CN"/>
+        </w:rPr>
+        <w:t xml:space="preserve"> - 下一个需求……</w:t>
+      </w:r>
+    </w:p>
+    <w:p>
+      <w:pPr>
+        <w:widowControl w:val="0"/>
+        <w:numPr>
+          <w:numId w:val="0"/>
+        </w:numPr>
+        <w:ind w:leftChars="0"/>
+        <w:jc w:val="both"/>
+        <w:rPr>
+          <w:rFonts w:hint="default"/>
+          <w:lang w:val="en-US" w:eastAsia="zh-CN"/>
+        </w:rPr>
+      </w:pPr>
+    </w:p>
+    <w:p>
+      <w:pPr>
+        <w:widowControl w:val="0"/>
+        <w:numPr>
+          <w:numId w:val="0"/>
+        </w:numPr>
+        <w:ind w:leftChars="0"/>
+        <w:jc w:val="both"/>
+        <w:rPr>
+          <w:rFonts w:hint="default"/>
+          <w:lang w:val="en-US" w:eastAsia="zh-CN"/>
+        </w:rPr>
+      </w:pPr>
+      <w:r>
+        <w:rPr>
+          <w:rFonts w:hint="default"/>
+          <w:lang w:val="en-US" w:eastAsia="zh-CN"/>
+        </w:rPr>
+        <w:t>## 第 22 页｜实践任务：完成后续需求开发</w:t>
+      </w:r>
+    </w:p>
+    <w:p>
+      <w:pPr>
+        <w:widowControl w:val="0"/>
+        <w:numPr>
+          <w:numId w:val="0"/>
+        </w:numPr>
+        <w:ind w:leftChars="0"/>
+        <w:jc w:val="both"/>
+        <w:rPr>
+          <w:rFonts w:hint="default"/>
+          <w:lang w:val="en-US" w:eastAsia="zh-CN"/>
+        </w:rPr>
+      </w:pPr>
+    </w:p>
+    <w:p>
+      <w:pPr>
+        <w:widowControl w:val="0"/>
+        <w:numPr>
+          <w:numId w:val="0"/>
+        </w:numPr>
+        <w:ind w:leftChars="0"/>
+        <w:jc w:val="both"/>
+        <w:rPr>
+          <w:rFonts w:hint="default"/>
+          <w:lang w:val="en-US" w:eastAsia="zh-CN"/>
+        </w:rPr>
+      </w:pPr>
+      <w:r>
+        <w:rPr>
+          <w:rFonts w:hint="default"/>
+          <w:lang w:val="en-US" w:eastAsia="zh-CN"/>
+        </w:rPr>
+        <w:t>后续的需求留给大家作为课程实践内容：</w:t>
+      </w:r>
+    </w:p>
+    <w:p>
+      <w:pPr>
+        <w:widowControl w:val="0"/>
+        <w:numPr>
+          <w:numId w:val="0"/>
+        </w:numPr>
+        <w:ind w:leftChars="0"/>
+        <w:jc w:val="both"/>
+        <w:rPr>
+          <w:rFonts w:hint="default"/>
+          <w:lang w:val="en-US" w:eastAsia="zh-CN"/>
+        </w:rPr>
+      </w:pPr>
+      <w:r>
+        <w:rPr>
+          <w:rFonts w:hint="default"/>
+          <w:lang w:val="en-US" w:eastAsia="zh-CN"/>
+        </w:rPr>
+        <w:t>我已经创建了仓库，并且开发了需求列表的前两个场景，</w:t>
+      </w:r>
+    </w:p>
+    <w:p>
+      <w:pPr>
+        <w:widowControl w:val="0"/>
+        <w:numPr>
+          <w:numId w:val="0"/>
+        </w:numPr>
+        <w:ind w:leftChars="0"/>
+        <w:jc w:val="both"/>
+        <w:rPr>
+          <w:rFonts w:hint="default"/>
+          <w:lang w:val="en-US" w:eastAsia="zh-CN"/>
+        </w:rPr>
+      </w:pPr>
+      <w:r>
+        <w:rPr>
+          <w:rFonts w:hint="default"/>
+          <w:lang w:val="en-US" w:eastAsia="zh-CN"/>
+        </w:rPr>
+        <w:t>大家可以以此为基线创建分支，以小组的成员工号作为分支名。</w:t>
+      </w:r>
+    </w:p>
+    <w:p>
+      <w:pPr>
+        <w:widowControl w:val="0"/>
+        <w:numPr>
+          <w:numId w:val="0"/>
+        </w:numPr>
+        <w:ind w:leftChars="0"/>
+        <w:jc w:val="both"/>
+        <w:rPr>
+          <w:rFonts w:hint="default"/>
+          <w:lang w:val="en-US" w:eastAsia="zh-CN"/>
+        </w:rPr>
+      </w:pPr>
+      <w:r>
+        <w:rPr>
+          <w:rFonts w:hint="default"/>
+          <w:lang w:val="en-US" w:eastAsia="zh-CN"/>
+        </w:rPr>
+        <w:t>参考需求列表和验收契约做后续开发。</w:t>
+      </w:r>
+    </w:p>
+    <w:p>
+      <w:pPr>
+        <w:widowControl w:val="0"/>
+        <w:numPr>
+          <w:numId w:val="0"/>
+        </w:numPr>
+        <w:ind w:leftChars="0"/>
+        <w:jc w:val="both"/>
+        <w:rPr>
+          <w:rFonts w:hint="default"/>
+          <w:lang w:val="en-US" w:eastAsia="zh-CN"/>
+        </w:rPr>
+      </w:pPr>
+    </w:p>
+    <w:p>
+      <w:pPr>
+        <w:widowControl w:val="0"/>
+        <w:numPr>
+          <w:numId w:val="0"/>
+        </w:numPr>
+        <w:ind w:leftChars="0"/>
+        <w:jc w:val="both"/>
+        <w:rPr>
+          <w:rFonts w:hint="default"/>
+          <w:lang w:val="en-US" w:eastAsia="zh-CN"/>
+        </w:rPr>
+      </w:pPr>
+      <w:r>
+        <w:rPr>
+          <w:rFonts w:hint="default"/>
+          <w:lang w:val="en-US" w:eastAsia="zh-CN"/>
+        </w:rPr>
+        <w:t>我会把PPT发群里，方便大家看需求和契约。</w:t>
+      </w:r>
+    </w:p>
+    <w:p>
+      <w:pPr>
+        <w:widowControl w:val="0"/>
+        <w:numPr>
+          <w:numId w:val="0"/>
+        </w:numPr>
+        <w:ind w:leftChars="0"/>
+        <w:jc w:val="both"/>
+        <w:rPr>
+          <w:rFonts w:hint="default"/>
+          <w:lang w:val="en-US" w:eastAsia="zh-CN"/>
+        </w:rPr>
+      </w:pPr>
+    </w:p>
+    <w:p>
+      <w:pPr>
+        <w:widowControl w:val="0"/>
+        <w:numPr>
+          <w:numId w:val="0"/>
+        </w:numPr>
+        <w:ind w:leftChars="0"/>
+        <w:jc w:val="both"/>
+        <w:rPr>
+          <w:rFonts w:hint="default"/>
+          <w:lang w:val="en-US" w:eastAsia="zh-CN"/>
+        </w:rPr>
+      </w:pPr>
+      <w:r>
+        <w:rPr>
+          <w:rFonts w:hint="default"/>
+          <w:lang w:val="en-US" w:eastAsia="zh-CN"/>
+        </w:rPr>
+        <w:t>由于时间问题，我们就不做课上评审了，我会在课下看大家的实践情况，做的好的同样会有小礼品。</w:t>
+      </w:r>
+    </w:p>
+    <w:p>
+      <w:pPr>
+        <w:widowControl w:val="0"/>
+        <w:numPr>
+          <w:numId w:val="0"/>
+        </w:numPr>
+        <w:ind w:leftChars="0"/>
+        <w:jc w:val="both"/>
+        <w:rPr>
+          <w:rFonts w:hint="default"/>
+          <w:lang w:val="en-US" w:eastAsia="zh-CN"/>
+        </w:rPr>
+      </w:pPr>
+    </w:p>
+    <w:p>
+      <w:pPr>
+        <w:widowControl w:val="0"/>
+        <w:numPr>
+          <w:numId w:val="0"/>
+        </w:numPr>
+        <w:ind w:leftChars="0"/>
+        <w:jc w:val="both"/>
+        <w:rPr>
+          <w:rFonts w:hint="default"/>
+          <w:lang w:val="en-US" w:eastAsia="zh-CN"/>
+        </w:rPr>
+      </w:pPr>
+      <w:r>
+        <w:rPr>
+          <w:rFonts w:hint="default"/>
+          <w:lang w:val="en-US" w:eastAsia="zh-CN"/>
+        </w:rPr>
+        <w:t>## 第 23 页｜课程回顾：从理解 Agent 到可验证交付</w:t>
+      </w:r>
+    </w:p>
+    <w:p>
+      <w:pPr>
+        <w:widowControl w:val="0"/>
+        <w:numPr>
+          <w:numId w:val="0"/>
+        </w:numPr>
+        <w:ind w:leftChars="0"/>
+        <w:jc w:val="both"/>
+        <w:rPr>
+          <w:rFonts w:hint="default"/>
+          <w:lang w:val="en-US" w:eastAsia="zh-CN"/>
+        </w:rPr>
+      </w:pPr>
+    </w:p>
+    <w:p>
+      <w:pPr>
+        <w:widowControl w:val="0"/>
+        <w:numPr>
+          <w:numId w:val="0"/>
+        </w:numPr>
+        <w:ind w:leftChars="0"/>
+        <w:jc w:val="both"/>
+        <w:rPr>
+          <w:rFonts w:hint="default"/>
+          <w:lang w:val="en-US" w:eastAsia="zh-CN"/>
+        </w:rPr>
+      </w:pPr>
+      <w:r>
+        <w:rPr>
+          <w:rFonts w:hint="default"/>
+          <w:lang w:val="en-US" w:eastAsia="zh-CN"/>
+        </w:rPr>
+        <w:t>最后做个分享回顾吧：</w:t>
+      </w:r>
+    </w:p>
+    <w:p>
+      <w:pPr>
+        <w:widowControl w:val="0"/>
+        <w:numPr>
+          <w:numId w:val="0"/>
+        </w:numPr>
+        <w:ind w:leftChars="0"/>
+        <w:jc w:val="both"/>
+        <w:rPr>
+          <w:rFonts w:hint="default"/>
+          <w:lang w:val="en-US" w:eastAsia="zh-CN"/>
+        </w:rPr>
+      </w:pPr>
+    </w:p>
+    <w:p>
+      <w:pPr>
+        <w:widowControl w:val="0"/>
+        <w:numPr>
+          <w:numId w:val="0"/>
+        </w:numPr>
+        <w:ind w:leftChars="0"/>
+        <w:jc w:val="both"/>
+        <w:rPr>
+          <w:rFonts w:hint="default"/>
+          <w:lang w:val="en-US" w:eastAsia="zh-CN"/>
+        </w:rPr>
+      </w:pPr>
+      <w:r>
+        <w:rPr>
+          <w:rFonts w:hint="default"/>
+          <w:lang w:val="en-US" w:eastAsia="zh-CN"/>
+        </w:rPr>
+        <w:t>## 第 24 页｜感谢大家参加</w:t>
+      </w:r>
+    </w:p>
+    <w:p>
+      <w:pPr>
+        <w:widowControl w:val="0"/>
+        <w:numPr>
+          <w:numId w:val="0"/>
+        </w:numPr>
+        <w:ind w:leftChars="0"/>
+        <w:jc w:val="both"/>
+        <w:rPr>
+          <w:rFonts w:hint="default"/>
+          <w:lang w:val="en-US" w:eastAsia="zh-CN"/>
+        </w:rPr>
+      </w:pPr>
+    </w:p>
+    <w:p>
+      <w:pPr>
+        <w:widowControl w:val="0"/>
+        <w:numPr>
+          <w:numId w:val="0"/>
+        </w:numPr>
+        <w:ind w:leftChars="0"/>
+        <w:jc w:val="both"/>
+        <w:rPr>
+          <w:rFonts w:hint="default"/>
+          <w:lang w:val="en-US" w:eastAsia="zh-CN"/>
+        </w:rPr>
+      </w:pPr>
+      <w:r>
+        <w:rPr>
+          <w:rFonts w:hint="default"/>
+          <w:lang w:val="en-US" w:eastAsia="zh-CN"/>
+        </w:rPr>
+        <w:t>感谢大家参加</w:t>
+      </w:r>
+    </w:p>
+    <w:p>
+      <w:pPr>
+        <w:widowControl w:val="0"/>
+        <w:numPr>
+          <w:numId w:val="0"/>
+        </w:numPr>
+        <w:ind w:leftChars="0"/>
+        <w:jc w:val="both"/>
+        <w:rPr>
+          <w:rFonts w:hint="default"/>
+          <w:lang w:val="en-US" w:eastAsia="zh-CN"/>
+        </w:rPr>
+      </w:pPr>
+      <w:r>
+        <w:rPr>
+          <w:rFonts w:hint="default"/>
+          <w:lang w:val="en-US" w:eastAsia="zh-CN"/>
+        </w:rPr>
+        <w:t>欢迎大家交流各自使用 Agent 的经验、促进大家共同进步。</w:t>
+      </w:r>
+    </w:p>
+    <w:p>
+      <w:pPr>
+        <w:widowControl w:val="0"/>
+        <w:numPr>
+          <w:numId w:val="0"/>
+        </w:numPr>
+        <w:ind w:leftChars="0"/>
+        <w:jc w:val="both"/>
+        <w:rPr>
+          <w:rFonts w:hint="default"/>
+          <w:lang w:val="en-US" w:eastAsia="zh-CN"/>
+        </w:rPr>
+      </w:pPr>
+      <w:r>
+        <w:rPr>
+          <w:rFonts w:hint="default"/>
+          <w:lang w:val="en-US" w:eastAsia="zh-CN"/>
+        </w:rPr>
+        <w:t>谢谢！</w:t>
+      </w:r>
+    </w:p>
+    <w:p>
+      <w:pPr>
+        <w:widowControl w:val="0"/>
+        <w:numPr>
+          <w:numId w:val="0"/>
+        </w:numPr>
+        <w:ind w:leftChars="0"/>
+        <w:jc w:val="both"/>
+        <w:rPr>
+          <w:rFonts w:hint="default"/>
+          <w:lang w:val="en-US" w:eastAsia="zh-CN"/>
+        </w:rPr>
+      </w:pPr>
+    </w:p>
+    <w:p>
+      <w:pPr>
+        <w:widowControl w:val="0"/>
+        <w:numPr>
+          <w:numId w:val="0"/>
+        </w:numPr>
+        <w:ind w:leftChars="0"/>
+        <w:jc w:val="both"/>
+        <w:rPr>
+          <w:rFonts w:hint="default"/>
+          <w:lang w:val="en-US" w:eastAsia="zh-CN"/>
+        </w:rPr>
+      </w:pPr>
     </w:p>
     <w:sectPr>
       <w:pgSz w:w="11906" w:h="16838"/>
@@ -69,37 +6964,12 @@
 </w:document>
 </file>
 
-<file path=word/numbering.xml><?xml version="1.0" encoding="utf-8"?>
-<w:numbering xmlns:wpc="http://schemas.microsoft.com/office/word/2010/wordprocessingCanvas" xmlns:mc="http://schemas.openxmlformats.org/markup-compatibility/2006" xmlns:o="urn:schemas-microsoft-com:office:office" xmlns:r="http://schemas.openxmlformats.org/officeDocument/2006/relationships" xmlns:m="http://schemas.openxmlformats.org/officeDocument/2006/math" xmlns:v="urn:schemas-microsoft-com:vml" xmlns:wp14="http://schemas.microsoft.com/office/word/2010/wordprocessingDrawing" xmlns:wp="http://schemas.openxmlformats.org/drawingml/2006/wordprocessingDrawing" xmlns:w10="urn:schemas-microsoft-com:office:word" xmlns:w="http://schemas.openxmlformats.org/wordprocessingml/2006/main" xmlns:w14="http://schemas.microsoft.com/office/word/2010/wordml" xmlns:wpg="http://schemas.microsoft.com/office/word/2010/wordprocessingGroup" xmlns:wpi="http://schemas.microsoft.com/office/word/2010/wordprocessingInk" xmlns:wne="http://schemas.microsoft.com/office/word/2006/wordml" xmlns:wps="http://schemas.microsoft.com/office/word/2010/wordprocessingShape" xmlns:wpsCustomData="http://www.wps.cn/officeDocument/2013/wpsCustomData" mc:Ignorable="w14 wp14">
-  <w:abstractNum w:abstractNumId="0">
-    <w:nsid w:val="F75552A7"/>
-    <w:multiLevelType w:val="singleLevel"/>
-    <w:tmpl w:val="F75552A7"/>
-    <w:lvl w:ilvl="0" w:tentative="0">
-      <w:start w:val="1"/>
-      <w:numFmt w:val="bullet"/>
-      <w:lvlText w:val=""/>
-      <w:lvlJc w:val="left"/>
-      <w:pPr>
-        <w:ind w:left="420" w:hanging="420"/>
-      </w:pPr>
-      <w:rPr>
-        <w:rFonts w:hint="default" w:ascii="Wingdings" w:hAnsi="Wingdings"/>
-      </w:rPr>
-    </w:lvl>
-  </w:abstractNum>
-  <w:num w:numId="1">
-    <w:abstractNumId w:val="0"/>
-  </w:num>
-</w:numbering>
-</file>
-
 <file path=word/styles.xml><?xml version="1.0" encoding="utf-8"?>
 <w:styles xmlns:mc="http://schemas.openxmlformats.org/markup-compatibility/2006" xmlns:o="urn:schemas-microsoft-com:office:office" xmlns:r="http://schemas.openxmlformats.org/officeDocument/2006/relationships" xmlns:m="http://schemas.openxmlformats.org/officeDocument/2006/math" xmlns:v="urn:schemas-microsoft-com:vml" xmlns:w="http://schemas.openxmlformats.org/wordprocessingml/2006/main" xmlns:w14="http://schemas.microsoft.com/office/word/2010/wordml" xmlns:w10="urn:schemas-microsoft-com:office:word" xmlns:sl="http://schemas.openxmlformats.org/schemaLibrary/2006/main" xmlns:wpsCustomData="http://www.wps.cn/officeDocument/2013/wpsCustomData" mc:Ignorable="w14">
   <w:docDefaults>
     <w:rPrDefault>
       <w:rPr>
-        <w:rFonts w:asciiTheme="minorHAnsi" w:hAnsiTheme="minorHAnsi" w:eastAsiaTheme="minorEastAsia" w:cstheme="minorBidi"/>
+        <w:rFonts w:ascii="Times New Roman" w:hAnsi="Times New Roman" w:eastAsia="宋体" w:cs="Times New Roman"/>
       </w:rPr>
     </w:rPrDefault>
     <w:pPrDefault/>
@@ -374,6 +7244,7 @@
     <w:name w:val="heading 1"/>
     <w:basedOn w:val="1"/>
     <w:next w:val="1"/>
+    <w:link w:val="6"/>
     <w:qFormat/>
     <w:uiPriority w:val="0"/>
     <w:pPr>
@@ -424,6 +7295,16 @@
         <w:right w:w="108" w:type="dxa"/>
       </w:tblCellMar>
     </w:tblPr>
+  </w:style>
+  <w:style w:type="character" w:customStyle="1" w:styleId="6">
+    <w:name w:val="标题 1 Char"/>
+    <w:link w:val="2"/>
+    <w:uiPriority w:val="0"/>
+    <w:rPr>
+      <w:b/>
+      <w:kern w:val="44"/>
+      <w:sz w:val="44"/>
+    </w:rPr>
   </w:style>
 </w:styles>
 </file>
